--- a/study/研究生周报/陈浩升周报.docx
+++ b/study/研究生周报/陈浩升周报.docx
@@ -2,6 +2,161 @@
 <file path=word/document.xml><?xml version="1.0" encoding="utf-8"?>
 <w:document xmlns:wpc="http://schemas.microsoft.com/office/word/2010/wordprocessingCanvas" xmlns:mc="http://schemas.openxmlformats.org/markup-compatibility/2006" xmlns:o="urn:schemas-microsoft-com:office:office" xmlns:r="http://schemas.openxmlformats.org/officeDocument/2006/relationships" xmlns:m="http://schemas.openxmlformats.org/officeDocument/2006/math" xmlns:v="urn:schemas-microsoft-com:vml" xmlns:wp14="http://schemas.microsoft.com/office/word/2010/wordprocessingDrawing" xmlns:wp="http://schemas.openxmlformats.org/drawingml/2006/wordprocessingDrawing" xmlns:w="http://schemas.openxmlformats.org/wordprocessingml/2006/main" xmlns:w14="http://schemas.microsoft.com/office/word/2010/wordml" xmlns:w10="urn:schemas-microsoft-com:office:word" xmlns:w15="http://schemas.microsoft.com/office/word/2012/wordml" xmlns:wpg="http://schemas.microsoft.com/office/word/2010/wordprocessingGroup" xmlns:wpi="http://schemas.microsoft.com/office/word/2010/wordprocessingInk" xmlns:wne="http://schemas.microsoft.com/office/word/2006/wordml" xmlns:wps="http://schemas.microsoft.com/office/word/2010/wordprocessingShape" xmlns:wpsCustomData="http://www.wps.cn/officeDocument/2013/wpsCustomData" mc:Ignorable="w14 w15 wp14">
   <w:body>
+    <w:p>
+      <w:pPr>
+        <w:spacing w:before="0" w:after="160" w:line="276" w:lineRule="auto"/>
+        <w:jc w:val="both"/>
+      </w:pPr>
+      <w:bookmarkStart w:id="0" w:name="_GoBack"/>
+      <w:bookmarkEnd w:id="0"/>
+      <w:r>
+        <w:rPr>
+          <w:rFonts w:ascii="Times New Roman" w:hAnsi="Times New Roman" w:eastAsia="宋体"/>
+          <w:b/>
+          <w:sz w:val="30"/>
+        </w:rPr>
+        <w:t>本周学习进展（2026.6.29-2026.7.5）</w:t>
+      </w:r>
+    </w:p>
+    <w:p>
+      <w:pPr>
+        <w:pStyle w:val="4"/>
+        <w:spacing w:before="0" w:after="60" w:line="276" w:lineRule="auto"/>
+        <w:jc w:val="left"/>
+      </w:pPr>
+      <w:r>
+        <w:rPr>
+          <w:rFonts w:ascii="Times New Roman" w:hAnsi="Times New Roman" w:eastAsia="宋体"/>
+          <w:b/>
+          <w:sz w:val="22"/>
+        </w:rPr>
+        <w:t>一. GoogLeNet 网络学习与训练实验</w:t>
+      </w:r>
+    </w:p>
+    <w:p>
+      <w:pPr>
+        <w:spacing w:before="0" w:after="80" w:line="276" w:lineRule="auto"/>
+        <w:ind w:left="835" w:hanging="475"/>
+        <w:jc w:val="left"/>
+      </w:pPr>
+      <w:r>
+        <w:rPr>
+          <w:rFonts w:ascii="Times New Roman" w:hAnsi="Times New Roman" w:eastAsia="宋体"/>
+          <w:b w:val="0"/>
+          <w:sz w:val="22"/>
+        </w:rPr>
+        <w:t>1.</w:t>
+      </w:r>
+      <w:r>
+        <w:rPr>
+          <w:rFonts w:ascii="Times New Roman" w:hAnsi="Times New Roman" w:eastAsia="宋体"/>
+          <w:b w:val="0"/>
+          <w:sz w:val="22"/>
+        </w:rPr>
+        <w:tab/>
+      </w:r>
+      <w:r>
+        <w:rPr>
+          <w:rFonts w:ascii="Times New Roman" w:hAnsi="Times New Roman" w:eastAsia="宋体"/>
+          <w:b w:val="0"/>
+          <w:sz w:val="22"/>
+        </w:rPr>
+        <w:t>学习了 GoogLeNet 的 Inception 模块，它通过多条分支同时提取不同尺度的图像特征。模块中会并行使用 1×1、3×3、5×5 卷积和池化分支，最后再把各分支结果在通道维度拼接起来。</w:t>
+      </w:r>
+    </w:p>
+    <w:p>
+      <w:pPr>
+        <w:spacing w:before="0" w:after="80" w:line="276" w:lineRule="auto"/>
+        <w:ind w:left="835" w:hanging="475"/>
+        <w:jc w:val="left"/>
+      </w:pPr>
+      <w:r>
+        <w:rPr>
+          <w:rFonts w:ascii="Times New Roman" w:hAnsi="Times New Roman" w:eastAsia="宋体"/>
+          <w:b w:val="0"/>
+          <w:sz w:val="22"/>
+        </w:rPr>
+        <w:t>2.</w:t>
+      </w:r>
+      <w:r>
+        <w:rPr>
+          <w:rFonts w:ascii="Times New Roman" w:hAnsi="Times New Roman" w:eastAsia="宋体"/>
+          <w:b w:val="0"/>
+          <w:sz w:val="22"/>
+        </w:rPr>
+        <w:tab/>
+      </w:r>
+      <w:r>
+        <w:rPr>
+          <w:rFonts w:ascii="Times New Roman" w:hAnsi="Times New Roman" w:eastAsia="宋体"/>
+          <w:b w:val="0"/>
+          <w:sz w:val="22"/>
+        </w:rPr>
+        <w:t>学习了 1×1 卷积等结构改进，它可以先减少通道数，再接 3×3 或 5×5 卷积，从而降低参数量和计算量。同时也了解了全局平均池化</w:t>
+      </w:r>
+      <w:r>
+        <w:rPr>
+          <w:rFonts w:hint="eastAsia"/>
+          <w:b w:val="0"/>
+          <w:sz w:val="22"/>
+          <w:lang w:val="en-US" w:eastAsia="zh-CN"/>
+        </w:rPr>
+        <w:t>在全连接层</w:t>
+      </w:r>
+      <w:r>
+        <w:rPr>
+          <w:rFonts w:ascii="Times New Roman" w:hAnsi="Times New Roman" w:eastAsia="宋体"/>
+          <w:b w:val="0"/>
+          <w:sz w:val="22"/>
+        </w:rPr>
+        <w:t>降低参数量和计算量的作用。</w:t>
+      </w:r>
+    </w:p>
+    <w:p>
+      <w:pPr>
+        <w:spacing w:before="0" w:after="80" w:line="276" w:lineRule="auto"/>
+        <w:ind w:left="835" w:hanging="475"/>
+        <w:jc w:val="left"/>
+      </w:pPr>
+      <w:r>
+        <w:rPr>
+          <w:rFonts w:ascii="Times New Roman" w:hAnsi="Times New Roman" w:eastAsia="宋体"/>
+          <w:b w:val="0"/>
+          <w:sz w:val="22"/>
+        </w:rPr>
+        <w:t>3.</w:t>
+      </w:r>
+      <w:r>
+        <w:rPr>
+          <w:rFonts w:ascii="Times New Roman" w:hAnsi="Times New Roman" w:eastAsia="宋体"/>
+          <w:b w:val="0"/>
+          <w:sz w:val="22"/>
+        </w:rPr>
+        <w:tab/>
+      </w:r>
+      <w:r>
+        <w:rPr>
+          <w:rFonts w:ascii="Times New Roman" w:hAnsi="Times New Roman" w:eastAsia="宋体"/>
+          <w:b w:val="0"/>
+          <w:sz w:val="22"/>
+        </w:rPr>
+        <w:t>在 FashionMNIST 数据集上完成了 GoogLeNet 模型训练，训练轮次为 50 轮，最终准确率达到 93%。相比之前的 VGG16，准确率保持在相近水平，但训练时间大大缩短。</w:t>
+      </w:r>
+    </w:p>
+    <w:p>
+      <w:pPr>
+        <w:spacing w:before="0" w:after="80" w:line="276" w:lineRule="auto"/>
+        <w:jc w:val="left"/>
+      </w:pPr>
+      <w:r>
+        <w:rPr>
+          <w:rFonts w:ascii="Times New Roman" w:hAnsi="Times New Roman" w:eastAsia="宋体"/>
+          <w:b w:val="0"/>
+          <w:sz w:val="22"/>
+        </w:rPr>
+        <w:t>---------------------------------------------------------------------------------------------------------------------------</w:t>
+      </w:r>
+    </w:p>
     <w:p>
       <w:pPr>
         <w:spacing w:before="0" w:after="160" w:line="276" w:lineRule="auto"/>
@@ -479,8 +634,6 @@
         </w:rPr>
         <w:t>与大卷积核相同的</w:t>
       </w:r>
-      <w:bookmarkStart w:id="0" w:name="_GoBack"/>
-      <w:bookmarkEnd w:id="0"/>
       <w:r>
         <w:rPr>
           <w:rFonts w:ascii="Times New Roman" w:hAnsi="Times New Roman" w:eastAsia="宋体"/>

--- a/study/研究生周报/陈浩升周报.docx
+++ b/study/研究生周报/陈浩升周报.docx
@@ -141,6 +141,37 @@
           <w:sz w:val="22"/>
         </w:rPr>
         <w:t>在 FashionMNIST 数据集上完成了 GoogLeNet 模型训练，训练轮次为 50 轮，最终准确率达到 93%。相比之前的 VGG16，准确率保持在相近水平，但训练时间大大缩短。</w:t>
+      </w:r>
+    </w:p>
+    <w:p>
+      <w:pPr>
+        <w:spacing w:before="0" w:after="80" w:line="276" w:lineRule="auto"/>
+        <w:ind w:left="835" w:hanging="475"/>
+        <w:jc w:val="left"/>
+      </w:pPr>
+      <w:r>
+        <w:rPr>
+          <w:rFonts w:ascii="Times New Roman" w:hAnsi="Times New Roman" w:eastAsia="宋体"/>
+          <w:b w:val="0"/>
+          <w:sz w:val="22"/>
+        </w:rPr>
+        <w:t>4.</w:t>
+        <w:tab/>
+        <w:t>修改了训练和测试文件，使 GoogLeNet 能适应自定义猫狗数据集。训练时读取 data_me 中划分好的 cat、dog 图片，按两分类重新训练并保存 best_model.pth；测试时加载单张图片进行推理，完成了从数据集训练到单图预测的流程。</w:t>
+      </w:r>
+      <w:r>
+        <w:rPr>
+          <w:rFonts w:ascii="Times New Roman" w:hAnsi="Times New Roman" w:eastAsia="宋体"/>
+          <w:b w:val="0"/>
+          <w:sz w:val="22"/>
+        </w:rPr>
+      </w:r>
+      <w:r>
+        <w:rPr>
+          <w:rFonts w:ascii="Times New Roman" w:hAnsi="Times New Roman" w:eastAsia="宋体"/>
+          <w:b w:val="0"/>
+          <w:sz w:val="22"/>
+        </w:rPr>
       </w:r>
     </w:p>
     <w:p>

--- a/study/研究生周报/陈浩升周报.docx
+++ b/study/研究生周报/陈浩升周报.docx
@@ -7,8 +7,6 @@
         <w:spacing w:before="0" w:after="160" w:line="276" w:lineRule="auto"/>
         <w:jc w:val="both"/>
       </w:pPr>
-      <w:bookmarkStart w:id="0" w:name="_GoBack"/>
-      <w:bookmarkEnd w:id="0"/>
       <w:r>
         <w:rPr>
           <w:rFonts w:ascii="Times New Roman" w:hAnsi="Times New Roman" w:eastAsia="宋体"/>
@@ -156,8 +154,6 @@
           <w:sz w:val="22"/>
         </w:rPr>
         <w:t>4.</w:t>
-        <w:tab/>
-        <w:t>修改了训练和测试文件，使 GoogLeNet 能适应自定义猫狗数据集。训练时读取 data_me 中划分好的 cat、dog 图片，按两分类重新训练并保存 best_model.pth；测试时加载单张图片进行推理，完成了从数据集训练到单图预测的流程。</w:t>
       </w:r>
       <w:r>
         <w:rPr>
@@ -165,6 +161,7 @@
           <w:b w:val="0"/>
           <w:sz w:val="22"/>
         </w:rPr>
+        <w:tab/>
       </w:r>
       <w:r>
         <w:rPr>
@@ -172,6 +169,103 @@
           <w:b w:val="0"/>
           <w:sz w:val="22"/>
         </w:rPr>
+        <w:t>修改了训练和测试文件，使</w:t>
+      </w:r>
+      <w:r>
+        <w:rPr>
+          <w:rFonts w:hint="eastAsia"/>
+          <w:b w:val="0"/>
+          <w:sz w:val="22"/>
+          <w:lang w:val="en-US" w:eastAsia="zh-CN"/>
+        </w:rPr>
+        <w:t>网络模型</w:t>
+      </w:r>
+      <w:r>
+        <w:rPr>
+          <w:rFonts w:ascii="Times New Roman" w:hAnsi="Times New Roman" w:eastAsia="宋体"/>
+          <w:b w:val="0"/>
+          <w:sz w:val="22"/>
+        </w:rPr>
+        <w:t>能适应自定义数据集。训练时读取</w:t>
+      </w:r>
+      <w:r>
+        <w:rPr>
+          <w:rFonts w:hint="eastAsia"/>
+          <w:b w:val="0"/>
+          <w:sz w:val="22"/>
+          <w:lang w:val="en-US" w:eastAsia="zh-CN"/>
+        </w:rPr>
+        <w:t>自定义数据集</w:t>
+      </w:r>
+      <w:r>
+        <w:rPr>
+          <w:rFonts w:ascii="Times New Roman" w:hAnsi="Times New Roman" w:eastAsia="宋体"/>
+          <w:b w:val="0"/>
+          <w:sz w:val="22"/>
+        </w:rPr>
+        <w:t xml:space="preserve">中划分好的 </w:t>
+      </w:r>
+      <w:r>
+        <w:rPr>
+          <w:rFonts w:hint="eastAsia"/>
+          <w:b w:val="0"/>
+          <w:sz w:val="22"/>
+          <w:lang w:val="en-US" w:eastAsia="zh-CN"/>
+        </w:rPr>
+        <w:t>猫</w:t>
+      </w:r>
+      <w:r>
+        <w:rPr>
+          <w:rFonts w:ascii="Times New Roman" w:hAnsi="Times New Roman" w:eastAsia="宋体"/>
+          <w:b w:val="0"/>
+          <w:sz w:val="22"/>
+        </w:rPr>
+        <w:t>、</w:t>
+      </w:r>
+      <w:r>
+        <w:rPr>
+          <w:rFonts w:hint="eastAsia"/>
+          <w:b w:val="0"/>
+          <w:sz w:val="22"/>
+          <w:lang w:val="en-US" w:eastAsia="zh-CN"/>
+        </w:rPr>
+        <w:t>狗</w:t>
+      </w:r>
+      <w:r>
+        <w:rPr>
+          <w:rFonts w:ascii="Times New Roman" w:hAnsi="Times New Roman" w:eastAsia="宋体"/>
+          <w:b w:val="0"/>
+          <w:sz w:val="22"/>
+        </w:rPr>
+        <w:t>图片，按两分类重新训练并保存 best_model.pth</w:t>
+      </w:r>
+      <w:r>
+        <w:rPr>
+          <w:rFonts w:hint="eastAsia"/>
+          <w:b w:val="0"/>
+          <w:sz w:val="22"/>
+          <w:lang w:eastAsia="zh-CN"/>
+        </w:rPr>
+        <w:t>，</w:t>
+      </w:r>
+      <w:r>
+        <w:rPr>
+          <w:rFonts w:hint="eastAsia"/>
+          <w:b w:val="0"/>
+          <w:sz w:val="22"/>
+          <w:lang w:val="en-US" w:eastAsia="zh-CN"/>
+        </w:rPr>
+        <w:t>正确率为85%。</w:t>
+      </w:r>
+      <w:bookmarkStart w:id="0" w:name="_GoBack"/>
+      <w:bookmarkEnd w:id="0"/>
+      <w:r>
+        <w:rPr>
+          <w:rFonts w:ascii="Times New Roman" w:hAnsi="Times New Roman" w:eastAsia="宋体"/>
+          <w:b w:val="0"/>
+          <w:sz w:val="22"/>
+        </w:rPr>
+        <w:t>测试时加载单张图片进行推理，完成了从数据集训练到单图预测的流程。</w:t>
       </w:r>
     </w:p>
     <w:p>

--- a/study/研究生周报/陈浩升周报.docx
+++ b/study/研究生周报/陈浩升周报.docx
@@ -140,6 +140,8 @@
         </w:rPr>
         <w:t>在 FashionMNIST 数据集上完成了 GoogLeNet 模型训练，训练轮次为 50 轮，最终准确率达到 93%。相比之前的 VGG16，准确率保持在相近水平，但训练时间大大缩短。</w:t>
       </w:r>
+      <w:bookmarkStart w:id="0" w:name="_GoBack"/>
+      <w:bookmarkEnd w:id="0"/>
     </w:p>
     <w:p>
       <w:pPr>
@@ -178,7 +180,7 @@
           <w:sz w:val="22"/>
           <w:lang w:val="en-US" w:eastAsia="zh-CN"/>
         </w:rPr>
-        <w:t>网络模型</w:t>
+        <w:t>模型</w:t>
       </w:r>
       <w:r>
         <w:rPr>
@@ -237,7 +239,7 @@
           <w:b w:val="0"/>
           <w:sz w:val="22"/>
         </w:rPr>
-        <w:t>图片，按两分类重新训练并保存 best_model.pth</w:t>
+        <w:t>图片，按两分类重新训练</w:t>
       </w:r>
       <w:r>
         <w:rPr>
@@ -256,16 +258,6 @@
           <w:lang w:val="en-US" w:eastAsia="zh-CN"/>
         </w:rPr>
         <w:t>正确率为85%。</w:t>
-      </w:r>
-      <w:bookmarkStart w:id="0" w:name="_GoBack"/>
-      <w:bookmarkEnd w:id="0"/>
-      <w:r>
-        <w:rPr>
-          <w:rFonts w:ascii="Times New Roman" w:hAnsi="Times New Roman" w:eastAsia="宋体"/>
-          <w:b w:val="0"/>
-          <w:sz w:val="22"/>
-        </w:rPr>
-        <w:t>测试时加载单张图片进行推理，完成了从数据集训练到单图预测的流程。</w:t>
       </w:r>
     </w:p>
     <w:p>

--- a/study/研究生周报/陈浩升周报.docx
+++ b/study/研究生周报/陈浩升周报.docx
@@ -140,8 +140,6 @@
         </w:rPr>
         <w:t>在 FashionMNIST 数据集上完成了 GoogLeNet 模型训练，训练轮次为 50 轮，最终准确率达到 93%。相比之前的 VGG16，准确率保持在相近水平，但训练时间大大缩短。</w:t>
       </w:r>
-      <w:bookmarkStart w:id="0" w:name="_GoBack"/>
-      <w:bookmarkEnd w:id="0"/>
     </w:p>
     <w:p>
       <w:pPr>
@@ -258,6 +256,116 @@
           <w:lang w:val="en-US" w:eastAsia="zh-CN"/>
         </w:rPr>
         <w:t>正确率为85%。</w:t>
+      </w:r>
+    </w:p>
+    <w:p>
+      <w:pPr>
+        <w:pStyle w:val="4"/>
+        <w:spacing w:before="0" w:after="60" w:line="276" w:lineRule="auto"/>
+        <w:jc w:val="left"/>
+      </w:pPr>
+      <w:r>
+        <w:rPr>
+          <w:rFonts w:ascii="Times New Roman" w:hAnsi="Times New Roman" w:eastAsia="宋体"/>
+          <w:b/>
+          <w:sz w:val="22"/>
+        </w:rPr>
+        <w:t>二. ResNet 网络结构学习</w:t>
+      </w:r>
+    </w:p>
+    <w:p>
+      <w:pPr>
+        <w:spacing w:before="0" w:after="80" w:line="276" w:lineRule="auto"/>
+        <w:ind w:left="835" w:hanging="475"/>
+        <w:jc w:val="left"/>
+      </w:pPr>
+      <w:r>
+        <w:rPr>
+          <w:rFonts w:ascii="Times New Roman" w:hAnsi="Times New Roman" w:eastAsia="宋体"/>
+          <w:b w:val="0"/>
+          <w:sz w:val="22"/>
+        </w:rPr>
+        <w:t>1.</w:t>
+      </w:r>
+      <w:r>
+        <w:rPr>
+          <w:rFonts w:ascii="Times New Roman" w:hAnsi="Times New Roman" w:eastAsia="宋体"/>
+          <w:b w:val="0"/>
+          <w:sz w:val="22"/>
+        </w:rPr>
+        <w:tab/>
+      </w:r>
+      <w:r>
+        <w:rPr>
+          <w:rFonts w:ascii="Times New Roman" w:hAnsi="Times New Roman" w:eastAsia="宋体"/>
+          <w:b w:val="0"/>
+          <w:sz w:val="22"/>
+        </w:rPr>
+        <w:t>学习了 ResNet 的基本结构，整体由开始的卷积和池化层、多个残差块以及最后的全连接层组成。残差块是 ResNet 的核心，不同版本主要是残差块数量和块内结构不同。</w:t>
+      </w:r>
+    </w:p>
+    <w:p>
+      <w:pPr>
+        <w:spacing w:before="0" w:after="80" w:line="276" w:lineRule="auto"/>
+        <w:ind w:left="835" w:hanging="475"/>
+        <w:jc w:val="left"/>
+      </w:pPr>
+      <w:r>
+        <w:rPr>
+          <w:rFonts w:ascii="Times New Roman" w:hAnsi="Times New Roman" w:eastAsia="宋体"/>
+          <w:b w:val="0"/>
+          <w:sz w:val="22"/>
+        </w:rPr>
+        <w:t>2.</w:t>
+      </w:r>
+      <w:r>
+        <w:rPr>
+          <w:rFonts w:ascii="Times New Roman" w:hAnsi="Times New Roman" w:eastAsia="宋体"/>
+          <w:b w:val="0"/>
+          <w:sz w:val="22"/>
+        </w:rPr>
+        <w:tab/>
+      </w:r>
+      <w:r>
+        <w:rPr>
+          <w:rFonts w:ascii="Times New Roman" w:hAnsi="Times New Roman" w:eastAsia="宋体"/>
+          <w:b w:val="0"/>
+          <w:sz w:val="22"/>
+        </w:rPr>
+        <w:t>学习了残差连接，它会把输入直接加到后面卷积得到的输出上，让网络学习输入和输出之间的差异。这样可以缓解深层网络退化和梯度传递困难的问题，使网络加深后仍然容易训练。</w:t>
+      </w:r>
+    </w:p>
+    <w:p>
+      <w:pPr>
+        <w:spacing w:before="0" w:after="80" w:line="276" w:lineRule="auto"/>
+        <w:ind w:left="835" w:hanging="475"/>
+        <w:jc w:val="left"/>
+      </w:pPr>
+      <w:bookmarkStart w:id="0" w:name="_GoBack"/>
+      <w:bookmarkEnd w:id="0"/>
+      <w:r>
+        <w:rPr>
+          <w:rFonts w:ascii="Times New Roman" w:hAnsi="Times New Roman" w:eastAsia="宋体"/>
+          <w:b w:val="0"/>
+          <w:sz w:val="22"/>
+        </w:rPr>
+        <w:t>3.</w:t>
+      </w:r>
+      <w:r>
+        <w:rPr>
+          <w:rFonts w:ascii="Times New Roman" w:hAnsi="Times New Roman" w:eastAsia="宋体"/>
+          <w:b w:val="0"/>
+          <w:sz w:val="22"/>
+        </w:rPr>
+        <w:tab/>
+      </w:r>
+      <w:r>
+        <w:rPr>
+          <w:rFonts w:ascii="Times New Roman" w:hAnsi="Times New Roman" w:eastAsia="宋体"/>
+          <w:b w:val="0"/>
+          <w:sz w:val="22"/>
+        </w:rPr>
+        <w:t>学习了 BN 在 ResNet 中的作用，它一般放在卷积层后面，用来稳定每一层特征的分布。BN 可以加快训练收敛，减少初始化影响，并让深层网络训练更加稳定。</w:t>
       </w:r>
     </w:p>
     <w:p>
@@ -1656,6 +1764,10 @@
         <w:t>最后了解了分类和回归不同的评价指标。</w:t>
       </w:r>
     </w:p>
+    <w:p/>
+    <w:p/>
+    <w:p/>
+    <w:p/>
     <w:sectPr>
       <w:pgSz w:w="11909" w:h="16834"/>
       <w:pgMar w:top="1440" w:right="1440" w:bottom="1440" w:left="1440" w:header="720" w:footer="720" w:gutter="0"/>

--- a/study/研究生周报/陈浩升周报.docx
+++ b/study/研究生周报/陈浩升周报.docx
@@ -340,9 +340,11 @@
         <w:spacing w:before="0" w:after="80" w:line="276" w:lineRule="auto"/>
         <w:ind w:left="835" w:hanging="475"/>
         <w:jc w:val="left"/>
+        <w:rPr>
+          <w:rFonts w:hint="default" w:eastAsia="宋体"/>
+          <w:lang w:val="en-US" w:eastAsia="zh-CN"/>
+        </w:rPr>
       </w:pPr>
-      <w:bookmarkStart w:id="0" w:name="_GoBack"/>
-      <w:bookmarkEnd w:id="0"/>
       <w:r>
         <w:rPr>
           <w:rFonts w:ascii="Times New Roman" w:hAnsi="Times New Roman" w:eastAsia="宋体"/>
@@ -367,6 +369,8 @@
         </w:rPr>
         <w:t>学习了 BN 在 ResNet 中的作用，它一般放在卷积层后面，用来稳定每一层特征的分布。BN 可以加快训练收敛，减少初始化影响，并让深层网络训练更加稳定。</w:t>
       </w:r>
+      <w:bookmarkStart w:id="0" w:name="_GoBack"/>
+      <w:bookmarkEnd w:id="0"/>
     </w:p>
     <w:p>
       <w:pPr>

--- a/study/研究生周报/陈浩升周报.docx
+++ b/study/研究生周报/陈浩升周报.docx
@@ -270,7 +270,7 @@
           <w:b/>
           <w:sz w:val="22"/>
         </w:rPr>
-        <w:t>二. ResNet 网络结构学习</w:t>
+        <w:t>二. ResNet 网络学习与训练实验</w:t>
       </w:r>
     </w:p>
     <w:p>
@@ -309,22 +309,19 @@
         <w:spacing w:before="0" w:after="80" w:line="276" w:lineRule="auto"/>
         <w:ind w:left="835" w:hanging="475"/>
         <w:jc w:val="left"/>
-      </w:pPr>
-      <w:r>
         <w:rPr>
           <w:rFonts w:ascii="Times New Roman" w:hAnsi="Times New Roman" w:eastAsia="宋体"/>
           <w:b w:val="0"/>
           <w:sz w:val="22"/>
         </w:rPr>
-        <w:t>2.</w:t>
-      </w:r>
+      </w:pPr>
       <w:r>
         <w:rPr>
           <w:rFonts w:ascii="Times New Roman" w:hAnsi="Times New Roman" w:eastAsia="宋体"/>
           <w:b w:val="0"/>
           <w:sz w:val="22"/>
         </w:rPr>
-        <w:tab/>
+        <w:t>2.</w:t>
       </w:r>
       <w:r>
         <w:rPr>
@@ -332,7 +329,64 @@
           <w:b w:val="0"/>
           <w:sz w:val="22"/>
         </w:rPr>
+        <w:tab/>
+      </w:r>
+      <w:r>
+        <w:rPr>
+          <w:rFonts w:ascii="Times New Roman" w:hAnsi="Times New Roman" w:eastAsia="宋体"/>
+          <w:b w:val="0"/>
+          <w:sz w:val="22"/>
+        </w:rPr>
         <w:t>学习了残差连接，它会把输入直接加到后面卷积得到的输出上，让网络学习输入和输出之间的差异。这样可以缓解深层网络退化和梯度传递困难的问题，使网络加深后仍然容易训练。</w:t>
+      </w:r>
+      <w:bookmarkStart w:id="0" w:name="_GoBack"/>
+      <w:bookmarkEnd w:id="0"/>
+    </w:p>
+    <w:p>
+      <w:pPr>
+        <w:spacing w:before="0" w:after="80" w:line="276" w:lineRule="auto"/>
+        <w:ind w:left="835" w:firstLine="0" w:firstLineChars="0"/>
+        <w:jc w:val="left"/>
+        <w:rPr>
+          <w:rFonts w:hint="default" w:ascii="Times New Roman" w:hAnsi="Times New Roman" w:eastAsia="宋体"/>
+          <w:b w:val="0"/>
+          <w:sz w:val="22"/>
+          <w:lang w:val="en-US" w:eastAsia="zh-CN"/>
+        </w:rPr>
+      </w:pPr>
+      <w:r>
+        <w:rPr>
+          <w:rFonts w:ascii="Times New Roman" w:hAnsi="Times New Roman" w:eastAsia="宋体"/>
+          <w:b w:val="0"/>
+          <w:sz w:val="22"/>
+        </w:rPr>
+        <w:t xml:space="preserve">学习了 BN </w:t>
+      </w:r>
+      <w:r>
+        <w:rPr>
+          <w:rFonts w:hint="eastAsia"/>
+          <w:b w:val="0"/>
+          <w:sz w:val="22"/>
+          <w:lang w:val="en-US" w:eastAsia="zh-CN"/>
+        </w:rPr>
+        <w:t>层</w:t>
+      </w:r>
+      <w:r>
+        <w:rPr>
+          <w:rFonts w:ascii="Times New Roman" w:hAnsi="Times New Roman" w:eastAsia="宋体"/>
+          <w:b w:val="0"/>
+          <w:sz w:val="22"/>
+        </w:rPr>
+        <w:t>的作用，放在卷积层后面用来稳定每一层特征的分布。BN 可以加快训练收敛，减少初始化影响，并让深层网络训练更加稳定。</w:t>
+      </w:r>
+      <w:r>
+        <w:rPr>
+          <w:rFonts w:hint="eastAsia"/>
+          <w:b w:val="0"/>
+          <w:sz w:val="22"/>
+          <w:lang w:val="en-US" w:eastAsia="zh-CN"/>
+        </w:rPr>
+        <w:t>BN层可以减小初始权重对模型训练的影响，在ResNet网络上没有进行权重初始化，但训练结束并没有出现欠拟合的问题。</w:t>
       </w:r>
     </w:p>
     <w:p>
@@ -341,17 +395,28 @@
         <w:ind w:left="835" w:hanging="475"/>
         <w:jc w:val="left"/>
         <w:rPr>
-          <w:rFonts w:hint="default" w:eastAsia="宋体"/>
+          <w:rFonts w:hint="default" w:ascii="Times New Roman" w:hAnsi="Times New Roman" w:eastAsia="宋体"/>
+          <w:b w:val="0"/>
+          <w:sz w:val="22"/>
           <w:lang w:val="en-US" w:eastAsia="zh-CN"/>
         </w:rPr>
       </w:pPr>
+      <w:r>
+        <w:rPr>
+          <w:rFonts w:hint="eastAsia"/>
+          <w:b w:val="0"/>
+          <w:sz w:val="22"/>
+          <w:lang w:val="en-US" w:eastAsia="zh-CN"/>
+        </w:rPr>
+        <w:t>3</w:t>
+      </w:r>
       <w:r>
         <w:rPr>
           <w:rFonts w:ascii="Times New Roman" w:hAnsi="Times New Roman" w:eastAsia="宋体"/>
           <w:b w:val="0"/>
           <w:sz w:val="22"/>
         </w:rPr>
-        <w:t>3.</w:t>
+        <w:t>.</w:t>
       </w:r>
       <w:r>
         <w:rPr>
@@ -367,10 +432,67 @@
           <w:b w:val="0"/>
           <w:sz w:val="22"/>
         </w:rPr>
-        <w:t>学习了 BN 在 ResNet 中的作用，它一般放在卷积层后面，用来稳定每一层特征的分布。BN 可以加快训练收敛，减少初始化影响，并让深层网络训练更加稳定。</w:t>
-      </w:r>
-      <w:bookmarkStart w:id="0" w:name="_GoBack"/>
-      <w:bookmarkEnd w:id="0"/>
+        <w:t>在</w:t>
+      </w:r>
+      <w:r>
+        <w:rPr>
+          <w:rFonts w:hint="eastAsia"/>
+          <w:b w:val="0"/>
+          <w:sz w:val="22"/>
+          <w:lang w:val="en-US" w:eastAsia="zh-CN"/>
+        </w:rPr>
+        <w:t>自定义猫狗二分类</w:t>
+      </w:r>
+      <w:r>
+        <w:rPr>
+          <w:rFonts w:ascii="Times New Roman" w:hAnsi="Times New Roman" w:eastAsia="宋体"/>
+          <w:b w:val="0"/>
+          <w:sz w:val="22"/>
+        </w:rPr>
+        <w:t>数据集上完成了</w:t>
+      </w:r>
+      <w:r>
+        <w:rPr>
+          <w:rFonts w:ascii="Times New Roman" w:hAnsi="Times New Roman" w:eastAsia="宋体"/>
+          <w:b w:val="0"/>
+          <w:bCs w:val="0"/>
+          <w:sz w:val="22"/>
+        </w:rPr>
+        <w:t xml:space="preserve"> ResNet</w:t>
+      </w:r>
+      <w:r>
+        <w:rPr>
+          <w:rFonts w:ascii="Times New Roman" w:hAnsi="Times New Roman" w:eastAsia="宋体"/>
+          <w:b/>
+          <w:sz w:val="22"/>
+        </w:rPr>
+        <w:t xml:space="preserve"> </w:t>
+      </w:r>
+      <w:r>
+        <w:rPr>
+          <w:rFonts w:ascii="Times New Roman" w:hAnsi="Times New Roman" w:eastAsia="宋体"/>
+          <w:b w:val="0"/>
+          <w:sz w:val="22"/>
+        </w:rPr>
+        <w:t>模型训练，训练轮次为 50 轮，最终准确率达到 9</w:t>
+      </w:r>
+      <w:r>
+        <w:rPr>
+          <w:rFonts w:hint="eastAsia"/>
+          <w:b w:val="0"/>
+          <w:sz w:val="22"/>
+          <w:lang w:val="en-US" w:eastAsia="zh-CN"/>
+        </w:rPr>
+        <w:t>2</w:t>
+      </w:r>
+      <w:r>
+        <w:rPr>
+          <w:rFonts w:ascii="Times New Roman" w:hAnsi="Times New Roman" w:eastAsia="宋体"/>
+          <w:b w:val="0"/>
+          <w:sz w:val="22"/>
+        </w:rPr>
+        <w:t>%。</w:t>
+      </w:r>
     </w:p>
     <w:p>
       <w:pPr>

--- a/study/研究生周报/陈浩升周报.docx
+++ b/study/研究生周报/陈浩升周报.docx
@@ -2,6 +2,117 @@
 <file path=word/document.xml><?xml version="1.0" encoding="utf-8"?>
 <w:document xmlns:wpc="http://schemas.microsoft.com/office/word/2010/wordprocessingCanvas" xmlns:mc="http://schemas.openxmlformats.org/markup-compatibility/2006" xmlns:o="urn:schemas-microsoft-com:office:office" xmlns:r="http://schemas.openxmlformats.org/officeDocument/2006/relationships" xmlns:m="http://schemas.openxmlformats.org/officeDocument/2006/math" xmlns:v="urn:schemas-microsoft-com:vml" xmlns:wp14="http://schemas.microsoft.com/office/word/2010/wordprocessingDrawing" xmlns:wp="http://schemas.openxmlformats.org/drawingml/2006/wordprocessingDrawing" xmlns:w="http://schemas.openxmlformats.org/wordprocessingml/2006/main" xmlns:w14="http://schemas.microsoft.com/office/word/2010/wordml" xmlns:w10="urn:schemas-microsoft-com:office:word" xmlns:w15="http://schemas.microsoft.com/office/word/2012/wordml" xmlns:wpg="http://schemas.microsoft.com/office/word/2010/wordprocessingGroup" xmlns:wpi="http://schemas.microsoft.com/office/word/2010/wordprocessingInk" xmlns:wne="http://schemas.microsoft.com/office/word/2006/wordml" xmlns:wps="http://schemas.microsoft.com/office/word/2010/wordprocessingShape" xmlns:wpsCustomData="http://www.wps.cn/officeDocument/2013/wpsCustomData" mc:Ignorable="w14 w15 wp14">
   <w:body>
+    <w:p>
+      <w:pPr>
+        <w:spacing w:before="0" w:after="160" w:line="276" w:lineRule="auto"/>
+        <w:jc w:val="both"/>
+      </w:pPr>
+      <w:r>
+        <w:rPr>
+          <w:rFonts w:ascii="Times New Roman" w:hAnsi="Times New Roman" w:eastAsia="宋体"/>
+          <w:b/>
+          <w:sz w:val="30"/>
+        </w:rPr>
+        <w:t>本周学习进展（2026.7.6-2026.7.12）</w:t>
+      </w:r>
+    </w:p>
+    <w:p>
+      <w:pPr>
+        <w:pStyle w:val="4"/>
+        <w:spacing w:before="0" w:after="60" w:line="276" w:lineRule="auto"/>
+        <w:jc w:val="left"/>
+      </w:pPr>
+      <w:r>
+        <w:rPr>
+          <w:rFonts w:ascii="Times New Roman" w:hAnsi="Times New Roman" w:eastAsia="宋体"/>
+          <w:b/>
+          <w:sz w:val="22"/>
+        </w:rPr>
+        <w:t>一. DenseNet 网络学习与训练实验</w:t>
+      </w:r>
+    </w:p>
+    <w:p>
+      <w:pPr>
+        <w:spacing w:before="0" w:after="80" w:line="276" w:lineRule="auto"/>
+        <w:ind w:left="835" w:hanging="475"/>
+        <w:jc w:val="left"/>
+      </w:pPr>
+      <w:r>
+        <w:rPr>
+          <w:rFonts w:ascii="Times New Roman" w:hAnsi="Times New Roman" w:eastAsia="宋体"/>
+          <w:b w:val="0"/>
+          <w:sz w:val="22"/>
+        </w:rPr>
+        <w:t>1.</w:t>
+        <w:tab/>
+        <w:t>学习了 DenseNet 的基本结构，整体由初始卷积层、三个 Dense Block、Transition Layer 和分类层组成。Dense Block 会把前面各层的特征在通道维度进行拼接，从而实现特征复用。</w:t>
+      </w:r>
+    </w:p>
+    <w:p>
+      <w:pPr>
+        <w:spacing w:before="0" w:after="80" w:line="276" w:lineRule="auto"/>
+        <w:ind w:left="835" w:hanging="475"/>
+        <w:jc w:val="left"/>
+      </w:pPr>
+      <w:r>
+        <w:rPr>
+          <w:rFonts w:ascii="Times New Roman" w:hAnsi="Times New Roman" w:eastAsia="宋体"/>
+          <w:b w:val="0"/>
+          <w:sz w:val="22"/>
+        </w:rPr>
+        <w:t>2.</w:t>
+        <w:tab/>
+        <w:t>按照 DenseNet-40、增长率 k=12 的配置完成了模型搭建，并检查了输入输出和反向传播。模型输入为 [B, 3, 32, 32]，输出为 [B, 10]，参数量约为 102 万。</w:t>
+      </w:r>
+    </w:p>
+    <w:p>
+      <w:pPr>
+        <w:spacing w:before="0" w:after="80" w:line="276" w:lineRule="auto"/>
+        <w:ind w:left="835" w:hanging="475"/>
+        <w:jc w:val="left"/>
+      </w:pPr>
+      <w:r>
+        <w:rPr>
+          <w:rFonts w:ascii="Times New Roman" w:hAnsi="Times New Roman" w:eastAsia="宋体"/>
+          <w:b w:val="0"/>
+          <w:sz w:val="22"/>
+        </w:rPr>
+        <w:t>3.</w:t>
+        <w:tab/>
+        <w:t>修改了 CIFAR-10 的训练和测试文件，加入随机裁剪、随机水平翻转和标准化，并将训练集划分为训练部分和验证部分，官方测试集单独进行评估。</w:t>
+      </w:r>
+    </w:p>
+    <w:p>
+      <w:pPr>
+        <w:spacing w:before="0" w:after="80" w:line="276" w:lineRule="auto"/>
+        <w:ind w:left="835" w:hanging="475"/>
+        <w:jc w:val="left"/>
+      </w:pPr>
+      <w:r>
+        <w:rPr>
+          <w:rFonts w:ascii="Times New Roman" w:hAnsi="Times New Roman" w:eastAsia="宋体"/>
+          <w:b w:val="0"/>
+          <w:sz w:val="22"/>
+        </w:rPr>
+        <w:t>4.</w:t>
+        <w:tab/>
+        <w:t>在 CIFAR-10 上完成了 300 轮训练，最佳验证准确率为 94.76%，完整训练用时约 1 小时 52 分钟。最后一轮训练准确率与验证准确率存在一定差距，出现了一定过拟合。</w:t>
+      </w:r>
+    </w:p>
+    <w:p>
+      <w:pPr>
+        <w:spacing w:before="0" w:after="80" w:line="276" w:lineRule="auto"/>
+        <w:jc w:val="left"/>
+      </w:pPr>
+      <w:r>
+        <w:rPr>
+          <w:rFonts w:ascii="Times New Roman" w:hAnsi="Times New Roman" w:eastAsia="宋体"/>
+          <w:b w:val="0"/>
+          <w:sz w:val="22"/>
+        </w:rPr>
+        <w:t>---------------------------------------------------------------------------------------------------------------------------</w:t>
+      </w:r>
+    </w:p>
     <w:p>
       <w:pPr>
         <w:spacing w:before="0" w:after="160" w:line="276" w:lineRule="auto"/>

--- a/study/研究生周报/陈浩升周报.docx
+++ b/study/研究生周报/陈浩升周报.docx
@@ -36,6 +36,11 @@
         <w:spacing w:before="0" w:after="80" w:line="276" w:lineRule="auto"/>
         <w:ind w:left="835" w:hanging="475"/>
         <w:jc w:val="left"/>
+        <w:rPr>
+          <w:rFonts w:ascii="Times New Roman" w:hAnsi="Times New Roman" w:eastAsia="宋体"/>
+          <w:b w:val="0"/>
+          <w:sz w:val="22"/>
+        </w:rPr>
       </w:pPr>
       <w:r>
         <w:rPr>
@@ -44,7 +49,21 @@
           <w:sz w:val="22"/>
         </w:rPr>
         <w:t>1.</w:t>
+      </w:r>
+      <w:r>
+        <w:rPr>
+          <w:rFonts w:ascii="Times New Roman" w:hAnsi="Times New Roman" w:eastAsia="宋体"/>
+          <w:b w:val="0"/>
+          <w:sz w:val="22"/>
+        </w:rPr>
         <w:tab/>
+      </w:r>
+      <w:r>
+        <w:rPr>
+          <w:rFonts w:ascii="Times New Roman" w:hAnsi="Times New Roman" w:eastAsia="宋体"/>
+          <w:b w:val="0"/>
+          <w:sz w:val="22"/>
+        </w:rPr>
         <w:t>学习了 DenseNet 的基本结构，整体由初始卷积层、三个 Dense Block、Transition Layer 和分类层组成。Dense Block 会把前面各层的特征在通道维度进行拼接，从而实现特征复用。</w:t>
       </w:r>
     </w:p>
@@ -56,13 +75,29 @@
       </w:pPr>
       <w:r>
         <w:rPr>
+          <w:rFonts w:hint="eastAsia"/>
+          <w:b w:val="0"/>
+          <w:sz w:val="22"/>
+          <w:lang w:val="en-US" w:eastAsia="zh-CN"/>
+        </w:rPr>
+        <w:t>2.</w:t>
+      </w:r>
+      <w:r>
+        <w:rPr>
+          <w:rFonts w:hint="eastAsia"/>
+          <w:b w:val="0"/>
+          <w:sz w:val="22"/>
+          <w:lang w:val="en-US" w:eastAsia="zh-CN"/>
+        </w:rPr>
+        <w:tab/>
+      </w:r>
+      <w:r>
+        <w:rPr>
           <w:rFonts w:ascii="Times New Roman" w:hAnsi="Times New Roman" w:eastAsia="宋体"/>
           <w:b w:val="0"/>
           <w:sz w:val="22"/>
         </w:rPr>
-        <w:t>2.</w:t>
-        <w:tab/>
-        <w:t>按照 DenseNet-40、增长率 k=12 的配置完成了模型搭建，并检查了输入输出和反向传播。模型输入为 [B, 3, 32, 32]，输出为 [B, 10]，参数量约为 102 万。</w:t>
+        <w:t>按照 DenseNet-40、增长率 k=12 的配置完成了模型搭建，并检查了输入输出和反向传播。</w:t>
       </w:r>
     </w:p>
     <w:p>
@@ -73,13 +108,89 @@
       </w:pPr>
       <w:r>
         <w:rPr>
+          <w:rFonts w:hint="eastAsia"/>
+          <w:b w:val="0"/>
+          <w:sz w:val="22"/>
+          <w:lang w:val="en-US" w:eastAsia="zh-CN"/>
+        </w:rPr>
+        <w:t>3</w:t>
+      </w:r>
+      <w:r>
+        <w:rPr>
           <w:rFonts w:ascii="Times New Roman" w:hAnsi="Times New Roman" w:eastAsia="宋体"/>
           <w:b w:val="0"/>
           <w:sz w:val="22"/>
         </w:rPr>
-        <w:t>3.</w:t>
+        <w:t>.</w:t>
+      </w:r>
+      <w:r>
+        <w:rPr>
+          <w:rFonts w:ascii="Times New Roman" w:hAnsi="Times New Roman" w:eastAsia="宋体"/>
+          <w:b w:val="0"/>
+          <w:sz w:val="22"/>
+        </w:rPr>
         <w:tab/>
-        <w:t>修改了 CIFAR-10 的训练和测试文件，加入随机裁剪、随机水平翻转和标准化，并将训练集划分为训练部分和验证部分，官方测试集单独进行评估。</w:t>
+      </w:r>
+      <w:r>
+        <w:rPr>
+          <w:rFonts w:ascii="Times New Roman" w:hAnsi="Times New Roman" w:eastAsia="宋体"/>
+          <w:b w:val="0"/>
+          <w:sz w:val="22"/>
+        </w:rPr>
+        <w:t>修改了 CIFAR-10 的训练和测试文件，加入随机裁剪、随机水平翻转和标准化，并将训练集划分为训练部分和验证部分，测试集单独进行评估。在 CIFAR-10 上完成了训练，最佳准确率为 94</w:t>
+      </w:r>
+      <w:bookmarkStart w:id="0" w:name="_GoBack"/>
+      <w:bookmarkEnd w:id="0"/>
+      <w:r>
+        <w:rPr>
+          <w:rFonts w:ascii="Times New Roman" w:hAnsi="Times New Roman" w:eastAsia="宋体"/>
+          <w:b w:val="0"/>
+          <w:sz w:val="22"/>
+        </w:rPr>
+        <w:t>%。</w:t>
+      </w:r>
+    </w:p>
+    <w:p>
+      <w:pPr>
+        <w:spacing w:before="0" w:after="80" w:line="276" w:lineRule="auto"/>
+        <w:jc w:val="left"/>
+      </w:pPr>
+      <w:r>
+        <w:rPr>
+          <w:rFonts w:ascii="Times New Roman" w:hAnsi="Times New Roman" w:eastAsia="宋体"/>
+          <w:b w:val="0"/>
+          <w:sz w:val="22"/>
+        </w:rPr>
+        <w:t>---------------------------------------------------------------------------------------------------------------------------</w:t>
+      </w:r>
+    </w:p>
+    <w:p>
+      <w:pPr>
+        <w:spacing w:before="0" w:after="160" w:line="276" w:lineRule="auto"/>
+        <w:jc w:val="both"/>
+      </w:pPr>
+      <w:r>
+        <w:rPr>
+          <w:rFonts w:ascii="Times New Roman" w:hAnsi="Times New Roman" w:eastAsia="宋体"/>
+          <w:b/>
+          <w:sz w:val="30"/>
+        </w:rPr>
+        <w:t>本周学习进展（2026.6.29-2026.7.5）</w:t>
+      </w:r>
+    </w:p>
+    <w:p>
+      <w:pPr>
+        <w:pStyle w:val="4"/>
+        <w:spacing w:before="0" w:after="60" w:line="276" w:lineRule="auto"/>
+        <w:jc w:val="left"/>
+      </w:pPr>
+      <w:r>
+        <w:rPr>
+          <w:rFonts w:ascii="Times New Roman" w:hAnsi="Times New Roman" w:eastAsia="宋体"/>
+          <w:b/>
+          <w:sz w:val="22"/>
+        </w:rPr>
+        <w:t>一. GoogLeNet 网络学习与训练实验</w:t>
       </w:r>
     </w:p>
     <w:p>
@@ -94,14 +205,29 @@
           <w:b w:val="0"/>
           <w:sz w:val="22"/>
         </w:rPr>
-        <w:t>4.</w:t>
+        <w:t>1.</w:t>
+      </w:r>
+      <w:r>
+        <w:rPr>
+          <w:rFonts w:ascii="Times New Roman" w:hAnsi="Times New Roman" w:eastAsia="宋体"/>
+          <w:b w:val="0"/>
+          <w:sz w:val="22"/>
+        </w:rPr>
         <w:tab/>
-        <w:t>在 CIFAR-10 上完成了 300 轮训练，最佳验证准确率为 94.76%，完整训练用时约 1 小时 52 分钟。最后一轮训练准确率与验证准确率存在一定差距，出现了一定过拟合。</w:t>
+      </w:r>
+      <w:r>
+        <w:rPr>
+          <w:rFonts w:ascii="Times New Roman" w:hAnsi="Times New Roman" w:eastAsia="宋体"/>
+          <w:b w:val="0"/>
+          <w:sz w:val="22"/>
+        </w:rPr>
+        <w:t>学习了 GoogLeNet 的 Inception 模块，它通过多条分支同时提取不同尺度的图像特征。模块中会并行使用 1×1、3×3、5×5 卷积和池化分支，最后再把各分支结果在通道维度拼接起来。</w:t>
       </w:r>
     </w:p>
     <w:p>
       <w:pPr>
         <w:spacing w:before="0" w:after="80" w:line="276" w:lineRule="auto"/>
+        <w:ind w:left="835" w:hanging="475"/>
         <w:jc w:val="left"/>
       </w:pPr>
       <w:r>
@@ -110,21 +236,188 @@
           <w:b w:val="0"/>
           <w:sz w:val="22"/>
         </w:rPr>
-        <w:t>---------------------------------------------------------------------------------------------------------------------------</w:t>
+        <w:t>2.</w:t>
+      </w:r>
+      <w:r>
+        <w:rPr>
+          <w:rFonts w:ascii="Times New Roman" w:hAnsi="Times New Roman" w:eastAsia="宋体"/>
+          <w:b w:val="0"/>
+          <w:sz w:val="22"/>
+        </w:rPr>
+        <w:tab/>
+      </w:r>
+      <w:r>
+        <w:rPr>
+          <w:rFonts w:ascii="Times New Roman" w:hAnsi="Times New Roman" w:eastAsia="宋体"/>
+          <w:b w:val="0"/>
+          <w:sz w:val="22"/>
+        </w:rPr>
+        <w:t>学习了 1×1 卷积等结构改进，它可以先减少通道数，再接 3×3 或 5×5 卷积，从而降低参数量和计算量。同时也了解了全局平均池化</w:t>
+      </w:r>
+      <w:r>
+        <w:rPr>
+          <w:rFonts w:hint="eastAsia"/>
+          <w:b w:val="0"/>
+          <w:sz w:val="22"/>
+          <w:lang w:val="en-US" w:eastAsia="zh-CN"/>
+        </w:rPr>
+        <w:t>在全连接层</w:t>
+      </w:r>
+      <w:r>
+        <w:rPr>
+          <w:rFonts w:ascii="Times New Roman" w:hAnsi="Times New Roman" w:eastAsia="宋体"/>
+          <w:b w:val="0"/>
+          <w:sz w:val="22"/>
+        </w:rPr>
+        <w:t>降低参数量和计算量的作用。</w:t>
       </w:r>
     </w:p>
     <w:p>
       <w:pPr>
-        <w:spacing w:before="0" w:after="160" w:line="276" w:lineRule="auto"/>
-        <w:jc w:val="both"/>
+        <w:spacing w:before="0" w:after="80" w:line="276" w:lineRule="auto"/>
+        <w:ind w:left="835" w:hanging="475"/>
+        <w:jc w:val="left"/>
       </w:pPr>
       <w:r>
         <w:rPr>
           <w:rFonts w:ascii="Times New Roman" w:hAnsi="Times New Roman" w:eastAsia="宋体"/>
-          <w:b/>
-          <w:sz w:val="30"/>
-        </w:rPr>
-        <w:t>本周学习进展（2026.6.29-2026.7.5）</w:t>
+          <w:b w:val="0"/>
+          <w:sz w:val="22"/>
+        </w:rPr>
+        <w:t>3.</w:t>
+      </w:r>
+      <w:r>
+        <w:rPr>
+          <w:rFonts w:ascii="Times New Roman" w:hAnsi="Times New Roman" w:eastAsia="宋体"/>
+          <w:b w:val="0"/>
+          <w:sz w:val="22"/>
+        </w:rPr>
+        <w:tab/>
+      </w:r>
+      <w:r>
+        <w:rPr>
+          <w:rFonts w:ascii="Times New Roman" w:hAnsi="Times New Roman" w:eastAsia="宋体"/>
+          <w:b w:val="0"/>
+          <w:sz w:val="22"/>
+        </w:rPr>
+        <w:t>在 FashionMNIST 数据集上完成了 GoogLeNet 模型训练，训练轮次为 50 轮，最终准确率达到 93%。相比之前的 VGG16，准确率保持在相近水平，但训练时间大大缩短。</w:t>
+      </w:r>
+    </w:p>
+    <w:p>
+      <w:pPr>
+        <w:spacing w:before="0" w:after="80" w:line="276" w:lineRule="auto"/>
+        <w:ind w:left="835" w:hanging="475"/>
+        <w:jc w:val="left"/>
+      </w:pPr>
+      <w:r>
+        <w:rPr>
+          <w:rFonts w:ascii="Times New Roman" w:hAnsi="Times New Roman" w:eastAsia="宋体"/>
+          <w:b w:val="0"/>
+          <w:sz w:val="22"/>
+        </w:rPr>
+        <w:t>4.</w:t>
+      </w:r>
+      <w:r>
+        <w:rPr>
+          <w:rFonts w:ascii="Times New Roman" w:hAnsi="Times New Roman" w:eastAsia="宋体"/>
+          <w:b w:val="0"/>
+          <w:sz w:val="22"/>
+        </w:rPr>
+        <w:tab/>
+      </w:r>
+      <w:r>
+        <w:rPr>
+          <w:rFonts w:ascii="Times New Roman" w:hAnsi="Times New Roman" w:eastAsia="宋体"/>
+          <w:b w:val="0"/>
+          <w:sz w:val="22"/>
+        </w:rPr>
+        <w:t>修改了训练和测试文件，使</w:t>
+      </w:r>
+      <w:r>
+        <w:rPr>
+          <w:rFonts w:hint="eastAsia"/>
+          <w:b w:val="0"/>
+          <w:sz w:val="22"/>
+          <w:lang w:val="en-US" w:eastAsia="zh-CN"/>
+        </w:rPr>
+        <w:t>模型</w:t>
+      </w:r>
+      <w:r>
+        <w:rPr>
+          <w:rFonts w:ascii="Times New Roman" w:hAnsi="Times New Roman" w:eastAsia="宋体"/>
+          <w:b w:val="0"/>
+          <w:sz w:val="22"/>
+        </w:rPr>
+        <w:t>能适应自定义数据集。训练时读取</w:t>
+      </w:r>
+      <w:r>
+        <w:rPr>
+          <w:rFonts w:hint="eastAsia"/>
+          <w:b w:val="0"/>
+          <w:sz w:val="22"/>
+          <w:lang w:val="en-US" w:eastAsia="zh-CN"/>
+        </w:rPr>
+        <w:t>自定义数据集</w:t>
+      </w:r>
+      <w:r>
+        <w:rPr>
+          <w:rFonts w:ascii="Times New Roman" w:hAnsi="Times New Roman" w:eastAsia="宋体"/>
+          <w:b w:val="0"/>
+          <w:sz w:val="22"/>
+        </w:rPr>
+        <w:t xml:space="preserve">中划分好的 </w:t>
+      </w:r>
+      <w:r>
+        <w:rPr>
+          <w:rFonts w:hint="eastAsia"/>
+          <w:b w:val="0"/>
+          <w:sz w:val="22"/>
+          <w:lang w:val="en-US" w:eastAsia="zh-CN"/>
+        </w:rPr>
+        <w:t>猫</w:t>
+      </w:r>
+      <w:r>
+        <w:rPr>
+          <w:rFonts w:ascii="Times New Roman" w:hAnsi="Times New Roman" w:eastAsia="宋体"/>
+          <w:b w:val="0"/>
+          <w:sz w:val="22"/>
+        </w:rPr>
+        <w:t>、</w:t>
+      </w:r>
+      <w:r>
+        <w:rPr>
+          <w:rFonts w:hint="eastAsia"/>
+          <w:b w:val="0"/>
+          <w:sz w:val="22"/>
+          <w:lang w:val="en-US" w:eastAsia="zh-CN"/>
+        </w:rPr>
+        <w:t>狗</w:t>
+      </w:r>
+      <w:r>
+        <w:rPr>
+          <w:rFonts w:ascii="Times New Roman" w:hAnsi="Times New Roman" w:eastAsia="宋体"/>
+          <w:b w:val="0"/>
+          <w:sz w:val="22"/>
+        </w:rPr>
+        <w:t>图片，按两分类重新训练</w:t>
+      </w:r>
+      <w:r>
+        <w:rPr>
+          <w:rFonts w:hint="eastAsia"/>
+          <w:b w:val="0"/>
+          <w:sz w:val="22"/>
+          <w:lang w:eastAsia="zh-CN"/>
+        </w:rPr>
+        <w:t>，</w:t>
+      </w:r>
+      <w:r>
+        <w:rPr>
+          <w:rFonts w:hint="eastAsia"/>
+          <w:b w:val="0"/>
+          <w:sz w:val="22"/>
+          <w:lang w:val="en-US" w:eastAsia="zh-CN"/>
+        </w:rPr>
+        <w:t>正确率为85%。</w:t>
       </w:r>
     </w:p>
     <w:p>
@@ -139,7 +432,7 @@
           <w:b/>
           <w:sz w:val="22"/>
         </w:rPr>
-        <w:t>一. GoogLeNet 网络学习与训练实验</w:t>
+        <w:t>二. ResNet 网络学习与训练实验</w:t>
       </w:r>
     </w:p>
     <w:p>
@@ -170,7 +463,7 @@
           <w:b w:val="0"/>
           <w:sz w:val="22"/>
         </w:rPr>
-        <w:t>学习了 GoogLeNet 的 Inception 模块，它通过多条分支同时提取不同尺度的图像特征。模块中会并行使用 1×1、3×3、5×5 卷积和池化分支，最后再把各分支结果在通道维度拼接起来。</w:t>
+        <w:t>学习了 ResNet 的基本结构，整体由开始的卷积和池化层、多个残差块以及最后的全连接层组成。残差块是 ResNet 的核心，不同版本主要是残差块数量和块内结构不同。</w:t>
       </w:r>
     </w:p>
     <w:p>
@@ -178,6 +471,11 @@
         <w:spacing w:before="0" w:after="80" w:line="276" w:lineRule="auto"/>
         <w:ind w:left="835" w:hanging="475"/>
         <w:jc w:val="left"/>
+        <w:rPr>
+          <w:rFonts w:ascii="Times New Roman" w:hAnsi="Times New Roman" w:eastAsia="宋体"/>
+          <w:b w:val="0"/>
+          <w:sz w:val="22"/>
+        </w:rPr>
       </w:pPr>
       <w:r>
         <w:rPr>
@@ -201,257 +499,8 @@
           <w:b w:val="0"/>
           <w:sz w:val="22"/>
         </w:rPr>
-        <w:t>学习了 1×1 卷积等结构改进，它可以先减少通道数，再接 3×3 或 5×5 卷积，从而降低参数量和计算量。同时也了解了全局平均池化</w:t>
-      </w:r>
-      <w:r>
-        <w:rPr>
-          <w:rFonts w:hint="eastAsia"/>
-          <w:b w:val="0"/>
-          <w:sz w:val="22"/>
-          <w:lang w:val="en-US" w:eastAsia="zh-CN"/>
-        </w:rPr>
-        <w:t>在全连接层</w:t>
-      </w:r>
-      <w:r>
-        <w:rPr>
-          <w:rFonts w:ascii="Times New Roman" w:hAnsi="Times New Roman" w:eastAsia="宋体"/>
-          <w:b w:val="0"/>
-          <w:sz w:val="22"/>
-        </w:rPr>
-        <w:t>降低参数量和计算量的作用。</w:t>
-      </w:r>
-    </w:p>
-    <w:p>
-      <w:pPr>
-        <w:spacing w:before="0" w:after="80" w:line="276" w:lineRule="auto"/>
-        <w:ind w:left="835" w:hanging="475"/>
-        <w:jc w:val="left"/>
-      </w:pPr>
-      <w:r>
-        <w:rPr>
-          <w:rFonts w:ascii="Times New Roman" w:hAnsi="Times New Roman" w:eastAsia="宋体"/>
-          <w:b w:val="0"/>
-          <w:sz w:val="22"/>
-        </w:rPr>
-        <w:t>3.</w:t>
-      </w:r>
-      <w:r>
-        <w:rPr>
-          <w:rFonts w:ascii="Times New Roman" w:hAnsi="Times New Roman" w:eastAsia="宋体"/>
-          <w:b w:val="0"/>
-          <w:sz w:val="22"/>
-        </w:rPr>
-        <w:tab/>
-      </w:r>
-      <w:r>
-        <w:rPr>
-          <w:rFonts w:ascii="Times New Roman" w:hAnsi="Times New Roman" w:eastAsia="宋体"/>
-          <w:b w:val="0"/>
-          <w:sz w:val="22"/>
-        </w:rPr>
-        <w:t>在 FashionMNIST 数据集上完成了 GoogLeNet 模型训练，训练轮次为 50 轮，最终准确率达到 93%。相比之前的 VGG16，准确率保持在相近水平，但训练时间大大缩短。</w:t>
-      </w:r>
-    </w:p>
-    <w:p>
-      <w:pPr>
-        <w:spacing w:before="0" w:after="80" w:line="276" w:lineRule="auto"/>
-        <w:ind w:left="835" w:hanging="475"/>
-        <w:jc w:val="left"/>
-      </w:pPr>
-      <w:r>
-        <w:rPr>
-          <w:rFonts w:ascii="Times New Roman" w:hAnsi="Times New Roman" w:eastAsia="宋体"/>
-          <w:b w:val="0"/>
-          <w:sz w:val="22"/>
-        </w:rPr>
-        <w:t>4.</w:t>
-      </w:r>
-      <w:r>
-        <w:rPr>
-          <w:rFonts w:ascii="Times New Roman" w:hAnsi="Times New Roman" w:eastAsia="宋体"/>
-          <w:b w:val="0"/>
-          <w:sz w:val="22"/>
-        </w:rPr>
-        <w:tab/>
-      </w:r>
-      <w:r>
-        <w:rPr>
-          <w:rFonts w:ascii="Times New Roman" w:hAnsi="Times New Roman" w:eastAsia="宋体"/>
-          <w:b w:val="0"/>
-          <w:sz w:val="22"/>
-        </w:rPr>
-        <w:t>修改了训练和测试文件，使</w:t>
-      </w:r>
-      <w:r>
-        <w:rPr>
-          <w:rFonts w:hint="eastAsia"/>
-          <w:b w:val="0"/>
-          <w:sz w:val="22"/>
-          <w:lang w:val="en-US" w:eastAsia="zh-CN"/>
-        </w:rPr>
-        <w:t>模型</w:t>
-      </w:r>
-      <w:r>
-        <w:rPr>
-          <w:rFonts w:ascii="Times New Roman" w:hAnsi="Times New Roman" w:eastAsia="宋体"/>
-          <w:b w:val="0"/>
-          <w:sz w:val="22"/>
-        </w:rPr>
-        <w:t>能适应自定义数据集。训练时读取</w:t>
-      </w:r>
-      <w:r>
-        <w:rPr>
-          <w:rFonts w:hint="eastAsia"/>
-          <w:b w:val="0"/>
-          <w:sz w:val="22"/>
-          <w:lang w:val="en-US" w:eastAsia="zh-CN"/>
-        </w:rPr>
-        <w:t>自定义数据集</w:t>
-      </w:r>
-      <w:r>
-        <w:rPr>
-          <w:rFonts w:ascii="Times New Roman" w:hAnsi="Times New Roman" w:eastAsia="宋体"/>
-          <w:b w:val="0"/>
-          <w:sz w:val="22"/>
-        </w:rPr>
-        <w:t xml:space="preserve">中划分好的 </w:t>
-      </w:r>
-      <w:r>
-        <w:rPr>
-          <w:rFonts w:hint="eastAsia"/>
-          <w:b w:val="0"/>
-          <w:sz w:val="22"/>
-          <w:lang w:val="en-US" w:eastAsia="zh-CN"/>
-        </w:rPr>
-        <w:t>猫</w:t>
-      </w:r>
-      <w:r>
-        <w:rPr>
-          <w:rFonts w:ascii="Times New Roman" w:hAnsi="Times New Roman" w:eastAsia="宋体"/>
-          <w:b w:val="0"/>
-          <w:sz w:val="22"/>
-        </w:rPr>
-        <w:t>、</w:t>
-      </w:r>
-      <w:r>
-        <w:rPr>
-          <w:rFonts w:hint="eastAsia"/>
-          <w:b w:val="0"/>
-          <w:sz w:val="22"/>
-          <w:lang w:val="en-US" w:eastAsia="zh-CN"/>
-        </w:rPr>
-        <w:t>狗</w:t>
-      </w:r>
-      <w:r>
-        <w:rPr>
-          <w:rFonts w:ascii="Times New Roman" w:hAnsi="Times New Roman" w:eastAsia="宋体"/>
-          <w:b w:val="0"/>
-          <w:sz w:val="22"/>
-        </w:rPr>
-        <w:t>图片，按两分类重新训练</w:t>
-      </w:r>
-      <w:r>
-        <w:rPr>
-          <w:rFonts w:hint="eastAsia"/>
-          <w:b w:val="0"/>
-          <w:sz w:val="22"/>
-          <w:lang w:eastAsia="zh-CN"/>
-        </w:rPr>
-        <w:t>，</w:t>
-      </w:r>
-      <w:r>
-        <w:rPr>
-          <w:rFonts w:hint="eastAsia"/>
-          <w:b w:val="0"/>
-          <w:sz w:val="22"/>
-          <w:lang w:val="en-US" w:eastAsia="zh-CN"/>
-        </w:rPr>
-        <w:t>正确率为85%。</w:t>
-      </w:r>
-    </w:p>
-    <w:p>
-      <w:pPr>
-        <w:pStyle w:val="4"/>
-        <w:spacing w:before="0" w:after="60" w:line="276" w:lineRule="auto"/>
-        <w:jc w:val="left"/>
-      </w:pPr>
-      <w:r>
-        <w:rPr>
-          <w:rFonts w:ascii="Times New Roman" w:hAnsi="Times New Roman" w:eastAsia="宋体"/>
-          <w:b/>
-          <w:sz w:val="22"/>
-        </w:rPr>
-        <w:t>二. ResNet 网络学习与训练实验</w:t>
-      </w:r>
-    </w:p>
-    <w:p>
-      <w:pPr>
-        <w:spacing w:before="0" w:after="80" w:line="276" w:lineRule="auto"/>
-        <w:ind w:left="835" w:hanging="475"/>
-        <w:jc w:val="left"/>
-      </w:pPr>
-      <w:r>
-        <w:rPr>
-          <w:rFonts w:ascii="Times New Roman" w:hAnsi="Times New Roman" w:eastAsia="宋体"/>
-          <w:b w:val="0"/>
-          <w:sz w:val="22"/>
-        </w:rPr>
-        <w:t>1.</w:t>
-      </w:r>
-      <w:r>
-        <w:rPr>
-          <w:rFonts w:ascii="Times New Roman" w:hAnsi="Times New Roman" w:eastAsia="宋体"/>
-          <w:b w:val="0"/>
-          <w:sz w:val="22"/>
-        </w:rPr>
-        <w:tab/>
-      </w:r>
-      <w:r>
-        <w:rPr>
-          <w:rFonts w:ascii="Times New Roman" w:hAnsi="Times New Roman" w:eastAsia="宋体"/>
-          <w:b w:val="0"/>
-          <w:sz w:val="22"/>
-        </w:rPr>
-        <w:t>学习了 ResNet 的基本结构，整体由开始的卷积和池化层、多个残差块以及最后的全连接层组成。残差块是 ResNet 的核心，不同版本主要是残差块数量和块内结构不同。</w:t>
-      </w:r>
-    </w:p>
-    <w:p>
-      <w:pPr>
-        <w:spacing w:before="0" w:after="80" w:line="276" w:lineRule="auto"/>
-        <w:ind w:left="835" w:hanging="475"/>
-        <w:jc w:val="left"/>
-        <w:rPr>
-          <w:rFonts w:ascii="Times New Roman" w:hAnsi="Times New Roman" w:eastAsia="宋体"/>
-          <w:b w:val="0"/>
-          <w:sz w:val="22"/>
-        </w:rPr>
-      </w:pPr>
-      <w:r>
-        <w:rPr>
-          <w:rFonts w:ascii="Times New Roman" w:hAnsi="Times New Roman" w:eastAsia="宋体"/>
-          <w:b w:val="0"/>
-          <w:sz w:val="22"/>
-        </w:rPr>
-        <w:t>2.</w:t>
-      </w:r>
-      <w:r>
-        <w:rPr>
-          <w:rFonts w:ascii="Times New Roman" w:hAnsi="Times New Roman" w:eastAsia="宋体"/>
-          <w:b w:val="0"/>
-          <w:sz w:val="22"/>
-        </w:rPr>
-        <w:tab/>
-      </w:r>
-      <w:r>
-        <w:rPr>
-          <w:rFonts w:ascii="Times New Roman" w:hAnsi="Times New Roman" w:eastAsia="宋体"/>
-          <w:b w:val="0"/>
-          <w:sz w:val="22"/>
-        </w:rPr>
         <w:t>学习了残差连接，它会把输入直接加到后面卷积得到的输出上，让网络学习输入和输出之间的差异。这样可以缓解深层网络退化和梯度传递困难的问题，使网络加深后仍然容易训练。</w:t>
       </w:r>
-      <w:bookmarkStart w:id="0" w:name="_GoBack"/>
-      <w:bookmarkEnd w:id="0"/>
     </w:p>
     <w:p>
       <w:pPr>

--- a/study/研究生周报/陈浩升周报.docx
+++ b/study/研究生周报/陈浩升周报.docx
@@ -9,9 +9,12 @@
       </w:pPr>
       <w:r>
         <w:rPr>
-          <w:rFonts w:ascii="Times New Roman" w:hAnsi="Times New Roman" w:eastAsia="宋体"/>
+          <w:rFonts w:ascii="Times New Roman" w:hAnsi="Times New Roman" w:eastAsia="宋体" w:cs="Times New Roman"/>
           <w:b/>
+          <w:bCs/>
+          <w:color w:val="000000"/>
           <w:sz w:val="30"/>
+          <w:szCs w:val="22"/>
         </w:rPr>
         <w:t>本周学习进展（2026.7.6-2026.7.12）</w:t>
       </w:r>
@@ -24,9 +27,12 @@
       </w:pPr>
       <w:r>
         <w:rPr>
-          <w:rFonts w:ascii="Times New Roman" w:hAnsi="Times New Roman" w:eastAsia="宋体"/>
+          <w:rFonts w:ascii="Times New Roman" w:hAnsi="Times New Roman" w:eastAsia="宋体" w:cs="Times New Roman"/>
           <w:b/>
+          <w:bCs/>
+          <w:color w:val="000000"/>
           <w:sz w:val="22"/>
+          <w:szCs w:val="26"/>
         </w:rPr>
         <w:t>一. DenseNet 网络学习与训练实验</w:t>
       </w:r>
@@ -44,25 +50,22 @@
       </w:pPr>
       <w:r>
         <w:rPr>
-          <w:rFonts w:ascii="Times New Roman" w:hAnsi="Times New Roman" w:eastAsia="宋体"/>
-          <w:b w:val="0"/>
+          <w:rFonts w:ascii="Times New Roman" w:hAnsi="Times New Roman" w:eastAsia="宋体" w:cs="Times New Roman"/>
+          <w:color w:val="000000"/>
           <w:sz w:val="22"/>
+          <w:szCs w:val="22"/>
         </w:rPr>
         <w:t>1.</w:t>
       </w:r>
       <w:r>
-        <w:rPr>
-          <w:rFonts w:ascii="Times New Roman" w:hAnsi="Times New Roman" w:eastAsia="宋体"/>
-          <w:b w:val="0"/>
-          <w:sz w:val="22"/>
-        </w:rPr>
         <w:tab/>
       </w:r>
       <w:r>
         <w:rPr>
-          <w:rFonts w:ascii="Times New Roman" w:hAnsi="Times New Roman" w:eastAsia="宋体"/>
-          <w:b w:val="0"/>
+          <w:rFonts w:ascii="Times New Roman" w:hAnsi="Times New Roman" w:eastAsia="宋体" w:cs="Times New Roman"/>
+          <w:color w:val="000000"/>
           <w:sz w:val="22"/>
+          <w:szCs w:val="22"/>
         </w:rPr>
         <w:t>学习了 DenseNet 的基本结构，整体由初始卷积层、三个 Dense Block、Transition Layer 和分类层组成。Dense Block 会把前面各层的特征在通道维度进行拼接，从而实现特征复用。</w:t>
       </w:r>
@@ -75,27 +78,22 @@
       </w:pPr>
       <w:r>
         <w:rPr>
-          <w:rFonts w:hint="eastAsia"/>
-          <w:b w:val="0"/>
+          <w:rFonts w:ascii="Times New Roman" w:hAnsi="Times New Roman" w:eastAsia="宋体" w:cs="Times New Roman"/>
+          <w:color w:val="000000"/>
           <w:sz w:val="22"/>
-          <w:lang w:val="en-US" w:eastAsia="zh-CN"/>
+          <w:szCs w:val="22"/>
         </w:rPr>
         <w:t>2.</w:t>
       </w:r>
       <w:r>
-        <w:rPr>
-          <w:rFonts w:hint="eastAsia"/>
-          <w:b w:val="0"/>
-          <w:sz w:val="22"/>
-          <w:lang w:val="en-US" w:eastAsia="zh-CN"/>
-        </w:rPr>
         <w:tab/>
       </w:r>
       <w:r>
         <w:rPr>
-          <w:rFonts w:ascii="Times New Roman" w:hAnsi="Times New Roman" w:eastAsia="宋体"/>
-          <w:b w:val="0"/>
+          <w:rFonts w:ascii="Times New Roman" w:hAnsi="Times New Roman" w:eastAsia="宋体" w:cs="Times New Roman"/>
+          <w:color w:val="000000"/>
           <w:sz w:val="22"/>
+          <w:szCs w:val="22"/>
         </w:rPr>
         <w:t>按照 DenseNet-40、增长率 k=12 的配置完成了模型搭建，并检查了输入输出和反向传播。</w:t>
       </w:r>
@@ -108,46 +106,229 @@
       </w:pPr>
       <w:r>
         <w:rPr>
-          <w:rFonts w:hint="eastAsia"/>
-          <w:b w:val="0"/>
+          <w:rFonts w:ascii="Times New Roman" w:hAnsi="Times New Roman" w:eastAsia="宋体" w:cs="Times New Roman"/>
+          <w:color w:val="000000"/>
           <w:sz w:val="22"/>
-          <w:lang w:val="en-US" w:eastAsia="zh-CN"/>
+          <w:szCs w:val="22"/>
         </w:rPr>
-        <w:t>3</w:t>
+        <w:t>3.</w:t>
       </w:r>
       <w:r>
+        <w:tab/>
+      </w:r>
+      <w:r>
+        <w:rPr>
+          <w:rFonts w:ascii="Times New Roman" w:hAnsi="Times New Roman" w:eastAsia="宋体" w:cs="Times New Roman"/>
+          <w:color w:val="000000"/>
+          <w:sz w:val="22"/>
+          <w:szCs w:val="22"/>
+        </w:rPr>
+        <w:t>修改了 CIFAR-10 的训练和测试文件，加入随机裁剪、随机水平翻转和标准化，并将训练集划分为训练部分和验证部分，测试集单独进行评估。在 CIFAR-10 上完成了训练，最佳准确率为 94%。</w:t>
+      </w:r>
+    </w:p>
+    <w:p>
+      <w:pPr>
+        <w:pStyle w:val="4"/>
+        <w:spacing w:before="0" w:after="60" w:line="276" w:lineRule="auto"/>
+        <w:jc w:val="left"/>
+      </w:pPr>
+      <w:r>
+        <w:rPr>
+          <w:rFonts w:ascii="Times New Roman" w:hAnsi="Times New Roman" w:eastAsia="宋体" w:cs="Times New Roman"/>
+          <w:b/>
+          <w:bCs/>
+          <w:color w:val="000000"/>
+          <w:sz w:val="22"/>
+          <w:szCs w:val="26"/>
+        </w:rPr>
+        <w:t>二. FCN 语义分割模型学习</w:t>
+      </w:r>
+    </w:p>
+    <w:p>
+      <w:pPr>
+        <w:spacing w:before="0" w:after="80" w:line="276" w:lineRule="auto"/>
+        <w:ind w:left="835" w:hanging="475"/>
+        <w:jc w:val="left"/>
         <w:rPr>
           <w:rFonts w:ascii="Times New Roman" w:hAnsi="Times New Roman" w:eastAsia="宋体"/>
           <w:b w:val="0"/>
           <w:sz w:val="22"/>
         </w:rPr>
-        <w:t>.</w:t>
+      </w:pPr>
+      <w:r>
+        <w:rPr>
+          <w:rFonts w:ascii="Times New Roman" w:hAnsi="Times New Roman" w:eastAsia="宋体" w:cs="Times New Roman"/>
+          <w:color w:val="000000"/>
+          <w:sz w:val="22"/>
+          <w:szCs w:val="22"/>
+        </w:rPr>
+        <w:t>1.</w:t>
       </w:r>
       <w:r>
+        <w:tab/>
+      </w:r>
+      <w:r>
+        <w:rPr>
+          <w:rFonts w:ascii="Times New Roman" w:hAnsi="Times New Roman" w:eastAsia="宋体" w:cs="Times New Roman"/>
+          <w:color w:val="000000"/>
+          <w:sz w:val="22"/>
+          <w:szCs w:val="22"/>
+        </w:rPr>
+        <w:t>学习了语义分割的基本任务，即对图像中的每个像素进行分类。模型训练时的损失函数也按像素计算，常用像素级交叉熵损失函数进行优化。</w:t>
+      </w:r>
+    </w:p>
+    <w:p>
+      <w:pPr>
+        <w:spacing w:before="0" w:after="80" w:line="276" w:lineRule="auto"/>
+        <w:ind w:left="835" w:hanging="475"/>
+        <w:jc w:val="left"/>
         <w:rPr>
           <w:rFonts w:ascii="Times New Roman" w:hAnsi="Times New Roman" w:eastAsia="宋体"/>
           <w:b w:val="0"/>
           <w:sz w:val="22"/>
         </w:rPr>
+      </w:pPr>
+      <w:r>
+        <w:rPr>
+          <w:rFonts w:ascii="Times New Roman" w:hAnsi="Times New Roman" w:eastAsia="宋体" w:cs="Times New Roman"/>
+          <w:color w:val="000000"/>
+          <w:sz w:val="22"/>
+          <w:szCs w:val="22"/>
+        </w:rPr>
+        <w:t>2.</w:t>
+      </w:r>
+      <w:r>
         <w:tab/>
       </w:r>
       <w:r>
+        <w:rPr>
+          <w:rFonts w:ascii="Times New Roman" w:hAnsi="Times New Roman" w:eastAsia="宋体" w:cs="Times New Roman"/>
+          <w:color w:val="000000"/>
+          <w:sz w:val="22"/>
+          <w:szCs w:val="22"/>
+        </w:rPr>
+        <w:t>学习了 FCN 将分类网络末端的全连接层改为卷积层，并使用转置卷积进行上采样。输出结果可以恢复到与输入图像相同的大小；由于不再依赖固定长度的全连接层，输入图像大小可以是任意的。</w:t>
+      </w:r>
+    </w:p>
+    <w:p>
+      <w:pPr>
+        <w:spacing w:before="0" w:after="80" w:line="276" w:lineRule="auto"/>
+        <w:ind w:left="835" w:hanging="475"/>
+        <w:jc w:val="left"/>
         <w:rPr>
           <w:rFonts w:ascii="Times New Roman" w:hAnsi="Times New Roman" w:eastAsia="宋体"/>
           <w:b w:val="0"/>
           <w:sz w:val="22"/>
         </w:rPr>
-        <w:t>修改了 CIFAR-10 的训练和测试文件，加入随机裁剪、随机水平翻转和标准化，并将训练集划分为训练部分和验证部分，测试集单独进行评估。在 CIFAR-10 上完成了训练，最佳准确率为 94</w:t>
+      </w:pPr>
+      <w:r>
+        <w:rPr>
+          <w:rFonts w:ascii="Times New Roman" w:hAnsi="Times New Roman" w:eastAsia="宋体" w:cs="Times New Roman"/>
+          <w:color w:val="000000"/>
+          <w:sz w:val="22"/>
+          <w:szCs w:val="22"/>
+        </w:rPr>
+        <w:t>3.</w:t>
+      </w:r>
+      <w:r>
+        <w:tab/>
+      </w:r>
+      <w:r>
+        <w:rPr>
+          <w:rFonts w:ascii="Times New Roman" w:hAnsi="Times New Roman" w:eastAsia="宋体" w:cs="Times New Roman"/>
+          <w:color w:val="000000"/>
+          <w:sz w:val="22"/>
+          <w:szCs w:val="22"/>
+        </w:rPr>
+        <w:t>学习了语义分割算法的常用评价指标，包括</w:t>
+      </w:r>
+      <w:r>
+        <w:rPr>
+          <w:rFonts w:ascii="Consolas" w:cs="Consolas"/>
+          <w:sz w:val="21"/>
+          <w:szCs w:val="21"/>
+        </w:rPr>
+        <w:t>Pixel Accuracy</w:t>
+      </w:r>
+      <w:r>
+        <w:rPr>
+          <w:rFonts w:ascii="Times New Roman" w:hAnsi="Times New Roman" w:eastAsia="宋体" w:cs="Times New Roman"/>
+          <w:color w:val="000000"/>
+          <w:sz w:val="22"/>
+          <w:szCs w:val="22"/>
+        </w:rPr>
+        <w:t>、</w:t>
+      </w:r>
+      <w:r>
+        <w:rPr>
+          <w:rFonts w:hint="eastAsia" w:ascii="Consolas" w:cs="Consolas"/>
+          <w:sz w:val="21"/>
+          <w:szCs w:val="21"/>
+          <w:lang w:val="en-US" w:eastAsia="zh-CN"/>
+        </w:rPr>
+        <w:t>Mean</w:t>
+      </w:r>
+      <w:r>
+        <w:rPr>
+          <w:rFonts w:ascii="Consolas" w:cs="Consolas"/>
+          <w:sz w:val="21"/>
+          <w:szCs w:val="21"/>
+        </w:rPr>
+        <w:t xml:space="preserve"> Accuracy</w:t>
+      </w:r>
+      <w:r>
+        <w:rPr>
+          <w:rFonts w:hint="eastAsia" w:ascii="Consolas" w:cs="Consolas"/>
+          <w:sz w:val="21"/>
+          <w:szCs w:val="21"/>
+          <w:lang w:eastAsia="zh-CN"/>
+        </w:rPr>
+        <w:t>、</w:t>
+      </w:r>
+      <w:r>
+        <w:rPr>
+          <w:rFonts w:ascii="Times New Roman" w:hAnsi="Times New Roman" w:eastAsia="宋体" w:cs="Times New Roman"/>
+          <w:color w:val="000000"/>
+          <w:sz w:val="22"/>
+          <w:szCs w:val="22"/>
+        </w:rPr>
+        <w:t>I</w:t>
+      </w:r>
+      <w:r>
+        <w:rPr>
+          <w:rFonts w:ascii="Consolas" w:cs="Consolas"/>
+          <w:sz w:val="21"/>
+          <w:szCs w:val="21"/>
+        </w:rPr>
+        <w:t>oU</w:t>
+      </w:r>
+      <w:r>
+        <w:rPr>
+          <w:rFonts w:ascii="Times New Roman" w:hAnsi="Times New Roman" w:eastAsia="宋体" w:cs="Times New Roman"/>
+          <w:color w:val="000000"/>
+          <w:sz w:val="22"/>
+          <w:szCs w:val="22"/>
+        </w:rPr>
+        <w:t>、</w:t>
+      </w:r>
+      <w:r>
+        <w:rPr>
+          <w:rFonts w:ascii="Consolas" w:cs="Consolas"/>
+          <w:sz w:val="21"/>
+          <w:szCs w:val="21"/>
+        </w:rPr>
+        <w:t>mIoU</w:t>
       </w:r>
       <w:bookmarkStart w:id="0" w:name="_GoBack"/>
       <w:bookmarkEnd w:id="0"/>
       <w:r>
         <w:rPr>
-          <w:rFonts w:ascii="Times New Roman" w:hAnsi="Times New Roman" w:eastAsia="宋体"/>
-          <w:b w:val="0"/>
+          <w:rFonts w:ascii="Times New Roman" w:hAnsi="Times New Roman" w:eastAsia="宋体" w:cs="Times New Roman"/>
+          <w:color w:val="000000"/>
           <w:sz w:val="22"/>
+          <w:szCs w:val="22"/>
         </w:rPr>
-        <w:t>%。</w:t>
+        <w:t>等，用于从不同角度评估模型的分割效果。</w:t>
       </w:r>
     </w:p>
     <w:p>
@@ -157,9 +338,10 @@
       </w:pPr>
       <w:r>
         <w:rPr>
-          <w:rFonts w:ascii="Times New Roman" w:hAnsi="Times New Roman" w:eastAsia="宋体"/>
-          <w:b w:val="0"/>
+          <w:rFonts w:ascii="Times New Roman" w:hAnsi="Times New Roman" w:eastAsia="宋体" w:cs="Times New Roman"/>
+          <w:color w:val="000000"/>
           <w:sz w:val="22"/>
+          <w:szCs w:val="22"/>
         </w:rPr>
         <w:t>---------------------------------------------------------------------------------------------------------------------------</w:t>
       </w:r>
@@ -171,9 +353,12 @@
       </w:pPr>
       <w:r>
         <w:rPr>
-          <w:rFonts w:ascii="Times New Roman" w:hAnsi="Times New Roman" w:eastAsia="宋体"/>
+          <w:rFonts w:ascii="Times New Roman" w:hAnsi="Times New Roman" w:eastAsia="宋体" w:cs="Times New Roman"/>
           <w:b/>
+          <w:bCs/>
+          <w:color w:val="000000"/>
           <w:sz w:val="30"/>
+          <w:szCs w:val="22"/>
         </w:rPr>
         <w:t>本周学习进展（2026.6.29-2026.7.5）</w:t>
       </w:r>
@@ -186,9 +371,12 @@
       </w:pPr>
       <w:r>
         <w:rPr>
-          <w:rFonts w:ascii="Times New Roman" w:hAnsi="Times New Roman" w:eastAsia="宋体"/>
+          <w:rFonts w:ascii="Times New Roman" w:hAnsi="Times New Roman" w:eastAsia="宋体" w:cs="Times New Roman"/>
           <w:b/>
+          <w:bCs/>
+          <w:color w:val="000000"/>
           <w:sz w:val="22"/>
+          <w:szCs w:val="26"/>
         </w:rPr>
         <w:t>一. GoogLeNet 网络学习与训练实验</w:t>
       </w:r>
@@ -201,25 +389,22 @@
       </w:pPr>
       <w:r>
         <w:rPr>
-          <w:rFonts w:ascii="Times New Roman" w:hAnsi="Times New Roman" w:eastAsia="宋体"/>
-          <w:b w:val="0"/>
+          <w:rFonts w:ascii="Times New Roman" w:hAnsi="Times New Roman" w:eastAsia="宋体" w:cs="Times New Roman"/>
+          <w:color w:val="000000"/>
           <w:sz w:val="22"/>
+          <w:szCs w:val="22"/>
         </w:rPr>
         <w:t>1.</w:t>
       </w:r>
       <w:r>
-        <w:rPr>
-          <w:rFonts w:ascii="Times New Roman" w:hAnsi="Times New Roman" w:eastAsia="宋体"/>
-          <w:b w:val="0"/>
-          <w:sz w:val="22"/>
-        </w:rPr>
         <w:tab/>
       </w:r>
       <w:r>
         <w:rPr>
-          <w:rFonts w:ascii="Times New Roman" w:hAnsi="Times New Roman" w:eastAsia="宋体"/>
-          <w:b w:val="0"/>
+          <w:rFonts w:ascii="Times New Roman" w:hAnsi="Times New Roman" w:eastAsia="宋体" w:cs="Times New Roman"/>
+          <w:color w:val="000000"/>
           <w:sz w:val="22"/>
+          <w:szCs w:val="22"/>
         </w:rPr>
         <w:t>学习了 GoogLeNet 的 Inception 模块，它通过多条分支同时提取不同尺度的图像特征。模块中会并行使用 1×1、3×3、5×5 卷积和池化分支，最后再把各分支结果在通道维度拼接起来。</w:t>
       </w:r>
@@ -232,44 +417,24 @@
       </w:pPr>
       <w:r>
         <w:rPr>
-          <w:rFonts w:ascii="Times New Roman" w:hAnsi="Times New Roman" w:eastAsia="宋体"/>
-          <w:b w:val="0"/>
+          <w:rFonts w:ascii="Times New Roman" w:hAnsi="Times New Roman" w:eastAsia="宋体" w:cs="Times New Roman"/>
+          <w:color w:val="000000"/>
           <w:sz w:val="22"/>
+          <w:szCs w:val="22"/>
         </w:rPr>
         <w:t>2.</w:t>
       </w:r>
       <w:r>
-        <w:rPr>
-          <w:rFonts w:ascii="Times New Roman" w:hAnsi="Times New Roman" w:eastAsia="宋体"/>
-          <w:b w:val="0"/>
-          <w:sz w:val="22"/>
-        </w:rPr>
         <w:tab/>
       </w:r>
       <w:r>
         <w:rPr>
-          <w:rFonts w:ascii="Times New Roman" w:hAnsi="Times New Roman" w:eastAsia="宋体"/>
-          <w:b w:val="0"/>
+          <w:rFonts w:ascii="Times New Roman" w:hAnsi="Times New Roman" w:eastAsia="宋体" w:cs="Times New Roman"/>
+          <w:color w:val="000000"/>
           <w:sz w:val="22"/>
+          <w:szCs w:val="22"/>
         </w:rPr>
-        <w:t>学习了 1×1 卷积等结构改进，它可以先减少通道数，再接 3×3 或 5×5 卷积，从而降低参数量和计算量。同时也了解了全局平均池化</w:t>
-      </w:r>
-      <w:r>
-        <w:rPr>
-          <w:rFonts w:hint="eastAsia"/>
-          <w:b w:val="0"/>
-          <w:sz w:val="22"/>
-          <w:lang w:val="en-US" w:eastAsia="zh-CN"/>
-        </w:rPr>
-        <w:t>在全连接层</w:t>
-      </w:r>
-      <w:r>
-        <w:rPr>
-          <w:rFonts w:ascii="Times New Roman" w:hAnsi="Times New Roman" w:eastAsia="宋体"/>
-          <w:b w:val="0"/>
-          <w:sz w:val="22"/>
-        </w:rPr>
-        <w:t>降低参数量和计算量的作用。</w:t>
+        <w:t>学习了 1×1 卷积等结构改进，它可以先减少通道数，再接 3×3 或 5×5 卷积，从而降低参数量和计算量。同时也了解了全局平均池化在全连接层降低参数量和计算量的作用。</w:t>
       </w:r>
     </w:p>
     <w:p>
@@ -280,25 +445,22 @@
       </w:pPr>
       <w:r>
         <w:rPr>
-          <w:rFonts w:ascii="Times New Roman" w:hAnsi="Times New Roman" w:eastAsia="宋体"/>
-          <w:b w:val="0"/>
+          <w:rFonts w:ascii="Times New Roman" w:hAnsi="Times New Roman" w:eastAsia="宋体" w:cs="Times New Roman"/>
+          <w:color w:val="000000"/>
           <w:sz w:val="22"/>
+          <w:szCs w:val="22"/>
         </w:rPr>
         <w:t>3.</w:t>
       </w:r>
       <w:r>
-        <w:rPr>
-          <w:rFonts w:ascii="Times New Roman" w:hAnsi="Times New Roman" w:eastAsia="宋体"/>
-          <w:b w:val="0"/>
-          <w:sz w:val="22"/>
-        </w:rPr>
         <w:tab/>
       </w:r>
       <w:r>
         <w:rPr>
-          <w:rFonts w:ascii="Times New Roman" w:hAnsi="Times New Roman" w:eastAsia="宋体"/>
-          <w:b w:val="0"/>
+          <w:rFonts w:ascii="Times New Roman" w:hAnsi="Times New Roman" w:eastAsia="宋体" w:cs="Times New Roman"/>
+          <w:color w:val="000000"/>
           <w:sz w:val="22"/>
+          <w:szCs w:val="22"/>
         </w:rPr>
         <w:t>在 FashionMNIST 数据集上完成了 GoogLeNet 模型训练，训练轮次为 50 轮，最终准确率达到 93%。相比之前的 VGG16，准确率保持在相近水平，但训练时间大大缩短。</w:t>
       </w:r>
@@ -311,113 +473,24 @@
       </w:pPr>
       <w:r>
         <w:rPr>
-          <w:rFonts w:ascii="Times New Roman" w:hAnsi="Times New Roman" w:eastAsia="宋体"/>
-          <w:b w:val="0"/>
+          <w:rFonts w:ascii="Times New Roman" w:hAnsi="Times New Roman" w:eastAsia="宋体" w:cs="Times New Roman"/>
+          <w:color w:val="000000"/>
           <w:sz w:val="22"/>
+          <w:szCs w:val="22"/>
         </w:rPr>
         <w:t>4.</w:t>
       </w:r>
       <w:r>
-        <w:rPr>
-          <w:rFonts w:ascii="Times New Roman" w:hAnsi="Times New Roman" w:eastAsia="宋体"/>
-          <w:b w:val="0"/>
-          <w:sz w:val="22"/>
-        </w:rPr>
         <w:tab/>
       </w:r>
       <w:r>
         <w:rPr>
-          <w:rFonts w:ascii="Times New Roman" w:hAnsi="Times New Roman" w:eastAsia="宋体"/>
-          <w:b w:val="0"/>
+          <w:rFonts w:ascii="Times New Roman" w:hAnsi="Times New Roman" w:eastAsia="宋体" w:cs="Times New Roman"/>
+          <w:color w:val="000000"/>
           <w:sz w:val="22"/>
+          <w:szCs w:val="22"/>
         </w:rPr>
-        <w:t>修改了训练和测试文件，使</w:t>
-      </w:r>
-      <w:r>
-        <w:rPr>
-          <w:rFonts w:hint="eastAsia"/>
-          <w:b w:val="0"/>
-          <w:sz w:val="22"/>
-          <w:lang w:val="en-US" w:eastAsia="zh-CN"/>
-        </w:rPr>
-        <w:t>模型</w:t>
-      </w:r>
-      <w:r>
-        <w:rPr>
-          <w:rFonts w:ascii="Times New Roman" w:hAnsi="Times New Roman" w:eastAsia="宋体"/>
-          <w:b w:val="0"/>
-          <w:sz w:val="22"/>
-        </w:rPr>
-        <w:t>能适应自定义数据集。训练时读取</w:t>
-      </w:r>
-      <w:r>
-        <w:rPr>
-          <w:rFonts w:hint="eastAsia"/>
-          <w:b w:val="0"/>
-          <w:sz w:val="22"/>
-          <w:lang w:val="en-US" w:eastAsia="zh-CN"/>
-        </w:rPr>
-        <w:t>自定义数据集</w:t>
-      </w:r>
-      <w:r>
-        <w:rPr>
-          <w:rFonts w:ascii="Times New Roman" w:hAnsi="Times New Roman" w:eastAsia="宋体"/>
-          <w:b w:val="0"/>
-          <w:sz w:val="22"/>
-        </w:rPr>
-        <w:t xml:space="preserve">中划分好的 </w:t>
-      </w:r>
-      <w:r>
-        <w:rPr>
-          <w:rFonts w:hint="eastAsia"/>
-          <w:b w:val="0"/>
-          <w:sz w:val="22"/>
-          <w:lang w:val="en-US" w:eastAsia="zh-CN"/>
-        </w:rPr>
-        <w:t>猫</w:t>
-      </w:r>
-      <w:r>
-        <w:rPr>
-          <w:rFonts w:ascii="Times New Roman" w:hAnsi="Times New Roman" w:eastAsia="宋体"/>
-          <w:b w:val="0"/>
-          <w:sz w:val="22"/>
-        </w:rPr>
-        <w:t>、</w:t>
-      </w:r>
-      <w:r>
-        <w:rPr>
-          <w:rFonts w:hint="eastAsia"/>
-          <w:b w:val="0"/>
-          <w:sz w:val="22"/>
-          <w:lang w:val="en-US" w:eastAsia="zh-CN"/>
-        </w:rPr>
-        <w:t>狗</w:t>
-      </w:r>
-      <w:r>
-        <w:rPr>
-          <w:rFonts w:ascii="Times New Roman" w:hAnsi="Times New Roman" w:eastAsia="宋体"/>
-          <w:b w:val="0"/>
-          <w:sz w:val="22"/>
-        </w:rPr>
-        <w:t>图片，按两分类重新训练</w:t>
-      </w:r>
-      <w:r>
-        <w:rPr>
-          <w:rFonts w:hint="eastAsia"/>
-          <w:b w:val="0"/>
-          <w:sz w:val="22"/>
-          <w:lang w:eastAsia="zh-CN"/>
-        </w:rPr>
-        <w:t>，</w:t>
-      </w:r>
-      <w:r>
-        <w:rPr>
-          <w:rFonts w:hint="eastAsia"/>
-          <w:b w:val="0"/>
-          <w:sz w:val="22"/>
-          <w:lang w:val="en-US" w:eastAsia="zh-CN"/>
-        </w:rPr>
-        <w:t>正确率为85%。</w:t>
+        <w:t>修改了训练和测试文件，使模型能适应自定义数据集。训练时读取自定义数据集中划分好的 猫、狗图片，按两分类重新训练，正确率为85%。</w:t>
       </w:r>
     </w:p>
     <w:p>
@@ -428,9 +501,12 @@
       </w:pPr>
       <w:r>
         <w:rPr>
-          <w:rFonts w:ascii="Times New Roman" w:hAnsi="Times New Roman" w:eastAsia="宋体"/>
+          <w:rFonts w:ascii="Times New Roman" w:hAnsi="Times New Roman" w:eastAsia="宋体" w:cs="Times New Roman"/>
           <w:b/>
+          <w:bCs/>
+          <w:color w:val="000000"/>
           <w:sz w:val="22"/>
+          <w:szCs w:val="26"/>
         </w:rPr>
         <w:t>二. ResNet 网络学习与训练实验</w:t>
       </w:r>
@@ -443,25 +519,22 @@
       </w:pPr>
       <w:r>
         <w:rPr>
-          <w:rFonts w:ascii="Times New Roman" w:hAnsi="Times New Roman" w:eastAsia="宋体"/>
-          <w:b w:val="0"/>
+          <w:rFonts w:ascii="Times New Roman" w:hAnsi="Times New Roman" w:eastAsia="宋体" w:cs="Times New Roman"/>
+          <w:color w:val="000000"/>
           <w:sz w:val="22"/>
+          <w:szCs w:val="22"/>
         </w:rPr>
         <w:t>1.</w:t>
       </w:r>
       <w:r>
-        <w:rPr>
-          <w:rFonts w:ascii="Times New Roman" w:hAnsi="Times New Roman" w:eastAsia="宋体"/>
-          <w:b w:val="0"/>
-          <w:sz w:val="22"/>
-        </w:rPr>
         <w:tab/>
       </w:r>
       <w:r>
         <w:rPr>
-          <w:rFonts w:ascii="Times New Roman" w:hAnsi="Times New Roman" w:eastAsia="宋体"/>
-          <w:b w:val="0"/>
+          <w:rFonts w:ascii="Times New Roman" w:hAnsi="Times New Roman" w:eastAsia="宋体" w:cs="Times New Roman"/>
+          <w:color w:val="000000"/>
           <w:sz w:val="22"/>
+          <w:szCs w:val="22"/>
         </w:rPr>
         <w:t>学习了 ResNet 的基本结构，整体由开始的卷积和池化层、多个残差块以及最后的全连接层组成。残差块是 ResNet 的核心，不同版本主要是残差块数量和块内结构不同。</w:t>
       </w:r>
@@ -479,25 +552,22 @@
       </w:pPr>
       <w:r>
         <w:rPr>
-          <w:rFonts w:ascii="Times New Roman" w:hAnsi="Times New Roman" w:eastAsia="宋体"/>
-          <w:b w:val="0"/>
+          <w:rFonts w:ascii="Times New Roman" w:hAnsi="Times New Roman" w:eastAsia="宋体" w:cs="Times New Roman"/>
+          <w:color w:val="000000"/>
           <w:sz w:val="22"/>
+          <w:szCs w:val="22"/>
         </w:rPr>
         <w:t>2.</w:t>
       </w:r>
       <w:r>
-        <w:rPr>
-          <w:rFonts w:ascii="Times New Roman" w:hAnsi="Times New Roman" w:eastAsia="宋体"/>
-          <w:b w:val="0"/>
-          <w:sz w:val="22"/>
-        </w:rPr>
         <w:tab/>
       </w:r>
       <w:r>
         <w:rPr>
-          <w:rFonts w:ascii="Times New Roman" w:hAnsi="Times New Roman" w:eastAsia="宋体"/>
-          <w:b w:val="0"/>
+          <w:rFonts w:ascii="Times New Roman" w:hAnsi="Times New Roman" w:eastAsia="宋体" w:cs="Times New Roman"/>
+          <w:color w:val="000000"/>
           <w:sz w:val="22"/>
+          <w:szCs w:val="22"/>
         </w:rPr>
         <w:t>学习了残差连接，它会把输入直接加到后面卷积得到的输出上，让网络学习输入和输出之间的差异。这样可以缓解深层网络退化和梯度传递困难的问题，使网络加深后仍然容易训练。</w:t>
       </w:r>
@@ -505,48 +575,22 @@
     <w:p>
       <w:pPr>
         <w:spacing w:before="0" w:after="80" w:line="276" w:lineRule="auto"/>
-        <w:ind w:left="835" w:firstLine="0" w:firstLineChars="0"/>
+        <w:ind w:left="835"/>
         <w:jc w:val="left"/>
-        <w:rPr>
-          <w:rFonts w:hint="default" w:ascii="Times New Roman" w:hAnsi="Times New Roman" w:eastAsia="宋体"/>
-          <w:b w:val="0"/>
-          <w:sz w:val="22"/>
-          <w:lang w:val="en-US" w:eastAsia="zh-CN"/>
-        </w:rPr>
-      </w:pPr>
-      <w:r>
         <w:rPr>
           <w:rFonts w:ascii="Times New Roman" w:hAnsi="Times New Roman" w:eastAsia="宋体"/>
           <w:b w:val="0"/>
           <w:sz w:val="22"/>
         </w:rPr>
-        <w:t xml:space="preserve">学习了 BN </w:t>
-      </w:r>
+      </w:pPr>
       <w:r>
         <w:rPr>
-          <w:rFonts w:hint="eastAsia"/>
-          <w:b w:val="0"/>
+          <w:rFonts w:ascii="Times New Roman" w:hAnsi="Times New Roman" w:eastAsia="宋体" w:cs="Times New Roman"/>
+          <w:color w:val="000000"/>
           <w:sz w:val="22"/>
-          <w:lang w:val="en-US" w:eastAsia="zh-CN"/>
+          <w:szCs w:val="22"/>
         </w:rPr>
-        <w:t>层</w:t>
-      </w:r>
-      <w:r>
-        <w:rPr>
-          <w:rFonts w:ascii="Times New Roman" w:hAnsi="Times New Roman" w:eastAsia="宋体"/>
-          <w:b w:val="0"/>
-          <w:sz w:val="22"/>
-        </w:rPr>
-        <w:t>的作用，放在卷积层后面用来稳定每一层特征的分布。BN 可以加快训练收敛，减少初始化影响，并让深层网络训练更加稳定。</w:t>
-      </w:r>
-      <w:r>
-        <w:rPr>
-          <w:rFonts w:hint="eastAsia"/>
-          <w:b w:val="0"/>
-          <w:sz w:val="22"/>
-          <w:lang w:val="en-US" w:eastAsia="zh-CN"/>
-        </w:rPr>
-        <w:t>BN层可以减小初始权重对模型训练的影响，在ResNet网络上没有进行权重初始化，但训练结束并没有出现欠拟合的问题。</w:t>
+        <w:t>学习了 BN 层的作用，放在卷积层后面用来稳定每一层特征的分布。BN 可以加快训练收敛，减少初始化影响，并让深层网络训练更加稳定。BN层可以减小初始权重对模型训练的影响，在ResNet网络上没有进行权重初始化，但训练结束并没有出现欠拟合的问题。</w:t>
       </w:r>
     </w:p>
     <w:p>
@@ -555,103 +599,51 @@
         <w:ind w:left="835" w:hanging="475"/>
         <w:jc w:val="left"/>
         <w:rPr>
-          <w:rFonts w:hint="default" w:ascii="Times New Roman" w:hAnsi="Times New Roman" w:eastAsia="宋体"/>
+          <w:rFonts w:ascii="Times New Roman" w:hAnsi="Times New Roman" w:eastAsia="宋体"/>
           <w:b w:val="0"/>
           <w:sz w:val="22"/>
-          <w:lang w:val="en-US" w:eastAsia="zh-CN"/>
         </w:rPr>
       </w:pPr>
       <w:r>
         <w:rPr>
-          <w:rFonts w:hint="eastAsia"/>
-          <w:b w:val="0"/>
+          <w:rFonts w:ascii="Times New Roman" w:hAnsi="Times New Roman" w:eastAsia="宋体" w:cs="Times New Roman"/>
+          <w:color w:val="000000"/>
           <w:sz w:val="22"/>
-          <w:lang w:val="en-US" w:eastAsia="zh-CN"/>
+          <w:szCs w:val="22"/>
         </w:rPr>
-        <w:t>3</w:t>
+        <w:t>3.</w:t>
       </w:r>
       <w:r>
-        <w:rPr>
-          <w:rFonts w:ascii="Times New Roman" w:hAnsi="Times New Roman" w:eastAsia="宋体"/>
-          <w:b w:val="0"/>
-          <w:sz w:val="22"/>
-        </w:rPr>
-        <w:t>.</w:t>
-      </w:r>
-      <w:r>
-        <w:rPr>
-          <w:rFonts w:ascii="Times New Roman" w:hAnsi="Times New Roman" w:eastAsia="宋体"/>
-          <w:b w:val="0"/>
-          <w:sz w:val="22"/>
-        </w:rPr>
         <w:tab/>
       </w:r>
       <w:r>
         <w:rPr>
-          <w:rFonts w:ascii="Times New Roman" w:hAnsi="Times New Roman" w:eastAsia="宋体"/>
-          <w:b w:val="0"/>
+          <w:rFonts w:ascii="Times New Roman" w:hAnsi="Times New Roman" w:eastAsia="宋体" w:cs="Times New Roman"/>
+          <w:color w:val="000000"/>
           <w:sz w:val="22"/>
+          <w:szCs w:val="22"/>
         </w:rPr>
-        <w:t>在</w:t>
+        <w:t>在自定义猫狗二分类数据集上完成了 ResNet</w:t>
       </w:r>
       <w:r>
         <w:rPr>
-          <w:rFonts w:hint="eastAsia"/>
-          <w:b w:val="0"/>
+          <w:rFonts w:ascii="Times New Roman" w:hAnsi="Times New Roman" w:eastAsia="宋体" w:cs="Times New Roman"/>
+          <w:b/>
+          <w:bCs/>
+          <w:color w:val="000000"/>
           <w:sz w:val="22"/>
-          <w:lang w:val="en-US" w:eastAsia="zh-CN"/>
-        </w:rPr>
-        <w:t>自定义猫狗二分类</w:t>
-      </w:r>
-      <w:r>
-        <w:rPr>
-          <w:rFonts w:ascii="Times New Roman" w:hAnsi="Times New Roman" w:eastAsia="宋体"/>
-          <w:b w:val="0"/>
-          <w:sz w:val="22"/>
-        </w:rPr>
-        <w:t>数据集上完成了</w:t>
-      </w:r>
-      <w:r>
-        <w:rPr>
-          <w:rFonts w:ascii="Times New Roman" w:hAnsi="Times New Roman" w:eastAsia="宋体"/>
-          <w:b w:val="0"/>
-          <w:bCs w:val="0"/>
-          <w:sz w:val="22"/>
-        </w:rPr>
-        <w:t xml:space="preserve"> ResNet</w:t>
-      </w:r>
-      <w:r>
-        <w:rPr>
-          <w:rFonts w:ascii="Times New Roman" w:hAnsi="Times New Roman" w:eastAsia="宋体"/>
-          <w:b/>
-          <w:sz w:val="22"/>
+          <w:szCs w:val="22"/>
         </w:rPr>
         <w:t xml:space="preserve"> </w:t>
       </w:r>
       <w:r>
         <w:rPr>
-          <w:rFonts w:ascii="Times New Roman" w:hAnsi="Times New Roman" w:eastAsia="宋体"/>
-          <w:b w:val="0"/>
+          <w:rFonts w:ascii="Times New Roman" w:hAnsi="Times New Roman" w:eastAsia="宋体" w:cs="Times New Roman"/>
+          <w:color w:val="000000"/>
           <w:sz w:val="22"/>
+          <w:szCs w:val="22"/>
         </w:rPr>
-        <w:t>模型训练，训练轮次为 50 轮，最终准确率达到 9</w:t>
-      </w:r>
-      <w:r>
-        <w:rPr>
-          <w:rFonts w:hint="eastAsia"/>
-          <w:b w:val="0"/>
-          <w:sz w:val="22"/>
-          <w:lang w:val="en-US" w:eastAsia="zh-CN"/>
-        </w:rPr>
-        <w:t>2</w:t>
-      </w:r>
-      <w:r>
-        <w:rPr>
-          <w:rFonts w:ascii="Times New Roman" w:hAnsi="Times New Roman" w:eastAsia="宋体"/>
-          <w:b w:val="0"/>
-          <w:sz w:val="22"/>
-        </w:rPr>
-        <w:t>%。</w:t>
+        <w:t>模型训练，训练轮次为 50 轮，最终准确率达到 92%。</w:t>
       </w:r>
     </w:p>
     <w:p>
@@ -661,9 +653,10 @@
       </w:pPr>
       <w:r>
         <w:rPr>
-          <w:rFonts w:ascii="Times New Roman" w:hAnsi="Times New Roman" w:eastAsia="宋体"/>
-          <w:b w:val="0"/>
+          <w:rFonts w:ascii="Times New Roman" w:hAnsi="Times New Roman" w:eastAsia="宋体" w:cs="Times New Roman"/>
+          <w:color w:val="000000"/>
           <w:sz w:val="22"/>
+          <w:szCs w:val="22"/>
         </w:rPr>
         <w:t>---------------------------------------------------------------------------------------------------------------------------</w:t>
       </w:r>
@@ -675,10 +668,12 @@
       </w:pPr>
       <w:r>
         <w:rPr>
-          <w:rFonts w:ascii="Times New Roman" w:hAnsi="Times New Roman" w:eastAsia="宋体"/>
+          <w:rFonts w:ascii="Times New Roman" w:hAnsi="Times New Roman" w:eastAsia="宋体" w:cs="Times New Roman"/>
           <w:b/>
+          <w:bCs/>
           <w:color w:val="000000"/>
           <w:sz w:val="30"/>
+          <w:szCs w:val="22"/>
         </w:rPr>
         <w:t>本周学习进展（2026.6.22-2026.6.28）</w:t>
       </w:r>
@@ -691,10 +686,12 @@
       </w:pPr>
       <w:r>
         <w:rPr>
-          <w:rFonts w:ascii="Times New Roman" w:hAnsi="Times New Roman" w:eastAsia="宋体"/>
+          <w:rFonts w:ascii="Times New Roman" w:hAnsi="Times New Roman" w:eastAsia="宋体" w:cs="Times New Roman"/>
           <w:b/>
+          <w:bCs/>
           <w:color w:val="000000"/>
           <w:sz w:val="22"/>
+          <w:szCs w:val="26"/>
         </w:rPr>
         <w:t>一. AlexNet 网络学习与训练实验</w:t>
       </w:r>
@@ -707,27 +704,22 @@
       </w:pPr>
       <w:r>
         <w:rPr>
-          <w:rFonts w:ascii="Times New Roman" w:hAnsi="Times New Roman" w:eastAsia="宋体"/>
-          <w:b w:val="0"/>
+          <w:rFonts w:ascii="Times New Roman" w:hAnsi="Times New Roman" w:eastAsia="宋体" w:cs="Times New Roman"/>
           <w:color w:val="000000"/>
           <w:sz w:val="22"/>
+          <w:szCs w:val="22"/>
         </w:rPr>
         <w:t>1.</w:t>
       </w:r>
       <w:r>
-        <w:rPr>
-          <w:rFonts w:ascii="Times New Roman" w:hAnsi="Times New Roman" w:eastAsia="宋体"/>
-          <w:color w:val="000000"/>
-          <w:sz w:val="22"/>
-        </w:rPr>
         <w:tab/>
       </w:r>
       <w:r>
         <w:rPr>
-          <w:rFonts w:ascii="Times New Roman" w:hAnsi="Times New Roman" w:eastAsia="宋体"/>
-          <w:b w:val="0"/>
+          <w:rFonts w:ascii="Times New Roman" w:hAnsi="Times New Roman" w:eastAsia="宋体" w:cs="Times New Roman"/>
           <w:color w:val="000000"/>
           <w:sz w:val="22"/>
+          <w:szCs w:val="22"/>
         </w:rPr>
         <w:t>AlexNet 的网络架构，整体由 5 个卷积层和 3 个全连接层组成，前两组卷积后接 ReLU 和最大池化，中间连续三层卷积继续提取高层特征，最后通过三层全连接和 Softmax 完成分类。</w:t>
       </w:r>
@@ -740,67 +732,24 @@
       </w:pPr>
       <w:r>
         <w:rPr>
-          <w:rFonts w:ascii="Times New Roman" w:hAnsi="Times New Roman" w:eastAsia="宋体"/>
-          <w:b w:val="0"/>
+          <w:rFonts w:ascii="Times New Roman" w:hAnsi="Times New Roman" w:eastAsia="宋体" w:cs="Times New Roman"/>
           <w:color w:val="000000"/>
           <w:sz w:val="22"/>
+          <w:szCs w:val="22"/>
         </w:rPr>
         <w:t>2.</w:t>
       </w:r>
       <w:r>
-        <w:rPr>
-          <w:rFonts w:ascii="Times New Roman" w:hAnsi="Times New Roman" w:eastAsia="宋体"/>
-          <w:color w:val="000000"/>
-          <w:sz w:val="22"/>
-        </w:rPr>
         <w:tab/>
       </w:r>
       <w:r>
         <w:rPr>
-          <w:rFonts w:ascii="Times New Roman" w:hAnsi="Times New Roman" w:eastAsia="宋体"/>
-          <w:b w:val="0"/>
+          <w:rFonts w:ascii="Times New Roman" w:hAnsi="Times New Roman" w:eastAsia="宋体" w:cs="Times New Roman"/>
           <w:color w:val="000000"/>
           <w:sz w:val="22"/>
+          <w:szCs w:val="22"/>
         </w:rPr>
-        <w:t xml:space="preserve">在 FashionMNIST 数据集上完成了 AlexNet </w:t>
-      </w:r>
-      <w:r>
-        <w:rPr>
-          <w:rFonts w:hint="eastAsia" w:ascii="Times New Roman" w:hAnsi="Times New Roman" w:eastAsia="宋体"/>
-          <w:b w:val="0"/>
-          <w:color w:val="000000"/>
-          <w:sz w:val="22"/>
-          <w:lang w:val="en-US" w:eastAsia="zh-CN"/>
-        </w:rPr>
-        <w:t>模型</w:t>
-      </w:r>
-      <w:r>
-        <w:rPr>
-          <w:rFonts w:ascii="Times New Roman" w:hAnsi="Times New Roman" w:eastAsia="宋体"/>
-          <w:b w:val="0"/>
-          <w:color w:val="000000"/>
-          <w:sz w:val="22"/>
-        </w:rPr>
-        <w:t>训练，</w:t>
-      </w:r>
-      <w:r>
-        <w:rPr>
-          <w:rFonts w:hint="eastAsia"/>
-          <w:b w:val="0"/>
-          <w:color w:val="000000"/>
-          <w:sz w:val="22"/>
-          <w:lang w:val="en-US" w:eastAsia="zh-CN"/>
-        </w:rPr>
-        <w:t>训练轮次为50轮，</w:t>
-      </w:r>
-      <w:r>
-        <w:rPr>
-          <w:rFonts w:ascii="Times New Roman" w:hAnsi="Times New Roman" w:eastAsia="宋体"/>
-          <w:b w:val="0"/>
-          <w:color w:val="000000"/>
-          <w:sz w:val="22"/>
-        </w:rPr>
-        <w:t>最终准确率达到 91%，相比上周 LeNet 的 87% 有明显提升。</w:t>
+        <w:t>在 FashionMNIST 数据集上完成了 AlexNet 模型训练，训练轮次为50轮，最终准确率达到 91%，相比上周 LeNet 的 87% 有明显提升。</w:t>
       </w:r>
     </w:p>
     <w:p>
@@ -817,10 +766,10 @@
       </w:pPr>
       <w:r>
         <w:rPr>
-          <w:rFonts w:ascii="Times New Roman" w:hAnsi="Times New Roman" w:eastAsia="宋体"/>
-          <w:b w:val="0"/>
+          <w:rFonts w:ascii="Times New Roman" w:hAnsi="Times New Roman" w:eastAsia="宋体" w:cs="Times New Roman"/>
           <w:color w:val="000000"/>
           <w:sz w:val="22"/>
+          <w:szCs w:val="22"/>
         </w:rPr>
         <w:t>3.</w:t>
       </w:r>
@@ -829,76 +778,28 @@
       </w:r>
       <w:r>
         <w:rPr>
-          <w:rFonts w:ascii="Times New Roman" w:hAnsi="Times New Roman" w:eastAsia="宋体"/>
-          <w:b w:val="0"/>
+          <w:rFonts w:ascii="Times New Roman" w:hAnsi="Times New Roman" w:eastAsia="宋体" w:cs="Times New Roman"/>
           <w:color w:val="000000"/>
           <w:sz w:val="22"/>
+          <w:szCs w:val="22"/>
         </w:rPr>
-        <w:t xml:space="preserve">AlexNet 比 LeNet </w:t>
-      </w:r>
-      <w:r>
-        <w:rPr>
-          <w:rFonts w:hint="eastAsia"/>
-          <w:b w:val="0"/>
-          <w:color w:val="000000"/>
-          <w:sz w:val="22"/>
-          <w:lang w:val="en-US" w:eastAsia="zh-CN"/>
-        </w:rPr>
-        <w:t>准确率高的原因主要是，</w:t>
-      </w:r>
-      <w:r>
-        <w:rPr>
-          <w:rFonts w:ascii="Times New Roman" w:hAnsi="Times New Roman" w:eastAsia="宋体"/>
-          <w:b w:val="0"/>
-          <w:color w:val="000000"/>
-          <w:sz w:val="22"/>
-        </w:rPr>
-        <w:t>第一，AlexNet 加深了卷积层并增加通道数，可以提取更复杂的图像特征；第</w:t>
-      </w:r>
-      <w:r>
-        <w:rPr>
-          <w:rFonts w:hint="eastAsia"/>
-          <w:b w:val="0"/>
-          <w:color w:val="000000"/>
-          <w:sz w:val="22"/>
-          <w:lang w:val="en-US" w:eastAsia="zh-CN"/>
-        </w:rPr>
-        <w:t>二</w:t>
-      </w:r>
-      <w:r>
-        <w:rPr>
-          <w:rFonts w:ascii="Times New Roman" w:hAnsi="Times New Roman" w:eastAsia="宋体"/>
-          <w:b w:val="0"/>
-          <w:color w:val="000000"/>
-          <w:sz w:val="22"/>
-        </w:rPr>
-        <w:t>，使用最大池化代替平均池化，可以保留局部最明显的特征并降低特征图尺寸；</w:t>
+        <w:t>AlexNet 比 LeNet 准确率高的原因主要是，第一，AlexNet 加深了卷积层并增加通道数，可以提取更复杂的图像特征；第二，使用最大池化代替平均池化，可以保留局部最明显的特征并降低特征图尺寸；</w:t>
       </w:r>
     </w:p>
     <w:p>
       <w:pPr>
         <w:spacing w:before="0" w:after="80" w:line="276" w:lineRule="auto"/>
-        <w:ind w:left="835" w:firstLine="0" w:firstLineChars="0"/>
+        <w:ind w:left="835"/>
         <w:jc w:val="left"/>
       </w:pPr>
       <w:r>
         <w:rPr>
-          <w:rFonts w:hint="eastAsia"/>
-          <w:b w:val="0"/>
+          <w:rFonts w:ascii="Times New Roman" w:hAnsi="Times New Roman" w:eastAsia="宋体" w:cs="Times New Roman"/>
           <w:color w:val="000000"/>
           <w:sz w:val="22"/>
-          <w:lang w:val="en-US" w:eastAsia="zh-CN"/>
+          <w:szCs w:val="22"/>
         </w:rPr>
-        <w:t>此外</w:t>
-      </w:r>
-      <w:r>
-        <w:rPr>
-          <w:rFonts w:ascii="Times New Roman" w:hAnsi="Times New Roman" w:eastAsia="宋体"/>
-          <w:b w:val="0"/>
-          <w:color w:val="000000"/>
-          <w:sz w:val="22"/>
-        </w:rPr>
-        <w:t>AlexNet使用 ReLU 代替 Sigmoid，能缓解梯度消失并加快训练收敛；在全连接层加入 Dropout，训练时随机失活部分神经元，减少过拟合；</w:t>
+        <w:t>此外AlexNet使用 ReLU 代替 Sigmoid，能缓解梯度消失并加快训练收敛；在全连接层加入 Dropout，训练时随机失活部分神经元，减少过拟合；</w:t>
       </w:r>
     </w:p>
     <w:p>
@@ -909,10 +810,12 @@
       </w:pPr>
       <w:r>
         <w:rPr>
-          <w:rFonts w:ascii="Times New Roman" w:hAnsi="Times New Roman" w:eastAsia="宋体"/>
+          <w:rFonts w:ascii="Times New Roman" w:hAnsi="Times New Roman" w:eastAsia="宋体" w:cs="Times New Roman"/>
           <w:b/>
+          <w:bCs/>
           <w:color w:val="000000"/>
           <w:sz w:val="22"/>
+          <w:szCs w:val="26"/>
         </w:rPr>
         <w:t>二. VGG16 网络学习与训练实验</w:t>
       </w:r>
@@ -925,10 +828,10 @@
       </w:pPr>
       <w:r>
         <w:rPr>
-          <w:rFonts w:ascii="Times New Roman" w:hAnsi="Times New Roman" w:eastAsia="宋体"/>
-          <w:b w:val="0"/>
+          <w:rFonts w:ascii="Times New Roman" w:hAnsi="Times New Roman" w:eastAsia="宋体" w:cs="Times New Roman"/>
           <w:color w:val="000000"/>
           <w:sz w:val="22"/>
+          <w:szCs w:val="22"/>
         </w:rPr>
         <w:t>1.</w:t>
       </w:r>
@@ -937,10 +840,10 @@
       </w:r>
       <w:r>
         <w:rPr>
-          <w:rFonts w:ascii="Times New Roman" w:hAnsi="Times New Roman" w:eastAsia="宋体"/>
-          <w:b w:val="0"/>
+          <w:rFonts w:ascii="Times New Roman" w:hAnsi="Times New Roman" w:eastAsia="宋体" w:cs="Times New Roman"/>
           <w:color w:val="000000"/>
           <w:sz w:val="22"/>
+          <w:szCs w:val="22"/>
         </w:rPr>
         <w:t>VGG16 的网络架构，整体由 5 个卷积块组成，每个卷积块使用多个 3×3 卷积层堆叠，并在卷积后接 ReLU 和最大池化，最后通过全连接层完成分类。</w:t>
       </w:r>
@@ -959,10 +862,10 @@
       </w:pPr>
       <w:r>
         <w:rPr>
-          <w:rFonts w:ascii="Times New Roman" w:hAnsi="Times New Roman" w:eastAsia="宋体"/>
-          <w:b w:val="0"/>
+          <w:rFonts w:ascii="Times New Roman" w:hAnsi="Times New Roman" w:eastAsia="宋体" w:cs="Times New Roman"/>
           <w:color w:val="000000"/>
           <w:sz w:val="22"/>
+          <w:szCs w:val="22"/>
         </w:rPr>
         <w:t>2.</w:t>
       </w:r>
@@ -971,10 +874,10 @@
       </w:r>
       <w:r>
         <w:rPr>
-          <w:rFonts w:ascii="Times New Roman" w:hAnsi="Times New Roman" w:eastAsia="宋体"/>
-          <w:b w:val="0"/>
+          <w:rFonts w:ascii="Times New Roman" w:hAnsi="Times New Roman" w:eastAsia="宋体" w:cs="Times New Roman"/>
           <w:color w:val="000000"/>
           <w:sz w:val="22"/>
+          <w:szCs w:val="22"/>
         </w:rPr>
         <w:t>在 FashionMNIST 数据集上完成了 VGG16 模型训练。</w:t>
       </w:r>
@@ -986,7 +889,7 @@
           <w:numId w:val="7"/>
         </w:numPr>
         <w:spacing w:before="0" w:after="80" w:line="276" w:lineRule="auto"/>
-        <w:ind w:left="1265" w:leftChars="0" w:hanging="425" w:firstLineChars="0"/>
+        <w:ind w:left="1265" w:hanging="425"/>
         <w:jc w:val="left"/>
         <w:rPr>
           <w:rFonts w:ascii="Times New Roman" w:hAnsi="Times New Roman" w:eastAsia="宋体"/>
@@ -997,50 +900,12 @@
       </w:pPr>
       <w:r>
         <w:rPr>
-          <w:rFonts w:ascii="Times New Roman" w:hAnsi="Times New Roman" w:eastAsia="宋体"/>
-          <w:b w:val="0"/>
+          <w:rFonts w:ascii="Times New Roman" w:hAnsi="Times New Roman" w:eastAsia="宋体" w:cs="Times New Roman"/>
           <w:color w:val="000000"/>
           <w:sz w:val="22"/>
+          <w:szCs w:val="22"/>
         </w:rPr>
-        <w:t>一开始训练轮次为 20 轮，最终准确率只有 9%，出现了欠拟合的情况</w:t>
-      </w:r>
-      <w:r>
-        <w:rPr>
-          <w:rFonts w:hint="eastAsia"/>
-          <w:b w:val="0"/>
-          <w:color w:val="000000"/>
-          <w:sz w:val="22"/>
-          <w:lang w:eastAsia="zh-CN"/>
-        </w:rPr>
-        <w:t>。</w:t>
-      </w:r>
-      <w:r>
-        <w:rPr>
-          <w:rFonts w:ascii="Times New Roman" w:hAnsi="Times New Roman" w:eastAsia="宋体"/>
-          <w:b w:val="0"/>
-          <w:color w:val="000000"/>
-          <w:sz w:val="22"/>
-        </w:rPr>
-        <w:t>主要原因是 为 VGG16 比较深，卷积层多，如果权重初始化不合适，反向传播时</w:t>
-      </w:r>
-      <w:r>
-        <w:rPr>
-          <w:rFonts w:hint="eastAsia"/>
-          <w:b w:val="0"/>
-          <w:color w:val="000000"/>
-          <w:sz w:val="22"/>
-          <w:lang w:val="en-US" w:eastAsia="zh-CN"/>
-        </w:rPr>
-        <w:t>梯度</w:t>
-      </w:r>
-      <w:r>
-        <w:rPr>
-          <w:rFonts w:ascii="Times New Roman" w:hAnsi="Times New Roman" w:eastAsia="宋体"/>
-          <w:b w:val="0"/>
-          <w:color w:val="000000"/>
-          <w:sz w:val="22"/>
-        </w:rPr>
-        <w:t>容易越来越弱，模型一开始就很难学到有效特征，所以准确率可能长期接近随机猜测</w:t>
+        <w:t>一开始训练轮次为 20 轮，最终准确率只有 9%，出现了欠拟合的情况。主要原因是 为 VGG16 比较深，卷积层多，如果权重初始化不合适，反向传播时梯度容易越来越弱，模型一开始就很难学到有效特征，所以准确率可能长期接近随机猜测</w:t>
       </w:r>
     </w:p>
     <w:p>
@@ -1050,43 +915,22 @@
           <w:numId w:val="7"/>
         </w:numPr>
         <w:spacing w:before="0" w:after="80" w:line="276" w:lineRule="auto"/>
-        <w:ind w:left="1265" w:leftChars="0" w:hanging="425" w:firstLineChars="0"/>
+        <w:ind w:left="1265" w:hanging="425"/>
         <w:jc w:val="left"/>
         <w:rPr>
-          <w:rFonts w:hint="eastAsia"/>
           <w:b w:val="0"/>
           <w:color w:val="000000"/>
           <w:sz w:val="22"/>
-          <w:lang w:val="en-US" w:eastAsia="zh-CN"/>
         </w:rPr>
       </w:pPr>
       <w:r>
         <w:rPr>
-          <w:rFonts w:ascii="Times New Roman" w:hAnsi="Times New Roman" w:eastAsia="宋体"/>
-          <w:b w:val="0"/>
+          <w:rFonts w:ascii="Times New Roman" w:hAnsi="Times New Roman" w:eastAsia="宋体" w:cs="Times New Roman"/>
           <w:color w:val="000000"/>
           <w:sz w:val="22"/>
+          <w:szCs w:val="22"/>
         </w:rPr>
-        <w:t>之后对卷积层使用 Kaiming 初始化，线性层使用均值为 0、标准差为 0.01 的正态分布初始化，并将训练轮次增加到 50 轮，再次训练后最终准确率达到 9</w:t>
-      </w:r>
-      <w:r>
-        <w:rPr>
-          <w:rFonts w:hint="eastAsia"/>
-          <w:b w:val="0"/>
-          <w:color w:val="000000"/>
-          <w:sz w:val="22"/>
-          <w:lang w:val="en-US" w:eastAsia="zh-CN"/>
-        </w:rPr>
-        <w:t>3</w:t>
-      </w:r>
-      <w:r>
-        <w:rPr>
-          <w:rFonts w:ascii="Times New Roman" w:hAnsi="Times New Roman" w:eastAsia="宋体"/>
-          <w:b w:val="0"/>
-          <w:color w:val="000000"/>
-          <w:sz w:val="22"/>
-        </w:rPr>
-        <w:t>%。</w:t>
+        <w:t>之后对卷积层使用 Kaiming 初始化，线性层使用均值为 0、标准差为 0.01 的正态分布初始化，并将训练轮次增加到 50 轮，再次训练后最终准确率达到 93%。</w:t>
       </w:r>
     </w:p>
     <w:p>
@@ -1097,10 +941,10 @@
       </w:pPr>
       <w:r>
         <w:rPr>
-          <w:rFonts w:ascii="Times New Roman" w:hAnsi="Times New Roman" w:eastAsia="宋体"/>
-          <w:b w:val="0"/>
+          <w:rFonts w:ascii="Times New Roman" w:hAnsi="Times New Roman" w:eastAsia="宋体" w:cs="Times New Roman"/>
           <w:color w:val="000000"/>
           <w:sz w:val="22"/>
+          <w:szCs w:val="22"/>
         </w:rPr>
         <w:t>3.</w:t>
       </w:r>
@@ -1109,50 +953,12 @@
       </w:r>
       <w:r>
         <w:rPr>
-          <w:rFonts w:ascii="Times New Roman" w:hAnsi="Times New Roman" w:eastAsia="宋体"/>
-          <w:b w:val="0"/>
+          <w:rFonts w:ascii="Times New Roman" w:hAnsi="Times New Roman" w:eastAsia="宋体" w:cs="Times New Roman"/>
           <w:color w:val="000000"/>
           <w:sz w:val="22"/>
+          <w:szCs w:val="22"/>
         </w:rPr>
-        <w:t>VGG16 比 AlexNet 准确率高的原因主要是，第一，VGG16 使用多个 3×3 小卷积核连续堆叠</w:t>
-      </w:r>
-      <w:r>
-        <w:rPr>
-          <w:rFonts w:hint="eastAsia"/>
-          <w:b w:val="0"/>
-          <w:color w:val="000000"/>
-          <w:sz w:val="22"/>
-          <w:lang w:val="en-US" w:eastAsia="zh-CN"/>
-        </w:rPr>
-        <w:t>并使用激活函数，</w:t>
-      </w:r>
-      <w:r>
-        <w:rPr>
-          <w:rFonts w:ascii="Times New Roman" w:hAnsi="Times New Roman" w:eastAsia="宋体"/>
-          <w:b w:val="0"/>
-          <w:color w:val="000000"/>
-          <w:sz w:val="22"/>
-        </w:rPr>
-        <w:t>在保持</w:t>
-      </w:r>
-      <w:r>
-        <w:rPr>
-          <w:rFonts w:hint="eastAsia"/>
-          <w:b w:val="0"/>
-          <w:color w:val="000000"/>
-          <w:sz w:val="22"/>
-          <w:lang w:val="en-US" w:eastAsia="zh-CN"/>
-        </w:rPr>
-        <w:t>与大卷积核相同的</w:t>
-      </w:r>
-      <w:r>
-        <w:rPr>
-          <w:rFonts w:ascii="Times New Roman" w:hAnsi="Times New Roman" w:eastAsia="宋体"/>
-          <w:b w:val="0"/>
-          <w:color w:val="000000"/>
-          <w:sz w:val="22"/>
-        </w:rPr>
-        <w:t>感受野的同时增加了非线性表达能力；第二，网络层数更深，通道数逐步增加，可以提取更细的图像特征；第三，网络结构更加规整，连续卷积块让特征提取过程更稳定，所以最终准确率比 AlexNet 更高。</w:t>
+        <w:t>VGG16 比 AlexNet 准确率高的原因主要是，第一，VGG16 使用多个 3×3 小卷积核连续堆叠并使用激活函数，在保持与大卷积核相同的感受野的同时增加了非线性表达能力；第二，网络层数更深，通道数逐步增加，可以提取更细的图像特征；第三，网络结构更加规整，连续卷积块让特征提取过程更稳定，所以最终准确率比 AlexNet 更高。</w:t>
       </w:r>
     </w:p>
     <w:p>
@@ -1162,10 +968,10 @@
       </w:pPr>
       <w:r>
         <w:rPr>
-          <w:rFonts w:ascii="Times New Roman" w:hAnsi="Times New Roman" w:eastAsia="宋体"/>
-          <w:b w:val="0"/>
+          <w:rFonts w:ascii="Times New Roman" w:hAnsi="Times New Roman" w:eastAsia="宋体" w:cs="Times New Roman"/>
           <w:color w:val="000000"/>
           <w:sz w:val="22"/>
+          <w:szCs w:val="22"/>
         </w:rPr>
         <w:t>---------------------------------------------------------------------------------------------------------------------------</w:t>
       </w:r>
@@ -1177,10 +983,12 @@
       </w:pPr>
       <w:r>
         <w:rPr>
-          <w:rFonts w:ascii="Times New Roman" w:hAnsi="Times New Roman" w:eastAsia="宋体"/>
+          <w:rFonts w:ascii="Times New Roman" w:hAnsi="Times New Roman" w:eastAsia="宋体" w:cs="Times New Roman"/>
           <w:b/>
+          <w:bCs/>
           <w:color w:val="000000"/>
           <w:sz w:val="30"/>
+          <w:szCs w:val="22"/>
         </w:rPr>
         <w:t>本周学习进展（2026.6.15-2026.6.21）</w:t>
       </w:r>
@@ -1193,10 +1001,12 @@
       </w:pPr>
       <w:r>
         <w:rPr>
-          <w:rFonts w:ascii="Times New Roman" w:hAnsi="Times New Roman" w:eastAsia="宋体"/>
+          <w:rFonts w:ascii="Times New Roman" w:hAnsi="Times New Roman" w:eastAsia="宋体" w:cs="Times New Roman"/>
           <w:b/>
+          <w:bCs/>
           <w:color w:val="000000"/>
           <w:sz w:val="22"/>
+          <w:szCs w:val="26"/>
         </w:rPr>
         <w:t>一. 学习深度学习基础内容</w:t>
       </w:r>
@@ -1209,10 +1019,10 @@
       </w:pPr>
       <w:r>
         <w:rPr>
-          <w:rFonts w:ascii="Times New Roman" w:hAnsi="Times New Roman" w:eastAsia="宋体"/>
-          <w:b w:val="0"/>
+          <w:rFonts w:ascii="Times New Roman" w:hAnsi="Times New Roman" w:eastAsia="宋体" w:cs="Times New Roman"/>
           <w:color w:val="000000"/>
           <w:sz w:val="22"/>
+          <w:szCs w:val="22"/>
         </w:rPr>
         <w:t>1.</w:t>
       </w:r>
@@ -1221,22 +1031,12 @@
       </w:r>
       <w:r>
         <w:rPr>
-          <w:rFonts w:hint="eastAsia"/>
-          <w:b w:val="0"/>
+          <w:rFonts w:ascii="Times New Roman" w:hAnsi="Times New Roman" w:eastAsia="宋体" w:cs="Times New Roman"/>
           <w:color w:val="000000"/>
           <w:sz w:val="22"/>
-          <w:lang w:val="en-US" w:eastAsia="zh-CN"/>
+          <w:szCs w:val="22"/>
         </w:rPr>
-        <w:t>学习</w:t>
-      </w:r>
-      <w:r>
-        <w:rPr>
-          <w:rFonts w:ascii="Times New Roman" w:hAnsi="Times New Roman" w:eastAsia="宋体"/>
-          <w:b w:val="0"/>
-          <w:color w:val="000000"/>
-          <w:sz w:val="22"/>
-        </w:rPr>
-        <w:t>了神经元、层、输入层、隐藏层、输出层等基础概念，理解深度学习通过多层神经网络从数据中学习特征表示。</w:t>
+        <w:t>学习了神经元、层、输入层、隐藏层、输出层等基础概念，理解深度学习通过多层神经网络从数据中学习特征表示。</w:t>
       </w:r>
     </w:p>
     <w:p>
@@ -1247,10 +1047,10 @@
       </w:pPr>
       <w:r>
         <w:rPr>
-          <w:rFonts w:ascii="Times New Roman" w:hAnsi="Times New Roman" w:eastAsia="宋体"/>
-          <w:b w:val="0"/>
+          <w:rFonts w:ascii="Times New Roman" w:hAnsi="Times New Roman" w:eastAsia="宋体" w:cs="Times New Roman"/>
           <w:color w:val="000000"/>
           <w:sz w:val="22"/>
+          <w:szCs w:val="22"/>
         </w:rPr>
         <w:t>2.</w:t>
       </w:r>
@@ -1259,10 +1059,10 @@
       </w:r>
       <w:r>
         <w:rPr>
-          <w:rFonts w:ascii="Times New Roman" w:hAnsi="Times New Roman" w:eastAsia="宋体"/>
-          <w:b w:val="0"/>
+          <w:rFonts w:ascii="Times New Roman" w:hAnsi="Times New Roman" w:eastAsia="宋体" w:cs="Times New Roman"/>
           <w:color w:val="000000"/>
           <w:sz w:val="22"/>
+          <w:szCs w:val="22"/>
         </w:rPr>
         <w:t>学习了前向传播、损失计算、反向传播和参数更新之间的关系，理解模型训练是根据损失和梯度逐步调整权重。</w:t>
       </w:r>
@@ -1275,10 +1075,10 @@
       </w:pPr>
       <w:r>
         <w:rPr>
-          <w:rFonts w:ascii="Times New Roman" w:hAnsi="Times New Roman" w:eastAsia="宋体"/>
-          <w:b w:val="0"/>
+          <w:rFonts w:ascii="Times New Roman" w:hAnsi="Times New Roman" w:eastAsia="宋体" w:cs="Times New Roman"/>
           <w:color w:val="000000"/>
           <w:sz w:val="22"/>
+          <w:szCs w:val="22"/>
         </w:rPr>
         <w:t>3.</w:t>
       </w:r>
@@ -1287,31 +1087,12 @@
       </w:r>
       <w:r>
         <w:rPr>
-          <w:rFonts w:ascii="Times New Roman" w:hAnsi="Times New Roman" w:eastAsia="宋体"/>
-          <w:b w:val="0"/>
+          <w:rFonts w:ascii="Times New Roman" w:hAnsi="Times New Roman" w:eastAsia="宋体" w:cs="Times New Roman"/>
           <w:color w:val="000000"/>
           <w:sz w:val="22"/>
+          <w:szCs w:val="22"/>
         </w:rPr>
-        <w:t>学习了全连接层、Sigmoid、tanh、ReLU、Softmax、损失函数和优化器等内容，对神经网络训练中各部分的作用有了</w:t>
-      </w:r>
-      <w:r>
-        <w:rPr>
-          <w:rFonts w:hint="eastAsia"/>
-          <w:b w:val="0"/>
-          <w:color w:val="000000"/>
-          <w:sz w:val="22"/>
-          <w:lang w:val="en-US" w:eastAsia="zh-CN"/>
-        </w:rPr>
-        <w:t>基础</w:t>
-      </w:r>
-      <w:r>
-        <w:rPr>
-          <w:rFonts w:ascii="Times New Roman" w:hAnsi="Times New Roman" w:eastAsia="宋体"/>
-          <w:b w:val="0"/>
-          <w:color w:val="000000"/>
-          <w:sz w:val="22"/>
-        </w:rPr>
-        <w:t>的认识。</w:t>
+        <w:t>学习了全连接层、Sigmoid、tanh、ReLU、Softmax、损失函数和优化器等内容，对神经网络训练中各部分的作用有了基础的认识。</w:t>
       </w:r>
     </w:p>
     <w:p>
@@ -1322,10 +1103,10 @@
       </w:pPr>
       <w:r>
         <w:rPr>
-          <w:rFonts w:ascii="Times New Roman" w:hAnsi="Times New Roman" w:eastAsia="宋体"/>
-          <w:b w:val="0"/>
+          <w:rFonts w:ascii="Times New Roman" w:hAnsi="Times New Roman" w:eastAsia="宋体" w:cs="Times New Roman"/>
           <w:color w:val="000000"/>
           <w:sz w:val="22"/>
+          <w:szCs w:val="22"/>
         </w:rPr>
         <w:t>4.</w:t>
       </w:r>
@@ -1334,31 +1115,12 @@
       </w:r>
       <w:r>
         <w:rPr>
-          <w:rFonts w:ascii="Times New Roman" w:hAnsi="Times New Roman" w:eastAsia="宋体"/>
-          <w:b w:val="0"/>
+          <w:rFonts w:ascii="Times New Roman" w:hAnsi="Times New Roman" w:eastAsia="宋体" w:cs="Times New Roman"/>
           <w:color w:val="000000"/>
           <w:sz w:val="22"/>
+          <w:szCs w:val="22"/>
         </w:rPr>
-        <w:t>学习 CNN 基础内容</w:t>
-      </w:r>
-      <w:r>
-        <w:rPr>
-          <w:rFonts w:hint="eastAsia"/>
-          <w:b w:val="0"/>
-          <w:color w:val="000000"/>
-          <w:sz w:val="22"/>
-          <w:lang w:eastAsia="zh-CN"/>
-        </w:rPr>
-        <w:t>，</w:t>
-      </w:r>
-      <w:r>
-        <w:rPr>
-          <w:rFonts w:ascii="Times New Roman" w:hAnsi="Times New Roman" w:eastAsia="宋体"/>
-          <w:b w:val="0"/>
-          <w:color w:val="000000"/>
-          <w:sz w:val="22"/>
-        </w:rPr>
-        <w:t>学习了卷积层、池化层和全连接层在图像分类中的作用。</w:t>
+        <w:t>学习 CNN 基础内容，学习了卷积层、池化层和全连接层在图像分类中的作用。</w:t>
       </w:r>
     </w:p>
     <w:p>
@@ -1369,10 +1131,12 @@
       </w:pPr>
       <w:r>
         <w:rPr>
-          <w:rFonts w:ascii="Times New Roman" w:hAnsi="Times New Roman" w:eastAsia="宋体"/>
+          <w:rFonts w:ascii="Times New Roman" w:hAnsi="Times New Roman" w:eastAsia="宋体" w:cs="Times New Roman"/>
           <w:b/>
+          <w:bCs/>
           <w:color w:val="000000"/>
           <w:sz w:val="22"/>
+          <w:szCs w:val="26"/>
         </w:rPr>
         <w:t>二. 学习 PyTorch 基础用法</w:t>
       </w:r>
@@ -1385,82 +1149,24 @@
       </w:pPr>
       <w:r>
         <w:rPr>
-          <w:rFonts w:hint="eastAsia"/>
-          <w:b w:val="0"/>
+          <w:rFonts w:ascii="Times New Roman" w:hAnsi="Times New Roman" w:eastAsia="宋体" w:cs="Times New Roman"/>
           <w:color w:val="000000"/>
           <w:sz w:val="22"/>
-          <w:lang w:val="en-US" w:eastAsia="zh-CN"/>
+          <w:szCs w:val="22"/>
         </w:rPr>
-        <w:t>1</w:t>
-      </w:r>
-      <w:r>
-        <w:rPr>
-          <w:rFonts w:ascii="Times New Roman" w:hAnsi="Times New Roman" w:eastAsia="宋体"/>
-          <w:b w:val="0"/>
-          <w:color w:val="000000"/>
-          <w:sz w:val="22"/>
-        </w:rPr>
-        <w:t>.</w:t>
+        <w:t>1.</w:t>
       </w:r>
       <w:r>
         <w:tab/>
       </w:r>
       <w:r>
         <w:rPr>
-          <w:rFonts w:hint="eastAsia"/>
-          <w:b w:val="0"/>
+          <w:rFonts w:ascii="Times New Roman" w:hAnsi="Times New Roman" w:eastAsia="宋体" w:cs="Times New Roman"/>
           <w:color w:val="000000"/>
           <w:sz w:val="22"/>
-          <w:lang w:val="en-US" w:eastAsia="zh-CN"/>
+          <w:szCs w:val="22"/>
         </w:rPr>
-        <w:t>学习</w:t>
-      </w:r>
-      <w:r>
-        <w:rPr>
-          <w:rFonts w:ascii="Times New Roman" w:hAnsi="Times New Roman" w:eastAsia="宋体"/>
-          <w:b w:val="0"/>
-          <w:color w:val="000000"/>
-          <w:sz w:val="22"/>
-        </w:rPr>
-        <w:t>了Dataset、DataLoader和 transforms</w:t>
-      </w:r>
-      <w:r>
-        <w:rPr>
-          <w:rFonts w:hint="eastAsia"/>
-          <w:b w:val="0"/>
-          <w:color w:val="000000"/>
-          <w:sz w:val="22"/>
-          <w:lang w:val="en-US" w:eastAsia="zh-CN"/>
-        </w:rPr>
-        <w:t>等函数</w:t>
-      </w:r>
-      <w:r>
-        <w:rPr>
-          <w:rFonts w:ascii="Times New Roman" w:hAnsi="Times New Roman" w:eastAsia="宋体"/>
-          <w:b w:val="0"/>
-          <w:color w:val="000000"/>
-          <w:sz w:val="22"/>
-        </w:rPr>
-        <w:t>，</w:t>
-      </w:r>
-      <w:r>
-        <w:rPr>
-          <w:rFonts w:hint="eastAsia"/>
-          <w:b w:val="0"/>
-          <w:color w:val="000000"/>
-          <w:sz w:val="22"/>
-          <w:lang w:val="en-US" w:eastAsia="zh-CN"/>
-        </w:rPr>
-        <w:t>知道了如何加载数据集以及对数据集进行格式转化</w:t>
-      </w:r>
-      <w:r>
-        <w:rPr>
-          <w:rFonts w:ascii="Times New Roman" w:hAnsi="Times New Roman" w:eastAsia="宋体"/>
-          <w:b w:val="0"/>
-          <w:color w:val="000000"/>
-          <w:sz w:val="22"/>
-        </w:rPr>
-        <w:t>。</w:t>
+        <w:t>学习了Dataset、DataLoader和 transforms等函数，知道了如何加载数据集以及对数据集进行格式转化。</w:t>
       </w:r>
     </w:p>
     <w:p>
@@ -1469,39 +1175,27 @@
         <w:ind w:left="835" w:hanging="475"/>
         <w:jc w:val="left"/>
         <w:rPr>
-          <w:rFonts w:hint="default" w:eastAsia="宋体"/>
-          <w:lang w:val="en-US" w:eastAsia="zh-CN"/>
+          <w:rFonts w:eastAsia="宋体"/>
         </w:rPr>
       </w:pPr>
       <w:r>
         <w:rPr>
-          <w:rFonts w:hint="eastAsia"/>
-          <w:b w:val="0"/>
+          <w:rFonts w:ascii="Times New Roman" w:hAnsi="Times New Roman" w:eastAsia="宋体" w:cs="Times New Roman"/>
           <w:color w:val="000000"/>
           <w:sz w:val="22"/>
-          <w:lang w:val="en-US" w:eastAsia="zh-CN"/>
+          <w:szCs w:val="22"/>
         </w:rPr>
-        <w:t>2</w:t>
-      </w:r>
-      <w:r>
-        <w:rPr>
-          <w:rFonts w:ascii="Times New Roman" w:hAnsi="Times New Roman" w:eastAsia="宋体"/>
-          <w:b w:val="0"/>
-          <w:color w:val="000000"/>
-          <w:sz w:val="22"/>
-        </w:rPr>
-        <w:t>.</w:t>
+        <w:t>2.</w:t>
       </w:r>
       <w:r>
         <w:tab/>
       </w:r>
       <w:r>
         <w:rPr>
-          <w:rFonts w:hint="eastAsia"/>
-          <w:b w:val="0"/>
+          <w:rFonts w:ascii="Times New Roman" w:hAnsi="Times New Roman" w:eastAsia="宋体" w:cs="Times New Roman"/>
           <w:color w:val="000000"/>
           <w:sz w:val="22"/>
-          <w:lang w:val="en-US" w:eastAsia="zh-CN"/>
+          <w:szCs w:val="22"/>
         </w:rPr>
         <w:t>学习了Linear，Conv2d，MaxPool2d等搭建网络的函数。</w:t>
       </w:r>
@@ -1514,50 +1208,14 @@
       </w:pPr>
       <w:r>
         <w:rPr>
-          <w:rFonts w:ascii="Times New Roman" w:hAnsi="Times New Roman" w:eastAsia="宋体"/>
+          <w:rFonts w:ascii="Times New Roman" w:hAnsi="Times New Roman" w:eastAsia="宋体" w:cs="Times New Roman"/>
           <w:b/>
+          <w:bCs/>
           <w:color w:val="000000"/>
           <w:sz w:val="22"/>
+          <w:szCs w:val="26"/>
         </w:rPr>
-        <w:t xml:space="preserve">三. </w:t>
-      </w:r>
-      <w:r>
-        <w:rPr>
-          <w:rFonts w:hint="eastAsia" w:ascii="Times New Roman" w:hAnsi="Times New Roman" w:eastAsia="宋体"/>
-          <w:b/>
-          <w:color w:val="000000"/>
-          <w:sz w:val="22"/>
-          <w:lang w:val="en-US" w:eastAsia="zh-CN"/>
-        </w:rPr>
-        <w:t>学习</w:t>
-      </w:r>
-      <w:r>
-        <w:rPr>
-          <w:rFonts w:ascii="Times New Roman" w:hAnsi="Times New Roman" w:eastAsia="宋体"/>
-          <w:b/>
-          <w:color w:val="000000"/>
-          <w:sz w:val="22"/>
-        </w:rPr>
-        <w:t xml:space="preserve"> LeNet-5 模型并完成</w:t>
-      </w:r>
-      <w:r>
-        <w:rPr>
-          <w:rFonts w:hint="eastAsia" w:ascii="Times New Roman" w:hAnsi="Times New Roman" w:eastAsia="宋体"/>
-          <w:b/>
-          <w:color w:val="000000"/>
-          <w:sz w:val="22"/>
-          <w:lang w:val="en-US" w:eastAsia="zh-CN"/>
-        </w:rPr>
-        <w:t>简单</w:t>
-      </w:r>
-      <w:r>
-        <w:rPr>
-          <w:rFonts w:ascii="Times New Roman" w:hAnsi="Times New Roman" w:eastAsia="宋体"/>
-          <w:b/>
-          <w:color w:val="000000"/>
-          <w:sz w:val="22"/>
-        </w:rPr>
-        <w:t>训练流程</w:t>
+        <w:t>三. 学习 LeNet-5 模型并完成简单训练流程</w:t>
       </w:r>
     </w:p>
     <w:p>
@@ -1568,10 +1226,10 @@
       </w:pPr>
       <w:r>
         <w:rPr>
-          <w:rFonts w:ascii="Times New Roman" w:hAnsi="Times New Roman" w:eastAsia="宋体"/>
-          <w:b w:val="0"/>
+          <w:rFonts w:ascii="Times New Roman" w:hAnsi="Times New Roman" w:eastAsia="宋体" w:cs="Times New Roman"/>
           <w:color w:val="000000"/>
           <w:sz w:val="22"/>
+          <w:szCs w:val="22"/>
         </w:rPr>
         <w:t>1.</w:t>
       </w:r>
@@ -1580,98 +1238,12 @@
       </w:r>
       <w:r>
         <w:rPr>
-          <w:rFonts w:ascii="Times New Roman" w:hAnsi="Times New Roman" w:eastAsia="宋体"/>
-          <w:b w:val="0"/>
+          <w:rFonts w:ascii="Times New Roman" w:hAnsi="Times New Roman" w:eastAsia="宋体" w:cs="Times New Roman"/>
           <w:color w:val="000000"/>
           <w:sz w:val="22"/>
+          <w:szCs w:val="22"/>
         </w:rPr>
-        <w:t xml:space="preserve">学习了 LeNet-5 </w:t>
-      </w:r>
-      <w:r>
-        <w:rPr>
-          <w:rFonts w:hint="eastAsia"/>
-          <w:b w:val="0"/>
-          <w:color w:val="000000"/>
-          <w:sz w:val="22"/>
-          <w:lang w:val="en-US" w:eastAsia="zh-CN"/>
-        </w:rPr>
-        <w:t>的网络结构，</w:t>
-      </w:r>
-      <w:r>
-        <w:rPr>
-          <w:rFonts w:ascii="Times New Roman" w:hAnsi="Times New Roman" w:eastAsia="宋体"/>
-          <w:b w:val="0"/>
-          <w:color w:val="000000"/>
-          <w:sz w:val="22"/>
-        </w:rPr>
-        <w:t>由两层卷积、两层平均池化和三层全连接组成</w:t>
-      </w:r>
-      <w:r>
-        <w:rPr>
-          <w:rFonts w:hint="eastAsia"/>
-          <w:b w:val="0"/>
-          <w:color w:val="000000"/>
-          <w:sz w:val="22"/>
-          <w:lang w:eastAsia="zh-CN"/>
-        </w:rPr>
-        <w:t>，</w:t>
-      </w:r>
-      <w:r>
-        <w:rPr>
-          <w:rFonts w:hint="eastAsia"/>
-          <w:b w:val="0"/>
-          <w:color w:val="000000"/>
-          <w:sz w:val="22"/>
-          <w:lang w:val="en-US" w:eastAsia="zh-CN"/>
-        </w:rPr>
-        <w:t>激活函数为sigmod</w:t>
-      </w:r>
-      <w:r>
-        <w:rPr>
-          <w:rFonts w:ascii="Times New Roman" w:hAnsi="Times New Roman" w:eastAsia="宋体"/>
-          <w:b w:val="0"/>
-          <w:color w:val="000000"/>
-          <w:sz w:val="22"/>
-        </w:rPr>
-        <w:t>。</w:t>
-      </w:r>
-      <w:r>
-        <w:rPr>
-          <w:rFonts w:hint="eastAsia"/>
-          <w:b w:val="0"/>
-          <w:color w:val="000000"/>
-          <w:sz w:val="22"/>
-          <w:lang w:val="en-US" w:eastAsia="zh-CN"/>
-        </w:rPr>
-        <w:t>并利用pytorch</w:t>
-      </w:r>
-      <w:r>
-        <w:rPr>
-          <w:rFonts w:ascii="Times New Roman" w:hAnsi="Times New Roman" w:eastAsia="宋体"/>
-          <w:b w:val="0"/>
-          <w:color w:val="000000"/>
-          <w:sz w:val="22"/>
-        </w:rPr>
-        <w:t xml:space="preserve">搭建了 LeNet </w:t>
-      </w:r>
-      <w:r>
-        <w:rPr>
-          <w:rFonts w:hint="eastAsia"/>
-          <w:b w:val="0"/>
-          <w:color w:val="000000"/>
-          <w:sz w:val="22"/>
-          <w:lang w:val="en-US" w:eastAsia="zh-CN"/>
-        </w:rPr>
-        <w:t>网络，以及编写了训练文件</w:t>
-      </w:r>
-      <w:r>
-        <w:rPr>
-          <w:rFonts w:ascii="Times New Roman" w:hAnsi="Times New Roman" w:eastAsia="宋体"/>
-          <w:b w:val="0"/>
-          <w:color w:val="000000"/>
-          <w:sz w:val="22"/>
-        </w:rPr>
-        <w:t>。</w:t>
+        <w:t>学习了 LeNet-5 的网络结构，由两层卷积、两层平均池化和三层全连接组成，激活函数为sigmod。并利用pytorch搭建了 LeNet 网络，以及编写了训练文件。</w:t>
       </w:r>
     </w:p>
     <w:p>
@@ -1680,130 +1252,29 @@
         <w:ind w:left="835" w:hanging="475"/>
         <w:jc w:val="left"/>
         <w:rPr>
-          <w:rFonts w:hint="eastAsia" w:eastAsia="宋体"/>
-          <w:lang w:eastAsia="zh-CN"/>
+          <w:rFonts w:eastAsia="宋体"/>
         </w:rPr>
       </w:pPr>
       <w:r>
         <w:rPr>
-          <w:rFonts w:hint="eastAsia"/>
-          <w:b w:val="0"/>
+          <w:rFonts w:ascii="Times New Roman" w:hAnsi="Times New Roman" w:eastAsia="宋体" w:cs="Times New Roman"/>
           <w:color w:val="000000"/>
           <w:sz w:val="22"/>
-          <w:lang w:val="en-US" w:eastAsia="zh-CN"/>
+          <w:szCs w:val="22"/>
         </w:rPr>
-        <w:t>2</w:t>
-      </w:r>
-      <w:r>
-        <w:rPr>
-          <w:rFonts w:ascii="Times New Roman" w:hAnsi="Times New Roman" w:eastAsia="宋体"/>
-          <w:b w:val="0"/>
-          <w:color w:val="000000"/>
-          <w:sz w:val="22"/>
-        </w:rPr>
-        <w:t>.</w:t>
+        <w:t>2.</w:t>
       </w:r>
       <w:r>
         <w:tab/>
       </w:r>
       <w:r>
         <w:rPr>
-          <w:rFonts w:hint="eastAsia" w:ascii="Times New Roman" w:hAnsi="Times New Roman" w:eastAsia="宋体"/>
-          <w:b w:val="0"/>
+          <w:rFonts w:ascii="Times New Roman" w:hAnsi="Times New Roman" w:eastAsia="宋体" w:cs="Times New Roman"/>
           <w:color w:val="000000"/>
           <w:sz w:val="22"/>
-          <w:lang w:val="en-US" w:eastAsia="zh-CN"/>
+          <w:szCs w:val="22"/>
         </w:rPr>
-        <w:t xml:space="preserve">使用 FashionMNIST 作为数据集来训练 </w:t>
-      </w:r>
-      <w:r>
-        <w:rPr>
-          <w:rFonts w:ascii="Times New Roman" w:hAnsi="Times New Roman" w:eastAsia="宋体"/>
-          <w:b w:val="0"/>
-          <w:color w:val="000000"/>
-          <w:sz w:val="22"/>
-        </w:rPr>
-        <w:t>LeNet</w:t>
-      </w:r>
-      <w:r>
-        <w:rPr>
-          <w:rFonts w:hint="eastAsia" w:ascii="Times New Roman" w:hAnsi="Times New Roman" w:eastAsia="宋体"/>
-          <w:b w:val="0"/>
-          <w:color w:val="000000"/>
-          <w:sz w:val="22"/>
-          <w:lang w:val="en-US" w:eastAsia="zh-CN"/>
-        </w:rPr>
-        <w:t>，batch_size=256</w:t>
-      </w:r>
-      <w:r>
-        <w:rPr>
-          <w:rFonts w:hint="eastAsia"/>
-          <w:b w:val="0"/>
-          <w:color w:val="000000"/>
-          <w:sz w:val="22"/>
-          <w:lang w:val="en-US" w:eastAsia="zh-CN"/>
-        </w:rPr>
-        <w:t>，</w:t>
-      </w:r>
-      <w:r>
-        <w:rPr>
-          <w:rFonts w:hint="eastAsia" w:ascii="Times New Roman" w:hAnsi="Times New Roman" w:eastAsia="宋体"/>
-          <w:b w:val="0"/>
-          <w:color w:val="000000"/>
-          <w:sz w:val="22"/>
-          <w:lang w:val="en-US" w:eastAsia="zh-CN"/>
-        </w:rPr>
-        <w:t xml:space="preserve">模型经过 </w:t>
-      </w:r>
-      <w:r>
-        <w:rPr>
-          <w:rFonts w:hint="eastAsia"/>
-          <w:b w:val="0"/>
-          <w:color w:val="000000"/>
-          <w:sz w:val="22"/>
-          <w:lang w:val="en-US" w:eastAsia="zh-CN"/>
-        </w:rPr>
-        <w:t>5</w:t>
-      </w:r>
-      <w:r>
-        <w:rPr>
-          <w:rFonts w:hint="eastAsia" w:ascii="Times New Roman" w:hAnsi="Times New Roman" w:eastAsia="宋体"/>
-          <w:b w:val="0"/>
-          <w:color w:val="000000"/>
-          <w:sz w:val="22"/>
-          <w:lang w:val="en-US" w:eastAsia="zh-CN"/>
-        </w:rPr>
-        <w:t xml:space="preserve">0 轮训练后在验证集上的最佳准确率为 </w:t>
-      </w:r>
-      <w:r>
-        <w:rPr>
-          <w:rFonts w:hint="eastAsia"/>
-          <w:b w:val="0"/>
-          <w:color w:val="000000"/>
-          <w:sz w:val="22"/>
-          <w:lang w:val="en-US" w:eastAsia="zh-CN"/>
-        </w:rPr>
-        <w:t>87</w:t>
-      </w:r>
-      <w:r>
-        <w:rPr>
-          <w:rFonts w:hint="eastAsia" w:ascii="Times New Roman" w:hAnsi="Times New Roman" w:eastAsia="宋体"/>
-          <w:b w:val="0"/>
-          <w:color w:val="000000"/>
-          <w:sz w:val="22"/>
-          <w:lang w:val="en-US" w:eastAsia="zh-CN"/>
-        </w:rPr>
-        <w:t>%</w:t>
-      </w:r>
-      <w:r>
-        <w:rPr>
-          <w:rFonts w:hint="eastAsia"/>
-          <w:b w:val="0"/>
-          <w:color w:val="000000"/>
-          <w:sz w:val="22"/>
-          <w:lang w:val="en-US" w:eastAsia="zh-CN"/>
-        </w:rPr>
-        <w:t>。</w:t>
+        <w:t>使用 FashionMNIST 作为数据集来训练 LeNet，batch_size=256，模型经过 50 轮训练后在验证集上的最佳准确率为 87%。</w:t>
       </w:r>
     </w:p>
     <w:p>
@@ -1813,10 +1284,10 @@
       </w:pPr>
       <w:r>
         <w:rPr>
-          <w:rFonts w:ascii="Times New Roman" w:hAnsi="Times New Roman" w:eastAsia="宋体"/>
-          <w:b w:val="0"/>
+          <w:rFonts w:ascii="Times New Roman" w:hAnsi="Times New Roman" w:eastAsia="宋体" w:cs="Times New Roman"/>
           <w:color w:val="000000"/>
           <w:sz w:val="22"/>
+          <w:szCs w:val="22"/>
         </w:rPr>
         <w:t>---------------------------------------------------------------------------------------------------------------------------</w:t>
       </w:r>
@@ -1828,10 +1299,12 @@
       </w:pPr>
       <w:r>
         <w:rPr>
-          <w:rFonts w:ascii="Times New Roman" w:hAnsi="Times New Roman" w:eastAsia="宋体"/>
+          <w:rFonts w:ascii="Times New Roman" w:hAnsi="Times New Roman" w:eastAsia="宋体" w:cs="Times New Roman"/>
           <w:b/>
+          <w:bCs/>
           <w:color w:val="000000"/>
           <w:sz w:val="30"/>
+          <w:szCs w:val="22"/>
         </w:rPr>
         <w:t>本周学习进展（2026.6.8-2026.6.14）</w:t>
       </w:r>
@@ -1844,10 +1317,12 @@
       </w:pPr>
       <w:r>
         <w:rPr>
-          <w:rFonts w:ascii="Times New Roman" w:hAnsi="Times New Roman" w:eastAsia="宋体"/>
+          <w:rFonts w:ascii="Times New Roman" w:hAnsi="Times New Roman" w:eastAsia="宋体" w:cs="Times New Roman"/>
           <w:b/>
+          <w:bCs/>
           <w:color w:val="000000"/>
           <w:sz w:val="22"/>
+          <w:szCs w:val="26"/>
         </w:rPr>
         <w:t>一. 回顾 Python 基础语法，并熟悉 VSCode 调试流程</w:t>
       </w:r>
@@ -1860,10 +1335,10 @@
       </w:pPr>
       <w:r>
         <w:rPr>
-          <w:rFonts w:ascii="Times New Roman" w:hAnsi="Times New Roman" w:eastAsia="宋体"/>
-          <w:b w:val="0"/>
+          <w:rFonts w:ascii="Times New Roman" w:hAnsi="Times New Roman" w:eastAsia="宋体" w:cs="Times New Roman"/>
           <w:color w:val="000000"/>
           <w:sz w:val="22"/>
+          <w:szCs w:val="22"/>
         </w:rPr>
         <w:t>本周先复习了 Python 的一些基础语法，包括变量、基本数据类型和常见语法结构。之后用 VSCode 调试了 Python 程序，练习了打断点、单步执行和查看变量。</w:t>
       </w:r>
@@ -1874,19 +1349,20 @@
         <w:spacing w:before="0" w:after="60" w:line="276" w:lineRule="auto"/>
         <w:jc w:val="left"/>
         <w:rPr>
-          <w:rFonts w:hint="eastAsia" w:ascii="Times New Roman" w:hAnsi="Times New Roman" w:eastAsia="宋体"/>
+          <w:rFonts w:ascii="Times New Roman" w:hAnsi="Times New Roman" w:eastAsia="宋体"/>
           <w:b/>
           <w:color w:val="000000"/>
           <w:sz w:val="22"/>
-          <w:lang w:val="en-US" w:eastAsia="zh-CN"/>
         </w:rPr>
       </w:pPr>
       <w:r>
         <w:rPr>
-          <w:rFonts w:ascii="Times New Roman" w:hAnsi="Times New Roman" w:eastAsia="宋体"/>
+          <w:rFonts w:ascii="Times New Roman" w:hAnsi="Times New Roman" w:eastAsia="宋体" w:cs="Times New Roman"/>
           <w:b/>
+          <w:bCs/>
           <w:color w:val="000000"/>
           <w:sz w:val="22"/>
+          <w:szCs w:val="26"/>
         </w:rPr>
         <w:t>二. 学习 NumPy 语法</w:t>
       </w:r>
@@ -1899,10 +1375,10 @@
       </w:pPr>
       <w:r>
         <w:rPr>
-          <w:rFonts w:ascii="Times New Roman" w:hAnsi="Times New Roman" w:eastAsia="宋体"/>
-          <w:b w:val="0"/>
+          <w:rFonts w:ascii="Times New Roman" w:hAnsi="Times New Roman" w:eastAsia="宋体" w:cs="Times New Roman"/>
           <w:color w:val="000000"/>
           <w:sz w:val="22"/>
+          <w:szCs w:val="22"/>
         </w:rPr>
         <w:t>本周学习了 NumPy 的基础内容，主要包括 ndarray 的维度、形状、数据类型、元素个数和转置等属性。也练习了创建 0 维、1 维和 2 维数组，了解了 NumPy 数组和普通列表的一些区别。</w:t>
       </w:r>
@@ -1913,19 +1389,20 @@
         <w:spacing w:before="0" w:after="60" w:line="276" w:lineRule="auto"/>
         <w:jc w:val="left"/>
         <w:rPr>
-          <w:rFonts w:hint="eastAsia" w:ascii="Times New Roman" w:hAnsi="Times New Roman" w:eastAsia="宋体"/>
+          <w:rFonts w:ascii="Times New Roman" w:hAnsi="Times New Roman" w:eastAsia="宋体"/>
           <w:b/>
           <w:color w:val="000000"/>
           <w:sz w:val="22"/>
-          <w:lang w:val="en-US" w:eastAsia="zh-CN"/>
         </w:rPr>
       </w:pPr>
       <w:r>
         <w:rPr>
-          <w:rFonts w:ascii="Times New Roman" w:hAnsi="Times New Roman" w:eastAsia="宋体"/>
+          <w:rFonts w:ascii="Times New Roman" w:hAnsi="Times New Roman" w:eastAsia="宋体" w:cs="Times New Roman"/>
           <w:b/>
+          <w:bCs/>
           <w:color w:val="000000"/>
           <w:sz w:val="22"/>
+          <w:szCs w:val="26"/>
         </w:rPr>
         <w:t>三. 学习机器学习部分</w:t>
       </w:r>
@@ -1937,15 +1414,15 @@
           <w:numId w:val="8"/>
         </w:numPr>
         <w:spacing w:before="0" w:after="140" w:line="276" w:lineRule="auto"/>
-        <w:ind w:left="425" w:leftChars="0" w:hanging="425" w:firstLineChars="0"/>
+        <w:ind w:left="425" w:hanging="425"/>
         <w:jc w:val="left"/>
       </w:pPr>
       <w:r>
         <w:rPr>
-          <w:rFonts w:ascii="Times New Roman" w:hAnsi="Times New Roman" w:eastAsia="宋体"/>
-          <w:b w:val="0"/>
+          <w:rFonts w:ascii="Times New Roman" w:hAnsi="Times New Roman" w:eastAsia="宋体" w:cs="Times New Roman"/>
           <w:color w:val="000000"/>
           <w:sz w:val="22"/>
+          <w:szCs w:val="22"/>
         </w:rPr>
         <w:t>本周学习了机器学习，主要了解了监督学习和无监督学习。监督学习部分区分了回归和分类，无监督学习部分了解了聚类这类没有标签的数据处理方法。</w:t>
       </w:r>
@@ -1957,15 +1434,15 @@
           <w:numId w:val="8"/>
         </w:numPr>
         <w:spacing w:before="0" w:after="140" w:line="276" w:lineRule="auto"/>
-        <w:ind w:left="425" w:leftChars="0" w:hanging="425" w:firstLineChars="0"/>
+        <w:ind w:left="425" w:hanging="425"/>
         <w:jc w:val="left"/>
       </w:pPr>
       <w:r>
         <w:rPr>
-          <w:rFonts w:ascii="Times New Roman" w:hAnsi="Times New Roman" w:eastAsia="宋体"/>
-          <w:b w:val="0"/>
+          <w:rFonts w:ascii="Times New Roman" w:hAnsi="Times New Roman" w:eastAsia="宋体" w:cs="Times New Roman"/>
           <w:color w:val="000000"/>
           <w:sz w:val="22"/>
+          <w:szCs w:val="22"/>
         </w:rPr>
         <w:t>在线性回归部分，学习了单变量线性回归的基本形式，理解了权重 w 和偏置 b 的含义，也了解了代价函数是用来表示预测误差的。</w:t>
       </w:r>
@@ -1977,43 +1454,22 @@
           <w:numId w:val="8"/>
         </w:numPr>
         <w:spacing w:before="0" w:after="140" w:line="276" w:lineRule="auto"/>
-        <w:ind w:left="425" w:leftChars="0" w:hanging="425" w:firstLineChars="0"/>
+        <w:ind w:left="425" w:hanging="425"/>
         <w:jc w:val="left"/>
         <w:rPr>
-          <w:rFonts w:hint="eastAsia"/>
           <w:b w:val="0"/>
           <w:color w:val="000000"/>
           <w:sz w:val="22"/>
-          <w:lang w:eastAsia="zh-CN"/>
         </w:rPr>
       </w:pPr>
       <w:r>
         <w:rPr>
-          <w:rFonts w:ascii="Times New Roman" w:hAnsi="Times New Roman" w:eastAsia="宋体"/>
-          <w:b w:val="0"/>
+          <w:rFonts w:ascii="Times New Roman" w:hAnsi="Times New Roman" w:eastAsia="宋体" w:cs="Times New Roman"/>
           <w:color w:val="000000"/>
           <w:sz w:val="22"/>
+          <w:szCs w:val="22"/>
         </w:rPr>
-        <w:t>在优化方法</w:t>
-      </w:r>
-      <w:r>
-        <w:rPr>
-          <w:rFonts w:hint="eastAsia" w:ascii="Times New Roman" w:hAnsi="Times New Roman" w:eastAsia="宋体"/>
-          <w:b w:val="0"/>
-          <w:color w:val="000000"/>
-          <w:sz w:val="22"/>
-          <w:lang w:val="en-US" w:eastAsia="zh-CN"/>
-        </w:rPr>
-        <w:t>部分</w:t>
-      </w:r>
-      <w:r>
-        <w:rPr>
-          <w:rFonts w:ascii="Times New Roman" w:hAnsi="Times New Roman" w:eastAsia="宋体"/>
-          <w:b w:val="0"/>
-          <w:color w:val="000000"/>
-          <w:sz w:val="22"/>
-        </w:rPr>
-        <w:t>，学习了梯度下降和学习率的作用，也了解了批量梯度下降、随机梯度下降和小批量梯度下降。随后又学习了特征缩放的基本概念。</w:t>
+        <w:t>在优化方法部分，学习了梯度下降和学习率的作用，也了解了批量梯度下降、随机梯度下降和小批量梯度下降。随后又学习了特征缩放的基本概念。</w:t>
       </w:r>
     </w:p>
     <w:p>
@@ -2023,37 +1479,42 @@
           <w:numId w:val="8"/>
         </w:numPr>
         <w:spacing w:before="0" w:after="140" w:line="276" w:lineRule="auto"/>
-        <w:ind w:left="425" w:leftChars="0" w:hanging="425" w:firstLineChars="0"/>
+        <w:ind w:left="425" w:hanging="425"/>
         <w:jc w:val="left"/>
         <w:rPr>
-          <w:rFonts w:hint="default" w:eastAsia="宋体"/>
-          <w:lang w:val="en-US" w:eastAsia="zh-CN"/>
+          <w:rFonts w:eastAsia="宋体"/>
         </w:rPr>
       </w:pPr>
       <w:r>
         <w:rPr>
-          <w:rFonts w:ascii="Times New Roman" w:hAnsi="Times New Roman" w:eastAsia="宋体"/>
-          <w:b w:val="0"/>
+          <w:rFonts w:ascii="Times New Roman" w:hAnsi="Times New Roman" w:eastAsia="宋体" w:cs="Times New Roman"/>
           <w:color w:val="000000"/>
           <w:sz w:val="22"/>
+          <w:szCs w:val="22"/>
         </w:rPr>
-        <w:t>在分类模型部分，学习了逻辑回归、Sigmoid 函数和决策边界。还了解了过拟合、欠拟合和正则化，以及 L1 正则化和 L2 正则化的区别。</w:t>
-      </w:r>
-      <w:r>
-        <w:rPr>
-          <w:rFonts w:hint="eastAsia" w:ascii="Times New Roman" w:hAnsi="Times New Roman" w:eastAsia="宋体"/>
-          <w:b w:val="0"/>
-          <w:color w:val="000000"/>
-          <w:sz w:val="22"/>
-          <w:lang w:val="en-US" w:eastAsia="zh-CN"/>
-        </w:rPr>
-        <w:t>最后了解了分类和回归不同的评价指标。</w:t>
+        <w:t>在分类模型部分，学习了逻辑回归、Sigmoid 函数和决策边界。还了解了过拟合、欠拟合和正则化，以及 L1 正则化和 L2 正则化的区别。最后了解了分类和回归不同的评价指标。</w:t>
       </w:r>
     </w:p>
-    <w:p/>
-    <w:p/>
-    <w:p/>
-    <w:p/>
+    <w:p>
+      <w:pPr>
+        <w:spacing w:after="120" w:line="276" w:lineRule="auto"/>
+      </w:pPr>
+    </w:p>
+    <w:p>
+      <w:pPr>
+        <w:spacing w:after="120" w:line="276" w:lineRule="auto"/>
+      </w:pPr>
+    </w:p>
+    <w:p>
+      <w:pPr>
+        <w:spacing w:after="120" w:line="276" w:lineRule="auto"/>
+      </w:pPr>
+    </w:p>
+    <w:p>
+      <w:pPr>
+        <w:spacing w:after="120" w:line="276" w:lineRule="auto"/>
+      </w:pPr>
+    </w:p>
     <w:sectPr>
       <w:pgSz w:w="11909" w:h="16834"/>
       <w:pgMar w:top="1440" w:right="1440" w:bottom="1440" w:left="1440" w:header="720" w:footer="720" w:gutter="0"/>

--- a/study/研究生周报/陈浩升周报.docx
+++ b/study/研究生周报/陈浩升周报.docx
@@ -285,32 +285,8 @@
         </w:rPr>
         <w:t>、</w:t>
       </w:r>
-      <w:r>
-        <w:rPr>
-          <w:rFonts w:ascii="Times New Roman" w:hAnsi="Times New Roman" w:eastAsia="宋体" w:cs="Times New Roman"/>
-          <w:color w:val="000000"/>
-          <w:sz w:val="22"/>
-          <w:szCs w:val="22"/>
-        </w:rPr>
-        <w:t>I</w:t>
-      </w:r>
-      <w:r>
-        <w:rPr>
-          <w:rFonts w:ascii="Consolas" w:cs="Consolas"/>
-          <w:sz w:val="21"/>
-          <w:szCs w:val="21"/>
-        </w:rPr>
-        <w:t>oU</w:t>
-      </w:r>
-      <w:r>
-        <w:rPr>
-          <w:rFonts w:ascii="Times New Roman" w:hAnsi="Times New Roman" w:eastAsia="宋体" w:cs="Times New Roman"/>
-          <w:color w:val="000000"/>
-          <w:sz w:val="22"/>
-          <w:szCs w:val="22"/>
-        </w:rPr>
-        <w:t>、</w:t>
-      </w:r>
+      <w:bookmarkStart w:id="0" w:name="_GoBack"/>
+      <w:bookmarkEnd w:id="0"/>
       <w:r>
         <w:rPr>
           <w:rFonts w:ascii="Consolas" w:cs="Consolas"/>
@@ -319,8 +295,6 @@
         </w:rPr>
         <w:t>mIoU</w:t>
       </w:r>
-      <w:bookmarkStart w:id="0" w:name="_GoBack"/>
-      <w:bookmarkEnd w:id="0"/>
       <w:r>
         <w:rPr>
           <w:rFonts w:ascii="Times New Roman" w:hAnsi="Times New Roman" w:eastAsia="宋体" w:cs="Times New Roman"/>

--- a/study/研究生周报/陈浩升周报.docx
+++ b/study/研究生周报/陈浩升周报.docx
@@ -67,7 +67,26 @@
           <w:sz w:val="22"/>
           <w:szCs w:val="22"/>
         </w:rPr>
-        <w:t>学习了 DenseNet 的基本结构，整体由初始卷积层、三个 Dense Block、Transition Layer 和分类层组成。Dense Block 会把前面各层的特征在通道维度进行拼接，从而实现特征复用。</w:t>
+        <w:t>学习了 DenseNet 的基本结构，整体由初始卷积层、三个 Dense Block、</w:t>
+      </w:r>
+      <w:r>
+        <w:rPr>
+          <w:rFonts w:hint="eastAsia" w:cs="Times New Roman"/>
+          <w:color w:val="000000"/>
+          <w:sz w:val="22"/>
+          <w:szCs w:val="22"/>
+          <w:lang w:val="en-US" w:eastAsia="zh-CN"/>
+        </w:rPr>
+        <w:t>过渡层</w:t>
+      </w:r>
+      <w:r>
+        <w:rPr>
+          <w:rFonts w:ascii="Times New Roman" w:hAnsi="Times New Roman" w:eastAsia="宋体" w:cs="Times New Roman"/>
+          <w:color w:val="000000"/>
+          <w:sz w:val="22"/>
+          <w:szCs w:val="22"/>
+        </w:rPr>
+        <w:t>和分类层组成。Dense Block 会把前面各层的特征在通道维度进行拼接，从而实现特征复用。</w:t>
       </w:r>
     </w:p>
     <w:p>
@@ -95,26 +114,27 @@
           <w:sz w:val="22"/>
           <w:szCs w:val="22"/>
         </w:rPr>
-        <w:t>按照 DenseNet-40、增长率 k=12 的配置完成了模型搭建，并检查了输入输出和反向传播。</w:t>
+        <w:t>按照 DenseNet-40、增长率 k=12 的配置完成了模型搭建</w:t>
       </w:r>
-    </w:p>
-    <w:p>
-      <w:pPr>
-        <w:spacing w:before="0" w:after="80" w:line="276" w:lineRule="auto"/>
-        <w:ind w:left="835" w:hanging="475"/>
-        <w:jc w:val="left"/>
-      </w:pPr>
       <w:r>
         <w:rPr>
-          <w:rFonts w:ascii="Times New Roman" w:hAnsi="Times New Roman" w:eastAsia="宋体" w:cs="Times New Roman"/>
+          <w:rFonts w:hint="eastAsia" w:cs="Times New Roman"/>
           <w:color w:val="000000"/>
           <w:sz w:val="22"/>
           <w:szCs w:val="22"/>
+          <w:lang w:eastAsia="zh-CN"/>
         </w:rPr>
-        <w:t>3.</w:t>
+        <w:t>，</w:t>
       </w:r>
       <w:r>
-        <w:tab/>
+        <w:rPr>
+          <w:rFonts w:hint="eastAsia" w:cs="Times New Roman"/>
+          <w:color w:val="000000"/>
+          <w:sz w:val="22"/>
+          <w:szCs w:val="22"/>
+          <w:lang w:val="en-US" w:eastAsia="zh-CN"/>
+        </w:rPr>
+        <w:t>在</w:t>
       </w:r>
       <w:r>
         <w:rPr>
@@ -123,7 +143,104 @@
           <w:sz w:val="22"/>
           <w:szCs w:val="22"/>
         </w:rPr>
-        <w:t>修改了 CIFAR-10 的训练和测试文件，加入随机裁剪、随机水平翻转和标准化，并将训练集划分为训练部分和验证部分，测试集单独进行评估。在 CIFAR-10 上完成了训练，最佳准确率为 94%。</w:t>
+        <w:t xml:space="preserve"> CIFAR-10 </w:t>
+      </w:r>
+      <w:r>
+        <w:rPr>
+          <w:rFonts w:hint="eastAsia" w:cs="Times New Roman"/>
+          <w:color w:val="000000"/>
+          <w:sz w:val="22"/>
+          <w:szCs w:val="22"/>
+          <w:lang w:val="en-US" w:eastAsia="zh-CN"/>
+        </w:rPr>
+        <w:t>数据集上进行模型训练</w:t>
+      </w:r>
+      <w:r>
+        <w:rPr>
+          <w:rFonts w:ascii="Times New Roman" w:hAnsi="Times New Roman" w:eastAsia="宋体" w:cs="Times New Roman"/>
+          <w:color w:val="000000"/>
+          <w:sz w:val="22"/>
+          <w:szCs w:val="22"/>
+        </w:rPr>
+        <w:t>，加入随机裁剪、随机水平翻转和标准化，并将训练集划分为训练部分和验证部分，测试集单独进行评估</w:t>
+      </w:r>
+      <w:r>
+        <w:rPr>
+          <w:rFonts w:hint="eastAsia" w:cs="Times New Roman"/>
+          <w:color w:val="000000"/>
+          <w:sz w:val="22"/>
+          <w:szCs w:val="22"/>
+          <w:lang w:eastAsia="zh-CN"/>
+        </w:rPr>
+        <w:t>，</w:t>
+      </w:r>
+      <w:r>
+        <w:rPr>
+          <w:rFonts w:ascii="Times New Roman" w:hAnsi="Times New Roman" w:eastAsia="宋体" w:cs="Times New Roman"/>
+          <w:color w:val="000000"/>
+          <w:sz w:val="22"/>
+          <w:szCs w:val="22"/>
+        </w:rPr>
+        <w:t xml:space="preserve">训练轮次为 </w:t>
+      </w:r>
+      <w:r>
+        <w:rPr>
+          <w:rFonts w:hint="eastAsia" w:cs="Times New Roman"/>
+          <w:color w:val="000000"/>
+          <w:sz w:val="22"/>
+          <w:szCs w:val="22"/>
+          <w:lang w:val="en-US" w:eastAsia="zh-CN"/>
+        </w:rPr>
+        <w:t xml:space="preserve">300 </w:t>
+      </w:r>
+      <w:r>
+        <w:rPr>
+          <w:rFonts w:ascii="Times New Roman" w:hAnsi="Times New Roman" w:eastAsia="宋体" w:cs="Times New Roman"/>
+          <w:color w:val="000000"/>
+          <w:sz w:val="22"/>
+          <w:szCs w:val="22"/>
+        </w:rPr>
+        <w:t>轮</w:t>
+      </w:r>
+      <w:r>
+        <w:rPr>
+          <w:rFonts w:hint="eastAsia" w:cs="Times New Roman"/>
+          <w:color w:val="000000"/>
+          <w:sz w:val="22"/>
+          <w:szCs w:val="22"/>
+          <w:lang w:eastAsia="zh-CN"/>
+        </w:rPr>
+        <w:t>，</w:t>
+      </w:r>
+      <w:bookmarkStart w:id="0" w:name="_GoBack"/>
+      <w:bookmarkEnd w:id="0"/>
+      <w:r>
+        <w:rPr>
+          <w:rFonts w:ascii="Times New Roman" w:hAnsi="Times New Roman" w:eastAsia="宋体" w:cs="Times New Roman"/>
+          <w:color w:val="000000"/>
+          <w:sz w:val="22"/>
+          <w:szCs w:val="22"/>
+        </w:rPr>
+        <w:t>最</w:t>
+      </w:r>
+      <w:r>
+        <w:rPr>
+          <w:rFonts w:hint="eastAsia" w:cs="Times New Roman"/>
+          <w:color w:val="000000"/>
+          <w:sz w:val="22"/>
+          <w:szCs w:val="22"/>
+          <w:lang w:val="en-US" w:eastAsia="zh-CN"/>
+        </w:rPr>
+        <w:t>终</w:t>
+      </w:r>
+      <w:r>
+        <w:rPr>
+          <w:rFonts w:ascii="Times New Roman" w:hAnsi="Times New Roman" w:eastAsia="宋体" w:cs="Times New Roman"/>
+          <w:color w:val="000000"/>
+          <w:sz w:val="22"/>
+          <w:szCs w:val="22"/>
+        </w:rPr>
+        <w:t>准确率为 94%。</w:t>
       </w:r>
     </w:p>
     <w:p>
@@ -141,7 +258,30 @@
           <w:sz w:val="22"/>
           <w:szCs w:val="26"/>
         </w:rPr>
-        <w:t>二. FCN 语义分割模型学习</w:t>
+        <w:t>二. 语义分割</w:t>
+      </w:r>
+      <w:r>
+        <w:rPr>
+          <w:rFonts w:hint="eastAsia" w:ascii="Times New Roman" w:hAnsi="Times New Roman" w:eastAsia="宋体" w:cs="Times New Roman"/>
+          <w:b/>
+          <w:bCs/>
+          <w:color w:val="000000"/>
+          <w:sz w:val="22"/>
+          <w:szCs w:val="26"/>
+          <w:lang w:val="en-US" w:eastAsia="zh-CN"/>
+        </w:rPr>
+        <w:t>基础知识</w:t>
+      </w:r>
+      <w:r>
+        <w:rPr>
+          <w:rFonts w:ascii="Times New Roman" w:hAnsi="Times New Roman" w:eastAsia="宋体" w:cs="Times New Roman"/>
+          <w:b/>
+          <w:bCs/>
+          <w:color w:val="000000"/>
+          <w:sz w:val="22"/>
+          <w:szCs w:val="26"/>
+        </w:rPr>
+        <w:t>学习</w:t>
       </w:r>
     </w:p>
     <w:p>
@@ -183,9 +323,10 @@
         <w:ind w:left="835" w:hanging="475"/>
         <w:jc w:val="left"/>
         <w:rPr>
-          <w:rFonts w:ascii="Times New Roman" w:hAnsi="Times New Roman" w:eastAsia="宋体"/>
-          <w:b w:val="0"/>
+          <w:rFonts w:ascii="Times New Roman" w:hAnsi="Times New Roman" w:eastAsia="宋体" w:cs="Times New Roman"/>
+          <w:color w:val="000000"/>
           <w:sz w:val="22"/>
+          <w:szCs w:val="22"/>
         </w:rPr>
       </w:pPr>
       <w:r>
@@ -207,7 +348,7 @@
           <w:sz w:val="22"/>
           <w:szCs w:val="22"/>
         </w:rPr>
-        <w:t>学习了 FCN 将分类网络末端的全连接层改为卷积层，并使用转置卷积进行上采样。输出结果可以恢复到与输入图像相同的大小；由于不再依赖固定长度的全连接层，输入图像大小可以是任意的。</w:t>
+        <w:t>学习了转置卷积进行上采样。输出结果可以恢复到与输入图像相同的大小；由于不再依赖固定长度的全连接层，输入图像大小可以是任意的。</w:t>
       </w:r>
     </w:p>
     <w:p>
@@ -216,11 +357,66 @@
         <w:ind w:left="835" w:hanging="475"/>
         <w:jc w:val="left"/>
         <w:rPr>
-          <w:rFonts w:ascii="Times New Roman" w:hAnsi="Times New Roman" w:eastAsia="宋体"/>
-          <w:b w:val="0"/>
+          <w:rFonts w:hint="default" w:ascii="Times New Roman" w:hAnsi="Times New Roman" w:eastAsia="宋体" w:cs="Times New Roman"/>
+          <w:color w:val="000000"/>
           <w:sz w:val="22"/>
+          <w:szCs w:val="22"/>
+          <w:lang w:val="en-US" w:eastAsia="zh-CN"/>
         </w:rPr>
       </w:pPr>
+      <w:r>
+        <w:rPr>
+          <w:rFonts w:hint="eastAsia" w:cs="Times New Roman"/>
+          <w:color w:val="000000"/>
+          <w:sz w:val="22"/>
+          <w:szCs w:val="22"/>
+          <w:lang w:val="en-US" w:eastAsia="zh-CN"/>
+        </w:rPr>
+        <w:t>3.</w:t>
+      </w:r>
+      <w:r>
+        <w:rPr>
+          <w:rFonts w:hint="eastAsia" w:cs="Times New Roman"/>
+          <w:color w:val="000000"/>
+          <w:sz w:val="22"/>
+          <w:szCs w:val="22"/>
+          <w:lang w:val="en-US" w:eastAsia="zh-CN"/>
+        </w:rPr>
+        <w:tab/>
+      </w:r>
+      <w:r>
+        <w:rPr>
+          <w:rFonts w:hint="eastAsia" w:cs="Times New Roman"/>
+          <w:color w:val="000000"/>
+          <w:sz w:val="22"/>
+          <w:szCs w:val="22"/>
+          <w:lang w:val="en-US" w:eastAsia="zh-CN"/>
+        </w:rPr>
+        <w:t>学习了双线性插值在语义分割中的上采样过程：将低分辨率特征图或 logits 放大时，新像素由周围四个像素按距离加权得到。理解了模型输出可先用双线性插值恢复尺寸再进行类别判断。</w:t>
+      </w:r>
+    </w:p>
+    <w:p>
+      <w:pPr>
+        <w:spacing w:before="0" w:after="80" w:line="276" w:lineRule="auto"/>
+        <w:ind w:left="835" w:hanging="475"/>
+        <w:jc w:val="left"/>
+        <w:rPr>
+          <w:rFonts w:ascii="Times New Roman" w:hAnsi="Times New Roman" w:eastAsia="宋体" w:cs="Times New Roman"/>
+          <w:color w:val="000000"/>
+          <w:sz w:val="22"/>
+          <w:szCs w:val="22"/>
+        </w:rPr>
+      </w:pPr>
+      <w:r>
+        <w:rPr>
+          <w:rFonts w:hint="eastAsia" w:cs="Times New Roman"/>
+          <w:color w:val="000000"/>
+          <w:sz w:val="22"/>
+          <w:szCs w:val="22"/>
+          <w:lang w:val="en-US" w:eastAsia="zh-CN"/>
+        </w:rPr>
+        <w:t>4</w:t>
+      </w:r>
       <w:r>
         <w:rPr>
           <w:rFonts w:ascii="Times New Roman" w:hAnsi="Times New Roman" w:eastAsia="宋体" w:cs="Times New Roman"/>
@@ -228,7 +424,7 @@
           <w:sz w:val="22"/>
           <w:szCs w:val="22"/>
         </w:rPr>
-        <w:t>3.</w:t>
+        <w:t>.</w:t>
       </w:r>
       <w:r>
         <w:tab/>
@@ -285,8 +481,6 @@
         </w:rPr>
         <w:t>、</w:t>
       </w:r>
-      <w:bookmarkStart w:id="0" w:name="_GoBack"/>
-      <w:bookmarkEnd w:id="0"/>
       <w:r>
         <w:rPr>
           <w:rFonts w:ascii="Consolas" w:cs="Consolas"/>
@@ -303,6 +497,39 @@
           <w:szCs w:val="22"/>
         </w:rPr>
         <w:t>等，用于从不同角度评估模型的分割效果。</w:t>
+      </w:r>
+    </w:p>
+    <w:p>
+      <w:pPr>
+        <w:spacing w:before="0" w:after="80" w:line="276" w:lineRule="auto"/>
+        <w:ind w:left="835" w:hanging="475"/>
+        <w:jc w:val="left"/>
+        <w:rPr>
+          <w:rFonts w:hint="default" w:ascii="Times New Roman" w:hAnsi="Times New Roman" w:eastAsia="宋体" w:cs="Times New Roman"/>
+          <w:color w:val="000000"/>
+          <w:sz w:val="22"/>
+          <w:szCs w:val="22"/>
+          <w:lang w:val="en-US" w:eastAsia="zh-CN"/>
+        </w:rPr>
+      </w:pPr>
+      <w:r>
+        <w:t>5.</w:t>
+      </w:r>
+      <w:r>
+        <w:tab/>
+      </w:r>
+      <w:r>
+        <w:t>学习了 FCN 网络的原始结构。原始 FCN 以 VGG16 为骨干网络，将分类网络末尾的全连接层替换为卷积层，生成低分辨率的</w:t>
+      </w:r>
+      <w:r>
+        <w:rPr>
+          <w:rFonts w:hint="eastAsia"/>
+          <w:lang w:val="en-US" w:eastAsia="zh-CN"/>
+        </w:rPr>
+        <w:t>特征</w:t>
+      </w:r>
+      <w:r>
+        <w:t>图，再用转置卷积将上采样回输入图像大小。</w:t>
       </w:r>
     </w:p>
     <w:p>

--- a/study/研究生周报/陈浩升周报.docx
+++ b/study/研究生周报/陈浩升周报.docx
@@ -2,6 +2,253 @@
 <file path=word/document.xml><?xml version="1.0" encoding="utf-8"?>
 <w:document xmlns:wpc="http://schemas.microsoft.com/office/word/2010/wordprocessingCanvas" xmlns:mc="http://schemas.openxmlformats.org/markup-compatibility/2006" xmlns:o="urn:schemas-microsoft-com:office:office" xmlns:r="http://schemas.openxmlformats.org/officeDocument/2006/relationships" xmlns:m="http://schemas.openxmlformats.org/officeDocument/2006/math" xmlns:v="urn:schemas-microsoft-com:vml" xmlns:wp14="http://schemas.microsoft.com/office/word/2010/wordprocessingDrawing" xmlns:wp="http://schemas.openxmlformats.org/drawingml/2006/wordprocessingDrawing" xmlns:w="http://schemas.openxmlformats.org/wordprocessingml/2006/main" xmlns:w14="http://schemas.microsoft.com/office/word/2010/wordml" xmlns:w10="urn:schemas-microsoft-com:office:word" xmlns:w15="http://schemas.microsoft.com/office/word/2012/wordml" xmlns:wpg="http://schemas.microsoft.com/office/word/2010/wordprocessingGroup" xmlns:wpi="http://schemas.microsoft.com/office/word/2010/wordprocessingInk" xmlns:wne="http://schemas.microsoft.com/office/word/2006/wordml" xmlns:wps="http://schemas.microsoft.com/office/word/2010/wordprocessingShape" xmlns:wpsCustomData="http://www.wps.cn/officeDocument/2013/wpsCustomData" mc:Ignorable="w14 w15 wp14">
   <w:body>
+    <w:p>
+      <w:pPr>
+        <w:spacing w:before="0" w:after="160" w:line="276" w:lineRule="auto"/>
+        <w:jc w:val="both"/>
+      </w:pPr>
+      <w:r>
+        <w:rPr>
+          <w:rFonts w:ascii="Times New Roman" w:hAnsi="Times New Roman" w:eastAsia="宋体" w:cs="Times New Roman"/>
+          <w:b/>
+          <w:bCs/>
+          <w:color w:val="000000"/>
+          <w:sz w:val="30"/>
+          <w:szCs w:val="22"/>
+        </w:rPr>
+        <w:t>本周学习进展（2026.7.13-2026.7.19）</w:t>
+      </w:r>
+    </w:p>
+    <w:p>
+      <w:pPr>
+        <w:pStyle w:val="4"/>
+        <w:spacing w:before="0" w:after="60" w:line="276" w:lineRule="auto"/>
+        <w:jc w:val="left"/>
+      </w:pPr>
+      <w:r>
+        <w:rPr>
+          <w:rFonts w:ascii="Times New Roman" w:hAnsi="Times New Roman" w:eastAsia="宋体" w:cs="Times New Roman"/>
+          <w:b/>
+          <w:bCs/>
+          <w:color w:val="000000"/>
+          <w:sz w:val="22"/>
+          <w:szCs w:val="26"/>
+        </w:rPr>
+        <w:t>一. U-Net 原论文结构精读</w:t>
+      </w:r>
+    </w:p>
+    <w:p>
+      <w:pPr>
+        <w:spacing w:before="0" w:after="80" w:line="276" w:lineRule="auto"/>
+        <w:ind w:left="835" w:hanging="475"/>
+        <w:jc w:val="left"/>
+        <w:rPr>
+          <w:rFonts w:ascii="Times New Roman" w:hAnsi="Times New Roman" w:eastAsia="宋体"/>
+          <w:b w:val="0"/>
+          <w:sz w:val="22"/>
+        </w:rPr>
+      </w:pPr>
+      <w:r>
+        <w:rPr>
+          <w:rFonts w:ascii="Times New Roman" w:hAnsi="Times New Roman" w:eastAsia="宋体" w:cs="Times New Roman"/>
+          <w:color w:val="000000"/>
+          <w:sz w:val="22"/>
+          <w:szCs w:val="22"/>
+        </w:rPr>
+        <w:t>1.</w:t>
+        <w:tab/>
+        <w:t>从滑窗分割的重复计算和上采样难以恢复细节入手，理解了 U-Net 通过收缩路径提取上下文、扩张路径恢复定位，并用跳跃连接融合高分辨率特征和深层语义信息。</w:t>
+      </w:r>
+    </w:p>
+    <w:p>
+      <w:pPr>
+        <w:spacing w:before="0" w:after="80" w:line="276" w:lineRule="auto"/>
+        <w:ind w:left="835" w:hanging="475"/>
+        <w:jc w:val="left"/>
+        <w:rPr>
+          <w:rFonts w:ascii="Times New Roman" w:hAnsi="Times New Roman" w:eastAsia="宋体"/>
+          <w:b w:val="0"/>
+          <w:sz w:val="22"/>
+        </w:rPr>
+      </w:pPr>
+      <w:r>
+        <w:rPr>
+          <w:rFonts w:ascii="Times New Roman" w:hAnsi="Times New Roman" w:eastAsia="宋体" w:cs="Times New Roman"/>
+          <w:color w:val="000000"/>
+          <w:sz w:val="22"/>
+          <w:szCs w:val="22"/>
+        </w:rPr>
+        <w:t>2.</w:t>
+        <w:tab/>
+        <w:t>按照原论文图 1 追踪了网络的尺寸和通道变化，掌握了 valid 3×3 卷积使尺寸减少 2、2×2 最大池化使尺寸减半的计算方法，并整理了 572×572×1 输入、28×28×1024 瓶颈、388×388×64 解码特征和 388×388×2 输出等关键尺寸。</w:t>
+      </w:r>
+    </w:p>
+    <w:p>
+      <w:pPr>
+        <w:spacing w:before="0" w:after="80" w:line="276" w:lineRule="auto"/>
+        <w:ind w:left="835" w:hanging="475"/>
+        <w:jc w:val="left"/>
+        <w:rPr>
+          <w:rFonts w:ascii="Times New Roman" w:hAnsi="Times New Roman" w:eastAsia="宋体"/>
+          <w:b w:val="0"/>
+          <w:sz w:val="22"/>
+        </w:rPr>
+      </w:pPr>
+      <w:r>
+        <w:rPr>
+          <w:rFonts w:ascii="Times New Roman" w:hAnsi="Times New Roman" w:eastAsia="宋体" w:cs="Times New Roman"/>
+          <w:color w:val="000000"/>
+          <w:sz w:val="22"/>
+          <w:szCs w:val="22"/>
+        </w:rPr>
+        <w:t>3.</w:t>
+        <w:tab/>
+        <w:t>学习了原论文中的数据增强思路，理解了少量标注数据下需要通过形变等方式缓解过拟合，同时图像和分割标注必须进行同步变换，避免监督标签错位。</w:t>
+      </w:r>
+    </w:p>
+    <w:p>
+      <w:pPr>
+        <w:pStyle w:val="4"/>
+        <w:spacing w:before="0" w:after="60" w:line="276" w:lineRule="auto"/>
+        <w:jc w:val="left"/>
+      </w:pPr>
+      <w:r>
+        <w:rPr>
+          <w:rFonts w:ascii="Times New Roman" w:hAnsi="Times New Roman" w:eastAsia="宋体" w:cs="Times New Roman"/>
+          <w:b/>
+          <w:bCs/>
+          <w:color w:val="000000"/>
+          <w:sz w:val="22"/>
+          <w:szCs w:val="26"/>
+        </w:rPr>
+        <w:t>二. U-Net 代码阅读与实现对应</w:t>
+      </w:r>
+    </w:p>
+    <w:p>
+      <w:pPr>
+        <w:spacing w:before="0" w:after="80" w:line="276" w:lineRule="auto"/>
+        <w:ind w:left="835" w:hanging="475"/>
+        <w:jc w:val="left"/>
+        <w:rPr>
+          <w:rFonts w:ascii="Times New Roman" w:hAnsi="Times New Roman" w:eastAsia="宋体"/>
+          <w:b w:val="0"/>
+          <w:sz w:val="22"/>
+        </w:rPr>
+      </w:pPr>
+      <w:r>
+        <w:rPr>
+          <w:rFonts w:ascii="Times New Roman" w:hAnsi="Times New Roman" w:eastAsia="宋体" w:cs="Times New Roman"/>
+          <w:color w:val="000000"/>
+          <w:sz w:val="22"/>
+          <w:szCs w:val="22"/>
+        </w:rPr>
+        <w:t>1.</w:t>
+        <w:tab/>
+        <w:t>阅读了 PyTorch U-Net 实现中的 DoubleConv、Down、Up 和 OutConv 模块，对照论文梳理了卷积、下采样、上采样、特征拼接和 1×1 输出卷积之间的对应关系，也理解了双线性插值与转置卷积两种上采样方式。</w:t>
+      </w:r>
+    </w:p>
+    <w:p>
+      <w:pPr>
+        <w:spacing w:before="0" w:after="80" w:line="276" w:lineRule="auto"/>
+        <w:ind w:left="835" w:hanging="475"/>
+        <w:jc w:val="left"/>
+        <w:rPr>
+          <w:rFonts w:ascii="Times New Roman" w:hAnsi="Times New Roman" w:eastAsia="宋体"/>
+          <w:b w:val="0"/>
+          <w:sz w:val="22"/>
+        </w:rPr>
+      </w:pPr>
+      <w:r>
+        <w:rPr>
+          <w:rFonts w:ascii="Times New Roman" w:hAnsi="Times New Roman" w:eastAsia="宋体" w:cs="Times New Roman"/>
+          <w:color w:val="000000"/>
+          <w:sz w:val="22"/>
+          <w:szCs w:val="22"/>
+        </w:rPr>
+        <w:t>2.</w:t>
+        <w:tab/>
+        <w:t>查看了训练、验证和预测流程，了解了数据预处理、交叉熵与 Dice 损失、Dice 指标验证，以及多分类使用 argmax、二分类使用 sigmoid 和阈值判断的区别。</w:t>
+      </w:r>
+    </w:p>
+    <w:p>
+      <w:pPr>
+        <w:pStyle w:val="4"/>
+        <w:spacing w:before="0" w:after="60" w:line="276" w:lineRule="auto"/>
+        <w:jc w:val="left"/>
+      </w:pPr>
+      <w:r>
+        <w:rPr>
+          <w:rFonts w:ascii="Times New Roman" w:hAnsi="Times New Roman" w:eastAsia="宋体" w:cs="Times New Roman"/>
+          <w:b/>
+          <w:bCs/>
+          <w:color w:val="000000"/>
+          <w:sz w:val="22"/>
+          <w:szCs w:val="26"/>
+        </w:rPr>
+        <w:t>三. 分割训练实践</w:t>
+      </w:r>
+    </w:p>
+    <w:p>
+      <w:pPr>
+        <w:spacing w:before="0" w:after="80" w:line="276" w:lineRule="auto"/>
+        <w:ind w:left="835" w:hanging="475"/>
+        <w:jc w:val="left"/>
+        <w:rPr>
+          <w:rFonts w:ascii="Times New Roman" w:hAnsi="Times New Roman" w:eastAsia="宋体"/>
+          <w:b w:val="0"/>
+          <w:sz w:val="22"/>
+        </w:rPr>
+      </w:pPr>
+      <w:r>
+        <w:rPr>
+          <w:rFonts w:ascii="Times New Roman" w:hAnsi="Times New Roman" w:eastAsia="宋体" w:cs="Times New Roman"/>
+          <w:color w:val="000000"/>
+          <w:sz w:val="22"/>
+          <w:szCs w:val="22"/>
+        </w:rPr>
+        <w:t>1.</w:t>
+        <w:tab/>
+        <w:t>在现有 U-Net 分割工程中运行了基于 ResNet 骨干的训练流程，使用 512×512 输入、数据增强、Adam 优化器和余弦学习率调整，完成了 100 轮训练并保存了最佳权重、最后一轮权重和训练曲线。</w:t>
+      </w:r>
+    </w:p>
+    <w:p>
+      <w:pPr>
+        <w:spacing w:before="0" w:after="80" w:line="276" w:lineRule="auto"/>
+        <w:ind w:left="835" w:hanging="475"/>
+        <w:jc w:val="left"/>
+        <w:rPr>
+          <w:rFonts w:ascii="Times New Roman" w:hAnsi="Times New Roman" w:eastAsia="宋体"/>
+          <w:b w:val="0"/>
+          <w:sz w:val="22"/>
+        </w:rPr>
+      </w:pPr>
+      <w:r>
+        <w:rPr>
+          <w:rFonts w:ascii="Times New Roman" w:hAnsi="Times New Roman" w:eastAsia="宋体" w:cs="Times New Roman"/>
+          <w:color w:val="000000"/>
+          <w:sz w:val="22"/>
+          <w:szCs w:val="22"/>
+        </w:rPr>
+        <w:t>2.</w:t>
+        <w:tab/>
+        <w:t>从训练曲线观察到，训练集和验证集 loss 均由约 1.5 降到 0.2 以下并在后期趋于稳定，Pixel Accuracy 和 Mean Accuracy 稳定在 0.9 以上，Mean IoU 约为 0.85，说明当前流程已经能够完成基本的像素级分割训练和指标评估。</w:t>
+      </w:r>
+    </w:p>
+    <w:p>
+      <w:pPr>
+        <w:spacing w:before="0" w:after="80" w:line="276" w:lineRule="auto"/>
+        <w:jc w:val="left"/>
+      </w:pPr>
+      <w:r>
+        <w:rPr>
+          <w:rFonts w:ascii="Times New Roman" w:hAnsi="Times New Roman" w:eastAsia="宋体" w:cs="Times New Roman"/>
+          <w:color w:val="000000"/>
+          <w:sz w:val="22"/>
+          <w:szCs w:val="22"/>
+        </w:rPr>
+        <w:t>---------------------------------------------------------------------------------------------------------------------------</w:t>
+      </w:r>
+    </w:p>
     <w:p>
       <w:pPr>
         <w:spacing w:before="0" w:after="160" w:line="276" w:lineRule="auto"/>
